--- a/src/api/v1/templates/Carta_UniPutumayo.docx
+++ b/src/api/v1/templates/Carta_UniPutumayo.docx
@@ -85,283 +85,26 @@
           <w:bCs/>
           <w:lang w:val="es-ES"/>
         </w:rPr>
-        <w:t xml:space="preserve">Docente: [[docente_nombre]]  </w:t>
-      </w:r>
-    </w:p>
-    <w:p>
-      <w:pPr>
-        <w:rPr>
-          <w:rFonts w:ascii="Arial" w:hAnsi="Arial" w:cs="Arial"/>
-          <w:b/>
-          <w:bCs/>
-          <w:lang w:val="es-ES"/>
-        </w:rPr>
-      </w:pPr>
-      <w:r>
-        <w:rPr>
-          <w:rFonts w:ascii="Arial" w:hAnsi="Arial" w:cs="Arial"/>
-          <w:b/>
-          <w:bCs/>
-          <w:lang w:val="es-ES"/>
-        </w:rPr>
-        <w:t>Documento: [[</w:t>
-      </w:r>
-      <w:r>
-        <w:rPr>
-          <w:rFonts w:ascii="Arial" w:hAnsi="Arial" w:cs="Arial"/>
-          <w:b/>
-          <w:bCs/>
-          <w:lang w:val="es-ES"/>
-        </w:rPr>
-        <w:t>docente_documento</w:t>
-      </w:r>
-      <w:r>
-        <w:rPr>
-          <w:rFonts w:ascii="Arial" w:hAnsi="Arial" w:cs="Arial"/>
-          <w:b/>
-          <w:bCs/>
-          <w:lang w:val="es-ES"/>
-        </w:rPr>
-        <w:t xml:space="preserve">]]  </w:t>
-      </w:r>
-    </w:p>
-    <w:p>
-      <w:pPr>
-        <w:rPr>
-          <w:rFonts w:ascii="Arial" w:hAnsi="Arial" w:cs="Arial"/>
-          <w:b/>
-          <w:bCs/>
-          <w:lang w:val="es-ES"/>
-        </w:rPr>
-      </w:pPr>
-    </w:p>
-    <w:p>
-      <w:pPr>
-        <w:rPr>
-          <w:rFonts w:ascii="Arial" w:hAnsi="Arial" w:cs="Arial"/>
-          <w:b/>
-          <w:bCs/>
-          <w:lang w:val="es-ES"/>
-        </w:rPr>
-      </w:pPr>
-      <w:r>
-        <w:rPr>
-          <w:rFonts w:ascii="Arial" w:hAnsi="Arial" w:cs="Arial"/>
-          <w:b/>
-          <w:bCs/>
-          <w:lang w:val="es-ES"/>
-        </w:rPr>
-        <w:t>[[#materias]]</w:t>
-      </w:r>
-    </w:p>
-    <w:p>
-      <w:pPr>
-        <w:rPr>
-          <w:rFonts w:ascii="Arial" w:hAnsi="Arial" w:cs="Arial"/>
-          <w:b/>
-          <w:bCs/>
-          <w:lang w:val="es-ES"/>
-        </w:rPr>
-      </w:pPr>
-      <w:r>
-        <w:rPr>
-          <w:rFonts w:ascii="Arial" w:hAnsi="Arial" w:cs="Arial"/>
-          <w:b/>
-          <w:bCs/>
-          <w:lang w:val="es-ES"/>
-        </w:rPr>
-        <w:t>Asignatura: [[nombre_materia]] ([[codigo_materia]]) — Promedio: [[promedio_general]] ( [[formula_nota_final]] )</w:t>
-      </w:r>
-    </w:p>
-    <w:p>
-      <w:pPr>
-        <w:rPr>
-          <w:rFonts w:ascii="Arial" w:hAnsi="Arial" w:cs="Arial"/>
-          <w:b/>
-          <w:bCs/>
-          <w:lang w:val="es-ES"/>
-        </w:rPr>
-      </w:pPr>
-      <w:r>
-        <w:rPr>
-          <w:rFonts w:ascii="Arial" w:hAnsi="Arial" w:cs="Arial"/>
-          <w:b/>
-          <w:bCs/>
-          <w:lang w:val="es-ES"/>
-        </w:rPr>
-        <w:t>[[/materias]]</w:t>
-      </w:r>
-    </w:p>
-    <w:p>
-      <w:pPr>
-        <w:rPr>
-          <w:rFonts w:ascii="Arial" w:hAnsi="Arial" w:cs="Arial"/>
-          <w:b/>
-          <w:bCs/>
-          <w:lang w:val="es-ES"/>
-        </w:rPr>
-      </w:pPr>
-    </w:p>
-    <w:p>
-      <w:pPr>
-        <w:rPr>
-          <w:rFonts w:ascii="Arial" w:hAnsi="Arial" w:cs="Arial"/>
-          <w:b/>
-          <w:bCs/>
-          <w:lang w:val="es-ES"/>
-        </w:rPr>
-      </w:pPr>
-      <w:r>
-        <w:rPr>
-          <w:rFonts w:ascii="Arial" w:hAnsi="Arial" w:cs="Arial"/>
-          <w:b/>
-          <w:bCs/>
-          <w:lang w:val="es-ES"/>
-        </w:rPr>
-        <w:t>[[#contexto_list]]</w:t>
-      </w:r>
-    </w:p>
-    <w:p>
-      <w:pPr>
-        <w:rPr>
-          <w:rFonts w:ascii="Arial" w:hAnsi="Arial" w:cs="Arial"/>
-          <w:b/>
-          <w:bCs/>
-          <w:lang w:val="es-ES"/>
-        </w:rPr>
-      </w:pPr>
-      <w:r>
-        <w:rPr>
-          <w:rFonts w:ascii="Arial" w:hAnsi="Arial" w:cs="Arial"/>
-          <w:b/>
-          <w:bCs/>
-          <w:lang w:val="es-ES"/>
-        </w:rPr>
-        <w:t xml:space="preserve">[[label]]: [[value]]  </w:t>
-      </w:r>
-    </w:p>
-    <w:p>
-      <w:pPr>
-        <w:rPr>
-          <w:rFonts w:ascii="Arial" w:hAnsi="Arial" w:cs="Arial"/>
-          <w:b/>
-          <w:bCs/>
-          <w:lang w:val="es-ES"/>
-        </w:rPr>
-      </w:pPr>
-      <w:r>
-        <w:rPr>
-          <w:rFonts w:ascii="Arial" w:hAnsi="Arial" w:cs="Arial"/>
-          <w:b/>
-          <w:bCs/>
-          <w:lang w:val="es-ES"/>
-        </w:rPr>
-        <w:t>[[/contexto_list]]</w:t>
-      </w:r>
-    </w:p>
-    <w:p>
-      <w:pPr>
-        <w:rPr>
-          <w:rFonts w:ascii="Arial" w:hAnsi="Arial" w:cs="Arial"/>
-          <w:b/>
-          <w:bCs/>
-          <w:lang w:val="es-ES"/>
-        </w:rPr>
-      </w:pPr>
-    </w:p>
-    <w:p>
-      <w:pPr>
-        <w:rPr>
-          <w:rFonts w:ascii="Arial" w:hAnsi="Arial" w:cs="Arial"/>
-          <w:b/>
-          <w:bCs/>
-          <w:lang w:val="es-ES"/>
-        </w:rPr>
-      </w:pPr>
-      <w:r>
-        <w:rPr>
-          <w:rFonts w:ascii="Arial" w:hAnsi="Arial" w:cs="Arial"/>
-          <w:b/>
-          <w:bCs/>
-          <w:lang w:val="es-ES"/>
-        </w:rPr>
-        <w:t xml:space="preserve">Promedio General: [[promedio_general]] ( [[formula_nota_final]] )  </w:t>
-      </w:r>
-    </w:p>
-    <w:p>
-      <w:pPr>
-        <w:rPr>
-          <w:rFonts w:ascii="Arial" w:hAnsi="Arial" w:cs="Arial"/>
-          <w:b/>
-          <w:bCs/>
-          <w:lang w:val="es-ES"/>
-        </w:rPr>
-      </w:pPr>
-      <w:r>
-        <w:rPr>
-          <w:rFonts w:ascii="Arial" w:hAnsi="Arial" w:cs="Arial"/>
-          <w:b/>
-          <w:bCs/>
-          <w:lang w:val="es-ES"/>
-        </w:rPr>
-        <w:t xml:space="preserve">Desviación General: [[desviacion_general]]  </w:t>
-      </w:r>
-    </w:p>
-    <w:p>
-      <w:pPr>
-        <w:rPr>
-          <w:rFonts w:ascii="Arial" w:hAnsi="Arial" w:cs="Arial"/>
-          <w:b/>
-          <w:bCs/>
-          <w:lang w:val="es-ES"/>
-        </w:rPr>
-      </w:pPr>
-      <w:r>
-        <w:rPr>
-          <w:rFonts w:ascii="Arial" w:hAnsi="Arial" w:cs="Arial"/>
-          <w:b/>
-          <w:bCs/>
-          <w:lang w:val="es-ES"/>
-        </w:rPr>
-        <w:t xml:space="preserve">Evaluaciones realizadas: [[total_realizadas]] de [[total_evaluaciones]]  </w:t>
-      </w:r>
-    </w:p>
-    <w:p>
-      <w:pPr>
-        <w:rPr>
-          <w:rFonts w:ascii="Arial" w:hAnsi="Arial" w:cs="Arial"/>
-          <w:b/>
-          <w:bCs/>
-          <w:lang w:val="es-ES"/>
-        </w:rPr>
-      </w:pPr>
-      <w:r>
-        <w:rPr>
-          <w:rFonts w:ascii="Arial" w:hAnsi="Arial" w:cs="Arial"/>
-          <w:b/>
-          <w:bCs/>
-          <w:lang w:val="es-ES"/>
-        </w:rPr>
-        <w:t xml:space="preserve">Pendientes: [[total_pendientes]]  </w:t>
-      </w:r>
-    </w:p>
-    <w:p>
-      <w:pPr>
-        <w:rPr>
-          <w:rFonts w:ascii="Arial" w:hAnsi="Arial" w:cs="Arial"/>
-          <w:b/>
-          <w:bCs/>
-          <w:lang w:val="es-ES"/>
-        </w:rPr>
-      </w:pPr>
-      <w:r>
-        <w:rPr>
-          <w:rFonts w:ascii="Arial" w:hAnsi="Arial" w:cs="Arial"/>
-          <w:b/>
-          <w:bCs/>
-          <w:lang w:val="es-ES"/>
-        </w:rPr>
-        <w:t>Porcentaje de cumplimiento: [[porcentaje_cumplimiento]]%</w:t>
+        <w:t xml:space="preserve">Docente: [[materias_nombre_docente]]  </w:t>
+      </w:r>
+    </w:p>
+    <w:p>
+      <w:pPr>
+        <w:rPr>
+          <w:rFonts w:ascii="Arial" w:hAnsi="Arial" w:cs="Arial"/>
+          <w:b/>
+          <w:bCs/>
+          <w:lang w:val="es-ES"/>
+        </w:rPr>
+      </w:pPr>
+      <w:r>
+        <w:rPr>
+          <w:rFonts w:ascii="Arial" w:hAnsi="Arial" w:cs="Arial"/>
+          <w:b/>
+          <w:bCs/>
+          <w:lang w:val="es-ES"/>
+        </w:rPr>
+        <w:t xml:space="preserve">Documento: [[materias_docente]]  </w:t>
       </w:r>
     </w:p>
     <w:p>
@@ -409,6 +152,761 @@
           <w:bCs/>
           <w:lang w:val="es-ES"/>
         </w:rPr>
+        <w:t xml:space="preserve">ASIGNATURAS  </w:t>
+      </w:r>
+    </w:p>
+    <w:p>
+      <w:pPr>
+        <w:rPr>
+          <w:rFonts w:ascii="Arial" w:hAnsi="Arial" w:cs="Arial"/>
+          <w:b/>
+          <w:bCs/>
+          <w:lang w:val="es-ES"/>
+        </w:rPr>
+      </w:pPr>
+      <w:r>
+        <w:rPr>
+          <w:rFonts w:ascii="Arial" w:hAnsi="Arial" w:cs="Arial"/>
+          <w:b/>
+          <w:bCs/>
+          <w:lang w:val="es-ES"/>
+        </w:rPr>
+        <w:t xml:space="preserve">------------------------------------------------------------  </w:t>
+      </w:r>
+    </w:p>
+    <w:p>
+      <w:pPr>
+        <w:rPr>
+          <w:rFonts w:ascii="Arial" w:hAnsi="Arial" w:cs="Arial"/>
+          <w:b/>
+          <w:bCs/>
+          <w:lang w:val="es-ES"/>
+        </w:rPr>
+      </w:pPr>
+    </w:p>
+    <w:p>
+      <w:pPr>
+        <w:rPr>
+          <w:rFonts w:ascii="Arial" w:hAnsi="Arial" w:cs="Arial"/>
+          <w:b/>
+          <w:bCs/>
+          <w:lang w:val="es-ES"/>
+        </w:rPr>
+      </w:pPr>
+      <w:r>
+        <w:rPr>
+          <w:rFonts w:ascii="Arial" w:hAnsi="Arial" w:cs="Arial"/>
+          <w:b/>
+          <w:bCs/>
+          <w:lang w:val="es-ES"/>
+        </w:rPr>
+        <w:t>[[#materias_list]]</w:t>
+      </w:r>
+    </w:p>
+    <w:p>
+      <w:pPr>
+        <w:rPr>
+          <w:rFonts w:ascii="Arial" w:hAnsi="Arial" w:cs="Arial"/>
+          <w:b/>
+          <w:bCs/>
+          <w:lang w:val="es-ES"/>
+        </w:rPr>
+      </w:pPr>
+      <w:r>
+        <w:rPr>
+          <w:rFonts w:ascii="Arial" w:hAnsi="Arial" w:cs="Arial"/>
+          <w:b/>
+          <w:bCs/>
+          <w:lang w:val="es-ES"/>
+        </w:rPr>
+        <w:t>Asignatura: [[nombre_materia]]</w:t>
+      </w:r>
+      <w:r>
+        <w:rPr>
+          <w:rFonts w:ascii="Arial" w:hAnsi="Arial" w:cs="Arial"/>
+          <w:b/>
+          <w:bCs/>
+          <w:lang w:val="es-ES"/>
+        </w:rPr>
+        <w:t xml:space="preserve"> -</w:t>
+      </w:r>
+      <w:r>
+        <w:rPr>
+          <w:rFonts w:ascii="Arial" w:hAnsi="Arial" w:cs="Arial"/>
+          <w:b/>
+          <w:bCs/>
+          <w:lang w:val="es-ES"/>
+        </w:rPr>
+        <w:t xml:space="preserve"> ([[codigo_materia]])  </w:t>
+      </w:r>
+    </w:p>
+    <w:p>
+      <w:pPr>
+        <w:rPr>
+          <w:rFonts w:ascii="Arial" w:hAnsi="Arial" w:cs="Arial"/>
+          <w:b/>
+          <w:bCs/>
+          <w:lang w:val="es-ES"/>
+        </w:rPr>
+      </w:pPr>
+      <w:r>
+        <w:rPr>
+          <w:rFonts w:ascii="Arial" w:hAnsi="Arial" w:cs="Arial"/>
+          <w:b/>
+          <w:bCs/>
+          <w:lang w:val="es-ES"/>
+        </w:rPr>
+        <w:t xml:space="preserve">Programa: [[nom_programa]] </w:t>
+      </w:r>
+      <w:r>
+        <w:rPr>
+          <w:rFonts w:ascii="Arial" w:hAnsi="Arial" w:cs="Arial"/>
+          <w:b/>
+          <w:bCs/>
+          <w:lang w:val="es-ES"/>
+        </w:rPr>
+        <w:t>-</w:t>
+      </w:r>
+      <w:r>
+        <w:rPr>
+          <w:rFonts w:ascii="Arial" w:hAnsi="Arial" w:cs="Arial"/>
+          <w:b/>
+          <w:bCs/>
+          <w:lang w:val="es-ES"/>
+        </w:rPr>
+        <w:t xml:space="preserve"> [[semestre]]  </w:t>
+      </w:r>
+    </w:p>
+    <w:p>
+      <w:pPr>
+        <w:rPr>
+          <w:rFonts w:ascii="Arial" w:hAnsi="Arial" w:cs="Arial"/>
+          <w:b/>
+          <w:bCs/>
+          <w:lang w:val="es-ES"/>
+        </w:rPr>
+      </w:pPr>
+      <w:r>
+        <w:rPr>
+          <w:rFonts w:ascii="Arial" w:hAnsi="Arial" w:cs="Arial"/>
+          <w:b/>
+          <w:bCs/>
+          <w:lang w:val="es-ES"/>
+        </w:rPr>
+        <w:t xml:space="preserve">Promedio: </w:t>
+      </w:r>
+      <w:r>
+        <w:rPr>
+          <w:rFonts w:ascii="Arial" w:hAnsi="Arial" w:cs="Arial"/>
+          <w:b/>
+          <w:bCs/>
+          <w:lang w:val="es-ES"/>
+        </w:rPr>
+        <w:t>[[</w:t>
+      </w:r>
+      <w:r>
+        <w:rPr>
+          <w:rFonts w:ascii="Arial" w:hAnsi="Arial" w:cs="Arial"/>
+          <w:b/>
+          <w:bCs/>
+        </w:rPr>
+        <w:t>promedio</w:t>
+      </w:r>
+      <w:r>
+        <w:rPr>
+          <w:rFonts w:ascii="Arial" w:hAnsi="Arial" w:cs="Arial"/>
+          <w:b/>
+          <w:bCs/>
+          <w:lang w:val="es-ES"/>
+        </w:rPr>
+        <w:t>]]</w:t>
+      </w:r>
+      <w:r>
+        <w:rPr>
+          <w:rFonts w:ascii="Arial" w:hAnsi="Arial" w:cs="Arial"/>
+          <w:b/>
+          <w:bCs/>
+          <w:lang w:val="es-ES"/>
+        </w:rPr>
+        <w:t xml:space="preserve">  </w:t>
+      </w:r>
+    </w:p>
+    <w:p>
+      <w:pPr>
+        <w:rPr>
+          <w:rFonts w:ascii="Arial" w:hAnsi="Arial" w:cs="Arial"/>
+          <w:b/>
+          <w:bCs/>
+          <w:lang w:val="es-ES"/>
+        </w:rPr>
+      </w:pPr>
+      <w:r>
+        <w:rPr>
+          <w:rFonts w:ascii="Arial" w:hAnsi="Arial" w:cs="Arial"/>
+          <w:b/>
+          <w:bCs/>
+          <w:lang w:val="es-ES"/>
+        </w:rPr>
+        <w:t xml:space="preserve">Evaluaciones: [[total_realizadas]] / [[total_evaluaciones]]  </w:t>
+      </w:r>
+    </w:p>
+    <w:p>
+      <w:pPr>
+        <w:rPr>
+          <w:rFonts w:ascii="Arial" w:hAnsi="Arial" w:cs="Arial"/>
+          <w:b/>
+          <w:bCs/>
+          <w:lang w:val="es-ES"/>
+        </w:rPr>
+      </w:pPr>
+    </w:p>
+    <w:p>
+      <w:pPr>
+        <w:rPr>
+          <w:rFonts w:ascii="Arial" w:hAnsi="Arial" w:cs="Arial"/>
+          <w:b/>
+          <w:bCs/>
+          <w:lang w:val="es-ES"/>
+        </w:rPr>
+      </w:pPr>
+      <w:r>
+        <w:rPr>
+          <w:rFonts w:ascii="Arial" w:hAnsi="Arial" w:cs="Arial"/>
+          <w:b/>
+          <w:bCs/>
+          <w:lang w:val="es-ES"/>
+        </w:rPr>
+        <w:t>[[#grupos]]</w:t>
+      </w:r>
+    </w:p>
+    <w:p>
+      <w:pPr>
+        <w:rPr>
+          <w:rFonts w:ascii="Arial" w:hAnsi="Arial" w:cs="Arial"/>
+          <w:b/>
+          <w:bCs/>
+          <w:lang w:val="es-ES"/>
+        </w:rPr>
+      </w:pPr>
+      <w:r>
+        <w:rPr>
+          <w:rFonts w:ascii="Arial" w:hAnsi="Arial" w:cs="Arial"/>
+          <w:b/>
+          <w:bCs/>
+          <w:lang w:val="es-ES"/>
+        </w:rPr>
+        <w:t xml:space="preserve">Grupo: [[grupo]]  </w:t>
+      </w:r>
+    </w:p>
+    <w:p>
+      <w:pPr>
+        <w:rPr>
+          <w:rFonts w:ascii="Arial" w:hAnsi="Arial" w:cs="Arial"/>
+          <w:b/>
+          <w:bCs/>
+          <w:lang w:val="es-ES"/>
+        </w:rPr>
+      </w:pPr>
+      <w:r>
+        <w:rPr>
+          <w:rFonts w:ascii="Arial" w:hAnsi="Arial" w:cs="Arial"/>
+          <w:b/>
+          <w:bCs/>
+          <w:lang w:val="es-ES"/>
+        </w:rPr>
+        <w:t xml:space="preserve">Promedio: </w:t>
+      </w:r>
+      <w:r>
+        <w:rPr>
+          <w:rFonts w:ascii="Arial" w:hAnsi="Arial" w:cs="Arial"/>
+          <w:b/>
+          <w:bCs/>
+          <w:lang w:val="es-ES"/>
+        </w:rPr>
+        <w:t>[[</w:t>
+      </w:r>
+      <w:r>
+        <w:rPr>
+          <w:rFonts w:ascii="Arial" w:hAnsi="Arial" w:cs="Arial"/>
+          <w:b/>
+          <w:bCs/>
+        </w:rPr>
+        <w:t>promedio</w:t>
+      </w:r>
+      <w:r>
+        <w:rPr>
+          <w:rFonts w:ascii="Arial" w:hAnsi="Arial" w:cs="Arial"/>
+          <w:b/>
+          <w:bCs/>
+          <w:lang w:val="es-ES"/>
+        </w:rPr>
+        <w:t>]]</w:t>
+      </w:r>
+    </w:p>
+    <w:p>
+      <w:pPr>
+        <w:rPr>
+          <w:rFonts w:ascii="Arial" w:hAnsi="Arial" w:cs="Arial"/>
+          <w:b/>
+          <w:bCs/>
+          <w:lang w:val="es-ES"/>
+        </w:rPr>
+      </w:pPr>
+      <w:r>
+        <w:rPr>
+          <w:rFonts w:ascii="Arial" w:hAnsi="Arial" w:cs="Arial"/>
+          <w:b/>
+          <w:bCs/>
+          <w:lang w:val="es-ES"/>
+        </w:rPr>
+        <w:t xml:space="preserve">Evaluaciones: [[total_realizadas]] / [[total_evaluaciones]]  </w:t>
+      </w:r>
+    </w:p>
+    <w:p>
+      <w:pPr>
+        <w:rPr>
+          <w:rFonts w:ascii="Arial" w:hAnsi="Arial" w:cs="Arial"/>
+          <w:b/>
+          <w:bCs/>
+          <w:lang w:val="es-ES"/>
+        </w:rPr>
+      </w:pPr>
+    </w:p>
+    <w:p>
+      <w:pPr>
+        <w:rPr>
+          <w:rFonts w:ascii="Arial" w:hAnsi="Arial" w:cs="Arial"/>
+          <w:b/>
+          <w:bCs/>
+          <w:lang w:val="es-ES"/>
+        </w:rPr>
+      </w:pPr>
+      <w:r>
+        <w:rPr>
+          <w:rFonts w:ascii="Arial" w:hAnsi="Arial" w:cs="Arial"/>
+          <w:b/>
+          <w:bCs/>
+          <w:lang w:val="es-ES"/>
+        </w:rPr>
+        <w:t xml:space="preserve">------------------------------------------------------------  </w:t>
+      </w:r>
+    </w:p>
+    <w:p>
+      <w:pPr>
+        <w:rPr>
+          <w:rFonts w:ascii="Arial" w:hAnsi="Arial" w:cs="Arial"/>
+          <w:b/>
+          <w:bCs/>
+          <w:lang w:val="es-ES"/>
+        </w:rPr>
+      </w:pPr>
+      <w:r>
+        <w:rPr>
+          <w:rFonts w:ascii="Arial" w:hAnsi="Arial" w:cs="Arial"/>
+          <w:b/>
+          <w:bCs/>
+          <w:lang w:val="es-ES"/>
+        </w:rPr>
+        <w:t>[[/grupos]]</w:t>
+      </w:r>
+    </w:p>
+    <w:p>
+      <w:pPr>
+        <w:rPr>
+          <w:rFonts w:ascii="Arial" w:hAnsi="Arial" w:cs="Arial"/>
+          <w:b/>
+          <w:bCs/>
+          <w:lang w:val="es-ES"/>
+        </w:rPr>
+      </w:pPr>
+    </w:p>
+    <w:p>
+      <w:pPr>
+        <w:rPr>
+          <w:rFonts w:ascii="Arial" w:hAnsi="Arial" w:cs="Arial"/>
+          <w:b/>
+          <w:bCs/>
+          <w:lang w:val="es-ES"/>
+        </w:rPr>
+      </w:pPr>
+      <w:r>
+        <w:rPr>
+          <w:rFonts w:ascii="Arial" w:hAnsi="Arial" w:cs="Arial"/>
+          <w:b/>
+          <w:bCs/>
+          <w:lang w:val="es-ES"/>
+        </w:rPr>
+        <w:t>[[^grupos]]</w:t>
+      </w:r>
+    </w:p>
+    <w:p>
+      <w:pPr>
+        <w:rPr>
+          <w:rFonts w:ascii="Arial" w:hAnsi="Arial" w:cs="Arial"/>
+          <w:b/>
+          <w:bCs/>
+          <w:lang w:val="es-ES"/>
+        </w:rPr>
+      </w:pPr>
+      <w:r>
+        <w:rPr>
+          <w:rFonts w:ascii="Arial" w:hAnsi="Arial" w:cs="Arial"/>
+          <w:b/>
+          <w:bCs/>
+          <w:lang w:val="es-ES"/>
+        </w:rPr>
+        <w:t xml:space="preserve">Grupo: [[grupo]]  </w:t>
+      </w:r>
+    </w:p>
+    <w:p>
+      <w:pPr>
+        <w:rPr>
+          <w:rFonts w:ascii="Arial" w:hAnsi="Arial" w:cs="Arial"/>
+          <w:b/>
+          <w:bCs/>
+          <w:lang w:val="es-ES"/>
+        </w:rPr>
+      </w:pPr>
+      <w:r>
+        <w:rPr>
+          <w:rFonts w:ascii="Arial" w:hAnsi="Arial" w:cs="Arial"/>
+          <w:b/>
+          <w:bCs/>
+          <w:lang w:val="es-ES"/>
+        </w:rPr>
+        <w:t xml:space="preserve">Promedio: </w:t>
+      </w:r>
+      <w:r>
+        <w:rPr>
+          <w:rFonts w:ascii="Arial" w:hAnsi="Arial" w:cs="Arial"/>
+          <w:b/>
+          <w:bCs/>
+          <w:lang w:val="es-ES"/>
+        </w:rPr>
+        <w:t>[[</w:t>
+      </w:r>
+      <w:r>
+        <w:rPr>
+          <w:rFonts w:ascii="Arial" w:hAnsi="Arial" w:cs="Arial"/>
+          <w:b/>
+          <w:bCs/>
+        </w:rPr>
+        <w:t>promedio</w:t>
+      </w:r>
+      <w:r>
+        <w:rPr>
+          <w:rFonts w:ascii="Arial" w:hAnsi="Arial" w:cs="Arial"/>
+          <w:b/>
+          <w:bCs/>
+          <w:lang w:val="es-ES"/>
+        </w:rPr>
+        <w:t>]]</w:t>
+      </w:r>
+      <w:r>
+        <w:rPr>
+          <w:rFonts w:ascii="Arial" w:hAnsi="Arial" w:cs="Arial"/>
+          <w:b/>
+          <w:bCs/>
+          <w:lang w:val="es-ES"/>
+        </w:rPr>
+        <w:t xml:space="preserve">  </w:t>
+      </w:r>
+    </w:p>
+    <w:p>
+      <w:pPr>
+        <w:rPr>
+          <w:rFonts w:ascii="Arial" w:hAnsi="Arial" w:cs="Arial"/>
+          <w:b/>
+          <w:bCs/>
+          <w:lang w:val="es-ES"/>
+        </w:rPr>
+      </w:pPr>
+      <w:r>
+        <w:rPr>
+          <w:rFonts w:ascii="Arial" w:hAnsi="Arial" w:cs="Arial"/>
+          <w:b/>
+          <w:bCs/>
+          <w:lang w:val="es-ES"/>
+        </w:rPr>
+        <w:t xml:space="preserve">Evaluaciones: [[total_realizadas]] / [[total_evaluaciones]]  </w:t>
+      </w:r>
+    </w:p>
+    <w:p>
+      <w:pPr>
+        <w:rPr>
+          <w:rFonts w:ascii="Arial" w:hAnsi="Arial" w:cs="Arial"/>
+          <w:b/>
+          <w:bCs/>
+          <w:lang w:val="es-ES"/>
+        </w:rPr>
+      </w:pPr>
+    </w:p>
+    <w:p>
+      <w:pPr>
+        <w:rPr>
+          <w:rFonts w:ascii="Arial" w:hAnsi="Arial" w:cs="Arial"/>
+          <w:b/>
+          <w:bCs/>
+          <w:lang w:val="es-ES"/>
+        </w:rPr>
+      </w:pPr>
+      <w:r>
+        <w:rPr>
+          <w:rFonts w:ascii="Arial" w:hAnsi="Arial" w:cs="Arial"/>
+          <w:b/>
+          <w:bCs/>
+          <w:lang w:val="es-ES"/>
+        </w:rPr>
+        <w:t xml:space="preserve">------------------------------------------------------------  </w:t>
+      </w:r>
+    </w:p>
+    <w:p>
+      <w:pPr>
+        <w:rPr>
+          <w:rFonts w:ascii="Arial" w:hAnsi="Arial" w:cs="Arial"/>
+          <w:b/>
+          <w:bCs/>
+          <w:lang w:val="es-ES"/>
+        </w:rPr>
+      </w:pPr>
+      <w:r>
+        <w:rPr>
+          <w:rFonts w:ascii="Arial" w:hAnsi="Arial" w:cs="Arial"/>
+          <w:b/>
+          <w:bCs/>
+          <w:lang w:val="es-ES"/>
+        </w:rPr>
+        <w:t>[[/grupos]]</w:t>
+      </w:r>
+    </w:p>
+    <w:p>
+      <w:pPr>
+        <w:rPr>
+          <w:rFonts w:ascii="Arial" w:hAnsi="Arial" w:cs="Arial"/>
+          <w:b/>
+          <w:bCs/>
+          <w:lang w:val="es-ES"/>
+        </w:rPr>
+      </w:pPr>
+    </w:p>
+    <w:p>
+      <w:pPr>
+        <w:rPr>
+          <w:rFonts w:ascii="Arial" w:hAnsi="Arial" w:cs="Arial"/>
+          <w:b/>
+          <w:bCs/>
+          <w:lang w:val="es-ES"/>
+        </w:rPr>
+      </w:pPr>
+      <w:r>
+        <w:rPr>
+          <w:rFonts w:ascii="Arial" w:hAnsi="Arial" w:cs="Arial"/>
+          <w:b/>
+          <w:bCs/>
+          <w:lang w:val="es-ES"/>
+        </w:rPr>
+        <w:t>[[/materias_list]]</w:t>
+      </w:r>
+    </w:p>
+    <w:p>
+      <w:pPr>
+        <w:rPr>
+          <w:rFonts w:ascii="Arial" w:hAnsi="Arial" w:cs="Arial"/>
+          <w:b/>
+          <w:bCs/>
+          <w:lang w:val="es-ES"/>
+        </w:rPr>
+      </w:pPr>
+    </w:p>
+    <w:p>
+      <w:pPr>
+        <w:rPr>
+          <w:rFonts w:ascii="Arial" w:hAnsi="Arial" w:cs="Arial"/>
+          <w:b/>
+          <w:bCs/>
+          <w:lang w:val="es-ES"/>
+        </w:rPr>
+      </w:pPr>
+      <w:r>
+        <w:rPr>
+          <w:rFonts w:ascii="Arial" w:hAnsi="Arial" w:cs="Arial"/>
+          <w:b/>
+          <w:bCs/>
+          <w:lang w:val="es-ES"/>
+        </w:rPr>
+        <w:t xml:space="preserve">------------------------------------------------------------  </w:t>
+      </w:r>
+    </w:p>
+    <w:p>
+      <w:pPr>
+        <w:rPr>
+          <w:rFonts w:ascii="Arial" w:hAnsi="Arial" w:cs="Arial"/>
+          <w:b/>
+          <w:bCs/>
+          <w:lang w:val="es-ES"/>
+        </w:rPr>
+      </w:pPr>
+      <w:r>
+        <w:rPr>
+          <w:rFonts w:ascii="Arial" w:hAnsi="Arial" w:cs="Arial"/>
+          <w:b/>
+          <w:bCs/>
+          <w:lang w:val="es-ES"/>
+        </w:rPr>
+        <w:t xml:space="preserve">RESUMEN GENERAL  </w:t>
+      </w:r>
+    </w:p>
+    <w:p>
+      <w:pPr>
+        <w:rPr>
+          <w:rFonts w:ascii="Arial" w:hAnsi="Arial" w:cs="Arial"/>
+          <w:b/>
+          <w:bCs/>
+          <w:lang w:val="es-ES"/>
+        </w:rPr>
+      </w:pPr>
+      <w:r>
+        <w:rPr>
+          <w:rFonts w:ascii="Arial" w:hAnsi="Arial" w:cs="Arial"/>
+          <w:b/>
+          <w:bCs/>
+          <w:lang w:val="es-ES"/>
+        </w:rPr>
+        <w:t xml:space="preserve">------------------------------------------------------------  </w:t>
+      </w:r>
+    </w:p>
+    <w:p>
+      <w:pPr>
+        <w:rPr>
+          <w:rFonts w:ascii="Arial" w:hAnsi="Arial" w:cs="Arial"/>
+          <w:b/>
+          <w:bCs/>
+          <w:lang w:val="es-ES"/>
+        </w:rPr>
+      </w:pPr>
+    </w:p>
+    <w:p>
+      <w:pPr>
+        <w:rPr>
+          <w:rFonts w:ascii="Arial" w:hAnsi="Arial" w:cs="Arial"/>
+          <w:b/>
+          <w:bCs/>
+          <w:lang w:val="es-ES"/>
+        </w:rPr>
+      </w:pPr>
+      <w:r>
+        <w:rPr>
+          <w:rFonts w:ascii="Arial" w:hAnsi="Arial" w:cs="Arial"/>
+          <w:b/>
+          <w:bCs/>
+          <w:lang w:val="es-ES"/>
+        </w:rPr>
+        <w:t xml:space="preserve">Promedio General: [[aspectos_promedio_general]]  </w:t>
+      </w:r>
+    </w:p>
+    <w:p>
+      <w:pPr>
+        <w:rPr>
+          <w:rFonts w:ascii="Arial" w:hAnsi="Arial" w:cs="Arial"/>
+          <w:b/>
+          <w:bCs/>
+          <w:lang w:val="es-ES"/>
+        </w:rPr>
+      </w:pPr>
+      <w:r>
+        <w:rPr>
+          <w:rFonts w:ascii="Arial" w:hAnsi="Arial" w:cs="Arial"/>
+          <w:b/>
+          <w:bCs/>
+          <w:lang w:val="es-ES"/>
+        </w:rPr>
+        <w:t xml:space="preserve">Nota Final: [[aspectos_nota_final]]  </w:t>
+      </w:r>
+    </w:p>
+    <w:p>
+      <w:pPr>
+        <w:rPr>
+          <w:rFonts w:ascii="Arial" w:hAnsi="Arial" w:cs="Arial"/>
+          <w:b/>
+          <w:bCs/>
+          <w:lang w:val="es-ES"/>
+        </w:rPr>
+      </w:pPr>
+      <w:r>
+        <w:rPr>
+          <w:rFonts w:ascii="Arial" w:hAnsi="Arial" w:cs="Arial"/>
+          <w:b/>
+          <w:bCs/>
+          <w:lang w:val="es-ES"/>
+        </w:rPr>
+        <w:t xml:space="preserve">Total respuestas: [[aspectos_total_respuestas]]  </w:t>
+      </w:r>
+    </w:p>
+    <w:p>
+      <w:pPr>
+        <w:rPr>
+          <w:rFonts w:ascii="Arial" w:hAnsi="Arial" w:cs="Arial"/>
+          <w:b/>
+          <w:bCs/>
+          <w:lang w:val="es-ES"/>
+        </w:rPr>
+      </w:pPr>
+      <w:r>
+        <w:rPr>
+          <w:rFonts w:ascii="Arial" w:hAnsi="Arial" w:cs="Arial"/>
+          <w:b/>
+          <w:bCs/>
+          <w:lang w:val="es-ES"/>
+        </w:rPr>
+        <w:t xml:space="preserve">Comentarios: [[aspectos_total_cmt]]  </w:t>
+      </w:r>
+    </w:p>
+    <w:p>
+      <w:pPr>
+        <w:rPr>
+          <w:rFonts w:ascii="Arial" w:hAnsi="Arial" w:cs="Arial"/>
+          <w:b/>
+          <w:bCs/>
+          <w:lang w:val="es-ES"/>
+        </w:rPr>
+      </w:pPr>
+    </w:p>
+    <w:p>
+      <w:pPr>
+        <w:rPr>
+          <w:rFonts w:ascii="Arial" w:hAnsi="Arial" w:cs="Arial"/>
+          <w:b/>
+          <w:bCs/>
+          <w:lang w:val="es-ES"/>
+        </w:rPr>
+      </w:pPr>
+      <w:r>
+        <w:rPr>
+          <w:rFonts w:ascii="Arial" w:hAnsi="Arial" w:cs="Arial"/>
+          <w:b/>
+          <w:bCs/>
+          <w:lang w:val="es-ES"/>
+        </w:rPr>
+        <w:t xml:space="preserve">------------------------------------------------------------  </w:t>
+      </w:r>
+    </w:p>
+    <w:p>
+      <w:pPr>
+        <w:rPr>
+          <w:rFonts w:ascii="Arial" w:hAnsi="Arial" w:cs="Arial"/>
+          <w:b/>
+          <w:bCs/>
+          <w:lang w:val="es-ES"/>
+        </w:rPr>
+      </w:pPr>
+      <w:r>
+        <w:rPr>
+          <w:rFonts w:ascii="Arial" w:hAnsi="Arial" w:cs="Arial"/>
+          <w:b/>
+          <w:bCs/>
+          <w:lang w:val="es-ES"/>
+        </w:rPr>
+        <w:lastRenderedPageBreak/>
         <w:t xml:space="preserve">CONCLUSIÓN GENERAL  </w:t>
       </w:r>
     </w:p>
@@ -440,6 +938,16 @@
           <w:lang w:val="es-ES"/>
         </w:rPr>
       </w:pPr>
+    </w:p>
+    <w:p>
+      <w:pPr>
+        <w:rPr>
+          <w:rFonts w:ascii="Arial" w:hAnsi="Arial" w:cs="Arial"/>
+          <w:b/>
+          <w:bCs/>
+          <w:lang w:val="es-ES"/>
+        </w:rPr>
+      </w:pPr>
       <w:r>
         <w:rPr>
           <w:rFonts w:ascii="Arial" w:hAnsi="Arial" w:cs="Arial"/>
@@ -526,6 +1034,16 @@
           <w:lang w:val="es-ES"/>
         </w:rPr>
       </w:pPr>
+    </w:p>
+    <w:p>
+      <w:pPr>
+        <w:rPr>
+          <w:rFonts w:ascii="Arial" w:hAnsi="Arial" w:cs="Arial"/>
+          <w:b/>
+          <w:bCs/>
+          <w:lang w:val="es-ES"/>
+        </w:rPr>
+      </w:pPr>
       <w:r>
         <w:rPr>
           <w:rFonts w:ascii="Arial" w:hAnsi="Arial" w:cs="Arial"/>
@@ -650,6 +1168,16 @@
           <w:lang w:val="es-ES"/>
         </w:rPr>
       </w:pPr>
+    </w:p>
+    <w:p>
+      <w:pPr>
+        <w:rPr>
+          <w:rFonts w:ascii="Arial" w:hAnsi="Arial" w:cs="Arial"/>
+          <w:b/>
+          <w:bCs/>
+          <w:lang w:val="es-ES"/>
+        </w:rPr>
+      </w:pPr>
       <w:r>
         <w:rPr>
           <w:rFonts w:ascii="Arial" w:hAnsi="Arial" w:cs="Arial"/>
@@ -810,7 +1338,6 @@
           <w:bCs/>
           <w:lang w:val="es-ES"/>
         </w:rPr>
-        <w:lastRenderedPageBreak/>
         <w:t>[[%chart_image]]</w:t>
       </w:r>
     </w:p>
@@ -910,211 +1437,112 @@
         </w:rPr>
       </w:pPr>
     </w:p>
-    <w:tbl>
-      <w:tblPr>
-        <w:tblStyle w:val="Tablaconcuadrcula"/>
-        <w:tblW w:w="0" w:type="auto"/>
-        <w:tblLook w:val="04A0" w:firstRow="1" w:lastRow="0" w:firstColumn="1" w:lastColumn="0" w:noHBand="0" w:noVBand="1"/>
-      </w:tblPr>
-      <w:tblGrid>
-        <w:gridCol w:w="4531"/>
-        <w:gridCol w:w="1843"/>
-        <w:gridCol w:w="3588"/>
-      </w:tblGrid>
-      <w:tr>
-        <w:tc>
-          <w:tcPr>
-            <w:tcW w:w="4531" w:type="dxa"/>
-          </w:tcPr>
-          <w:p>
-            <w:pPr>
-              <w:rPr>
-                <w:rFonts w:ascii="Arial" w:hAnsi="Arial" w:cs="Arial"/>
-                <w:b/>
-                <w:bCs/>
-                <w:lang w:val="es-ES"/>
-              </w:rPr>
-            </w:pPr>
-            <w:r>
-              <w:rPr>
-                <w:rFonts w:ascii="Arial" w:hAnsi="Arial" w:cs="Arial"/>
-                <w:b/>
-                <w:bCs/>
-                <w:lang w:val="es-ES"/>
-              </w:rPr>
-              <w:t xml:space="preserve">Aspecto                     </w:t>
-            </w:r>
-          </w:p>
-        </w:tc>
-        <w:tc>
-          <w:tcPr>
-            <w:tcW w:w="1843" w:type="dxa"/>
-          </w:tcPr>
-          <w:p>
-            <w:pPr>
-              <w:rPr>
-                <w:rFonts w:ascii="Arial" w:hAnsi="Arial" w:cs="Arial"/>
-                <w:b/>
-                <w:bCs/>
-                <w:lang w:val="es-ES"/>
-              </w:rPr>
-            </w:pPr>
-            <w:r>
-              <w:rPr>
-                <w:rFonts w:ascii="Arial" w:hAnsi="Arial" w:cs="Arial"/>
-                <w:b/>
-                <w:bCs/>
-                <w:lang w:val="es-ES"/>
-              </w:rPr>
-              <w:t>Promedio</w:t>
-            </w:r>
-          </w:p>
-        </w:tc>
-        <w:tc>
-          <w:tcPr>
-            <w:tcW w:w="3588" w:type="dxa"/>
-          </w:tcPr>
-          <w:p>
-            <w:pPr>
-              <w:rPr>
-                <w:rFonts w:ascii="Arial" w:hAnsi="Arial" w:cs="Arial"/>
-                <w:b/>
-                <w:bCs/>
-                <w:lang w:val="es-ES"/>
-              </w:rPr>
-            </w:pPr>
-            <w:r>
-              <w:rPr>
-                <w:rFonts w:ascii="Arial" w:hAnsi="Arial" w:cs="Arial"/>
-                <w:b/>
-                <w:bCs/>
-                <w:lang w:val="es-ES"/>
-              </w:rPr>
-              <w:t xml:space="preserve">Conclusión                                                                 </w:t>
-            </w:r>
-          </w:p>
-        </w:tc>
-      </w:tr>
-      <w:tr>
-        <w:tc>
-          <w:tcPr>
-            <w:tcW w:w="4531" w:type="dxa"/>
-          </w:tcPr>
-          <w:p>
-            <w:r>
-              <w:rPr>
-                <w:rFonts w:ascii="Arial" w:hAnsi="Arial" w:cs="Arial"/>
-                <w:b/>
-                <w:bCs/>
-                <w:lang w:val="es-ES"/>
-              </w:rPr>
-              <w:t>[[#aspectos]]</w:t>
-            </w:r>
-            <w:r>
-              <w:t xml:space="preserve"> </w:t>
-            </w:r>
-          </w:p>
-          <w:p>
-            <w:pPr>
-              <w:rPr>
-                <w:rFonts w:ascii="Arial" w:hAnsi="Arial" w:cs="Arial"/>
-                <w:b/>
-                <w:bCs/>
-                <w:lang w:val="es-ES"/>
-              </w:rPr>
-            </w:pPr>
-            <w:r>
-              <w:rPr>
-                <w:rFonts w:ascii="Arial" w:hAnsi="Arial" w:cs="Arial"/>
-                <w:b/>
-                <w:bCs/>
-                <w:lang w:val="es-ES"/>
-              </w:rPr>
-              <w:t>[[aspecto_nombre]</w:t>
-            </w:r>
-            <w:r>
-              <w:rPr>
-                <w:rFonts w:ascii="Arial" w:hAnsi="Arial" w:cs="Arial"/>
-                <w:b/>
-                <w:bCs/>
-                <w:lang w:val="es-ES"/>
-              </w:rPr>
-              <w:t>]</w:t>
-            </w:r>
-          </w:p>
-          <w:p>
-            <w:pPr>
-              <w:rPr>
-                <w:rFonts w:ascii="Arial" w:hAnsi="Arial" w:cs="Arial"/>
-                <w:b/>
-                <w:bCs/>
-                <w:lang w:val="es-ES"/>
-              </w:rPr>
-            </w:pPr>
-          </w:p>
-        </w:tc>
-        <w:tc>
-          <w:tcPr>
-            <w:tcW w:w="1843" w:type="dxa"/>
-          </w:tcPr>
-          <w:p>
-            <w:pPr>
-              <w:rPr>
-                <w:rFonts w:ascii="Arial" w:hAnsi="Arial" w:cs="Arial"/>
-                <w:b/>
-                <w:bCs/>
-                <w:lang w:val="es-ES"/>
-              </w:rPr>
-            </w:pPr>
-            <w:r>
-              <w:rPr>
-                <w:rFonts w:ascii="Arial" w:hAnsi="Arial" w:cs="Arial"/>
-                <w:b/>
-                <w:bCs/>
-                <w:lang w:val="es-ES"/>
-              </w:rPr>
-              <w:t>[[promedio]] ( [[formula_aspecto]] )</w:t>
-            </w:r>
-          </w:p>
-        </w:tc>
-        <w:tc>
-          <w:tcPr>
-            <w:tcW w:w="3588" w:type="dxa"/>
-          </w:tcPr>
-          <w:p>
-            <w:pPr>
-              <w:rPr>
-                <w:rFonts w:ascii="Arial" w:hAnsi="Arial" w:cs="Arial"/>
-                <w:b/>
-                <w:bCs/>
-                <w:lang w:val="es-ES"/>
-              </w:rPr>
-            </w:pPr>
-            <w:r>
-              <w:rPr>
-                <w:rFonts w:ascii="Arial" w:hAnsi="Arial" w:cs="Arial"/>
-                <w:b/>
-                <w:bCs/>
-                <w:lang w:val="es-ES"/>
-              </w:rPr>
-              <w:t>[[ai_conclusion]]</w:t>
-            </w:r>
-            <w:r>
-              <w:t xml:space="preserve"> </w:t>
-            </w:r>
-            <w:r>
-              <w:rPr>
-                <w:rFonts w:ascii="Arial" w:hAnsi="Arial" w:cs="Arial"/>
-                <w:b/>
-                <w:bCs/>
-                <w:lang w:val="es-ES"/>
-              </w:rPr>
-              <w:t>[[/aspectos]]</w:t>
-            </w:r>
-          </w:p>
-        </w:tc>
-      </w:tr>
-    </w:tbl>
+    <w:p>
+      <w:pPr>
+        <w:rPr>
+          <w:rFonts w:ascii="Arial" w:hAnsi="Arial" w:cs="Arial"/>
+          <w:b/>
+          <w:bCs/>
+          <w:lang w:val="es-ES"/>
+        </w:rPr>
+      </w:pPr>
+      <w:r>
+        <w:rPr>
+          <w:rFonts w:ascii="Arial" w:hAnsi="Arial" w:cs="Arial"/>
+          <w:b/>
+          <w:bCs/>
+          <w:lang w:val="es-ES"/>
+        </w:rPr>
+        <w:t xml:space="preserve">Aspecto                     </w:t>
+      </w:r>
+      <w:r>
+        <w:rPr>
+          <w:rFonts w:ascii="Arial" w:hAnsi="Arial" w:cs="Arial"/>
+          <w:b/>
+          <w:bCs/>
+          <w:lang w:val="es-ES"/>
+        </w:rPr>
+        <w:tab/>
+        <w:t xml:space="preserve">Promedio  </w:t>
+      </w:r>
+    </w:p>
+    <w:p>
+      <w:pPr>
+        <w:rPr>
+          <w:rFonts w:ascii="Arial" w:hAnsi="Arial" w:cs="Arial"/>
+          <w:b/>
+          <w:bCs/>
+          <w:lang w:val="es-ES"/>
+        </w:rPr>
+      </w:pPr>
+    </w:p>
+    <w:p>
+      <w:pPr>
+        <w:rPr>
+          <w:rFonts w:ascii="Arial" w:hAnsi="Arial" w:cs="Arial"/>
+          <w:b/>
+          <w:bCs/>
+          <w:lang w:val="es-ES"/>
+        </w:rPr>
+      </w:pPr>
+      <w:r>
+        <w:rPr>
+          <w:rFonts w:ascii="Arial" w:hAnsi="Arial" w:cs="Arial"/>
+          <w:b/>
+          <w:bCs/>
+          <w:lang w:val="es-ES"/>
+        </w:rPr>
+        <w:t>[[#aspectos_list]]</w:t>
+      </w:r>
+    </w:p>
+    <w:p>
+      <w:pPr>
+        <w:rPr>
+          <w:rFonts w:ascii="Arial" w:hAnsi="Arial" w:cs="Arial"/>
+          <w:b/>
+          <w:bCs/>
+          <w:lang w:val="es-ES"/>
+        </w:rPr>
+      </w:pPr>
+      <w:r>
+        <w:rPr>
+          <w:rFonts w:ascii="Arial" w:hAnsi="Arial" w:cs="Arial"/>
+          <w:b/>
+          <w:bCs/>
+          <w:lang w:val="es-ES"/>
+        </w:rPr>
+        <w:t>[[nombre]]</w:t>
+      </w:r>
+      <w:r>
+        <w:rPr>
+          <w:rFonts w:ascii="Arial" w:hAnsi="Arial" w:cs="Arial"/>
+          <w:b/>
+          <w:bCs/>
+          <w:lang w:val="es-ES"/>
+        </w:rPr>
+        <w:tab/>
+        <w:t xml:space="preserve">[[promedio]]  </w:t>
+      </w:r>
+    </w:p>
+    <w:p>
+      <w:pPr>
+        <w:rPr>
+          <w:rFonts w:ascii="Arial" w:hAnsi="Arial" w:cs="Arial"/>
+          <w:b/>
+          <w:bCs/>
+          <w:lang w:val="es-ES"/>
+        </w:rPr>
+      </w:pPr>
+      <w:r>
+        <w:rPr>
+          <w:rFonts w:ascii="Arial" w:hAnsi="Arial" w:cs="Arial"/>
+          <w:b/>
+          <w:bCs/>
+          <w:lang w:val="es-ES"/>
+        </w:rPr>
+        <w:t>[[/aspectos_list]]</w:t>
+      </w:r>
+    </w:p>
     <w:p>
       <w:pPr>
         <w:rPr>
@@ -1165,6 +1593,7 @@
         <w:t>FIN DEL REPORTE</w:t>
       </w:r>
     </w:p>
+    <w:p/>
     <w:sectPr>
       <w:headerReference w:type="default" r:id="rId7"/>
       <w:pgSz w:w="12240" w:h="15840"/>

--- a/src/api/v1/templates/Carta_UniPutumayo.docx
+++ b/src/api/v1/templates/Carta_UniPutumayo.docx
@@ -2,1596 +2,2110 @@
 <file path=word/document.xml><?xml version="1.0" encoding="utf-8"?>
 <w:document xmlns:wpc="http://schemas.microsoft.com/office/word/2010/wordprocessingCanvas" xmlns:cx="http://schemas.microsoft.com/office/drawing/2014/chartex" xmlns:cx1="http://schemas.microsoft.com/office/drawing/2015/9/8/chartex" xmlns:cx2="http://schemas.microsoft.com/office/drawing/2015/10/21/chartex" xmlns:cx3="http://schemas.microsoft.com/office/drawing/2016/5/9/chartex" xmlns:cx4="http://schemas.microsoft.com/office/drawing/2016/5/10/chartex" xmlns:cx5="http://schemas.microsoft.com/office/drawing/2016/5/11/chartex" xmlns:cx6="http://schemas.microsoft.com/office/drawing/2016/5/12/chartex" xmlns:cx7="http://schemas.microsoft.com/office/drawing/2016/5/13/chartex" xmlns:cx8="http://schemas.microsoft.com/office/drawing/2016/5/14/chartex" xmlns:mc="http://schemas.openxmlformats.org/markup-compatibility/2006" xmlns:aink="http://schemas.microsoft.com/office/drawing/2016/ink" xmlns:am3d="http://schemas.microsoft.com/office/drawing/2017/model3d" xmlns:o="urn:schemas-microsoft-com:office:office" xmlns:oel="http://schemas.microsoft.com/office/2019/extlst" xmlns:r="http://schemas.openxmlformats.org/officeDocument/2006/relationships" xmlns:m="http://schemas.openxmlformats.org/officeDocument/2006/math" xmlns:v="urn:schemas-microsoft-com:vml" xmlns:wp14="http://schemas.microsoft.com/office/word/2010/wordprocessingDrawing" xmlns:wp="http://schemas.openxmlformats.org/drawingml/2006/wordprocessingDrawing" xmlns:w10="urn:schemas-microsoft-com:office:word" xmlns:w="http://schemas.openxmlformats.org/wordprocessingml/2006/main" xmlns:w14="http://schemas.microsoft.com/office/word/2010/wordml" xmlns:w15="http://schemas.microsoft.com/office/word/2012/wordml" xmlns:w16cex="http://schemas.microsoft.com/office/word/2018/wordml/cex" xmlns:w16cid="http://schemas.microsoft.com/office/word/2016/wordml/cid" xmlns:w16="http://schemas.microsoft.com/office/word/2018/wordml" xmlns:w16du="http://schemas.microsoft.com/office/word/2023/wordml/word16du" xmlns:w16sdtdh="http://schemas.microsoft.com/office/word/2020/wordml/sdtdatahash" xmlns:w16sdtfl="http://schemas.microsoft.com/office/word/2024/wordml/sdtformatlock" xmlns:w16se="http://schemas.microsoft.com/office/word/2015/wordml/symex" xmlns:wpg="http://schemas.microsoft.com/office/word/2010/wordprocessingGroup" xmlns:wpi="http://schemas.microsoft.com/office/word/2010/wordprocessingInk" xmlns:wne="http://schemas.microsoft.com/office/word/2006/wordml" xmlns:wps="http://schemas.microsoft.com/office/word/2010/wordprocessingShape" mc:Ignorable="w14 w15 w16se w16cid w16 w16cex w16sdtdh w16sdtfl w16du wp14">
   <w:body>
+    <w:tbl>
+      <w:tblPr>
+        <w:tblW w:w="9360" w:type="dxa"/>
+        <w:tblBorders>
+          <w:top w:val="single" w:sz="4" w:space="0" w:color="auto"/>
+          <w:left w:val="single" w:sz="4" w:space="0" w:color="auto"/>
+          <w:bottom w:val="single" w:sz="4" w:space="0" w:color="auto"/>
+          <w:right w:val="single" w:sz="4" w:space="0" w:color="auto"/>
+          <w:insideH w:val="single" w:sz="4" w:space="0" w:color="auto"/>
+          <w:insideV w:val="single" w:sz="4" w:space="0" w:color="auto"/>
+        </w:tblBorders>
+        <w:tblCellMar>
+          <w:left w:w="10" w:type="dxa"/>
+          <w:right w:w="10" w:type="dxa"/>
+        </w:tblCellMar>
+        <w:tblLook w:val="0000" w:firstRow="0" w:lastRow="0" w:firstColumn="0" w:lastColumn="0" w:noHBand="0" w:noVBand="0"/>
+      </w:tblPr>
+      <w:tblGrid>
+        <w:gridCol w:w="9360"/>
+      </w:tblGrid>
+      <w:tr>
+        <w:tblPrEx>
+          <w:tblCellMar>
+            <w:top w:w="0" w:type="dxa"/>
+            <w:bottom w:w="0" w:type="dxa"/>
+          </w:tblCellMar>
+        </w:tblPrEx>
+        <w:tc>
+          <w:tcPr>
+            <w:tcW w:w="9360" w:type="dxa"/>
+            <w:shd w:val="clear" w:color="auto" w:fill="1F3864"/>
+            <w:tcMar>
+              <w:top w:w="240" w:type="dxa"/>
+              <w:left w:w="300" w:type="dxa"/>
+              <w:bottom w:w="240" w:type="dxa"/>
+              <w:right w:w="300" w:type="dxa"/>
+            </w:tcMar>
+            <w:vAlign w:val="center"/>
+          </w:tcPr>
+          <w:p>
+            <w:pPr>
+              <w:spacing w:after="60"/>
+              <w:jc w:val="center"/>
+            </w:pPr>
+            <w:r>
+              <w:rPr>
+                <w:rFonts w:ascii="Arial" w:eastAsia="Arial" w:hAnsi="Arial" w:cs="Arial"/>
+                <w:b/>
+                <w:bCs/>
+                <w:color w:val="FFFFFF"/>
+                <w:sz w:val="32"/>
+                <w:szCs w:val="32"/>
+              </w:rPr>
+              <w:t>Universidad del Putumayo</w:t>
+            </w:r>
+          </w:p>
+          <w:p>
+            <w:pPr>
+              <w:jc w:val="center"/>
+            </w:pPr>
+            <w:r>
+              <w:rPr>
+                <w:rFonts w:ascii="Arial" w:eastAsia="Arial" w:hAnsi="Arial" w:cs="Arial"/>
+                <w:color w:val="D6E4F7"/>
+                <w:sz w:val="22"/>
+                <w:szCs w:val="22"/>
+              </w:rPr>
+              <w:t>Reporte de Evaluación Docente</w:t>
+            </w:r>
+          </w:p>
+        </w:tc>
+      </w:tr>
+    </w:tbl>
     <w:p>
       <w:pPr>
+        <w:spacing w:before="140"/>
+      </w:pPr>
+    </w:p>
+    <w:tbl>
+      <w:tblPr>
+        <w:tblW w:w="9360" w:type="dxa"/>
+        <w:tblBorders>
+          <w:top w:val="single" w:sz="4" w:space="0" w:color="auto"/>
+          <w:left w:val="single" w:sz="4" w:space="0" w:color="auto"/>
+          <w:bottom w:val="single" w:sz="4" w:space="0" w:color="auto"/>
+          <w:right w:val="single" w:sz="4" w:space="0" w:color="auto"/>
+          <w:insideH w:val="single" w:sz="4" w:space="0" w:color="auto"/>
+          <w:insideV w:val="single" w:sz="4" w:space="0" w:color="auto"/>
+        </w:tblBorders>
+        <w:tblCellMar>
+          <w:left w:w="10" w:type="dxa"/>
+          <w:right w:w="10" w:type="dxa"/>
+        </w:tblCellMar>
+        <w:tblLook w:val="0000" w:firstRow="0" w:lastRow="0" w:firstColumn="0" w:lastColumn="0" w:noHBand="0" w:noVBand="0"/>
+      </w:tblPr>
+      <w:tblGrid>
+        <w:gridCol w:w="2600"/>
+        <w:gridCol w:w="6760"/>
+      </w:tblGrid>
+      <w:tr>
+        <w:tblPrEx>
+          <w:tblCellMar>
+            <w:top w:w="0" w:type="dxa"/>
+            <w:bottom w:w="0" w:type="dxa"/>
+          </w:tblCellMar>
+        </w:tblPrEx>
+        <w:tc>
+          <w:tcPr>
+            <w:tcW w:w="2600" w:type="dxa"/>
+            <w:tcBorders>
+              <w:top w:val="single" w:sz="2" w:space="0" w:color="C5D9F1"/>
+              <w:left w:val="single" w:sz="2" w:space="0" w:color="C5D9F1"/>
+              <w:bottom w:val="single" w:sz="2" w:space="0" w:color="C5D9F1"/>
+              <w:right w:val="single" w:sz="2" w:space="0" w:color="C5D9F1"/>
+            </w:tcBorders>
+            <w:shd w:val="clear" w:color="auto" w:fill="EBF3FB"/>
+            <w:tcMar>
+              <w:top w:w="80" w:type="dxa"/>
+              <w:left w:w="140" w:type="dxa"/>
+              <w:bottom w:w="80" w:type="dxa"/>
+              <w:right w:w="140" w:type="dxa"/>
+            </w:tcMar>
+            <w:vAlign w:val="center"/>
+          </w:tcPr>
+          <w:p>
+            <w:r>
+              <w:rPr>
+                <w:rFonts w:ascii="Arial" w:eastAsia="Arial" w:hAnsi="Arial" w:cs="Arial"/>
+                <w:b/>
+                <w:bCs/>
+                <w:color w:val="666666"/>
+                <w:sz w:val="18"/>
+                <w:szCs w:val="18"/>
+              </w:rPr>
+              <w:t>Fecha del informe:</w:t>
+            </w:r>
+          </w:p>
+        </w:tc>
+        <w:tc>
+          <w:tcPr>
+            <w:tcW w:w="6760" w:type="dxa"/>
+            <w:tcBorders>
+              <w:top w:val="single" w:sz="2" w:space="0" w:color="C5D9F1"/>
+              <w:left w:val="single" w:sz="2" w:space="0" w:color="C5D9F1"/>
+              <w:bottom w:val="single" w:sz="2" w:space="0" w:color="C5D9F1"/>
+              <w:right w:val="single" w:sz="2" w:space="0" w:color="C5D9F1"/>
+            </w:tcBorders>
+            <w:shd w:val="clear" w:color="auto" w:fill="FFFFFF"/>
+            <w:tcMar>
+              <w:top w:w="80" w:type="dxa"/>
+              <w:left w:w="140" w:type="dxa"/>
+              <w:bottom w:w="80" w:type="dxa"/>
+              <w:right w:w="140" w:type="dxa"/>
+            </w:tcMar>
+            <w:vAlign w:val="center"/>
+          </w:tcPr>
+          <w:p>
+            <w:r>
+              <w:rPr>
+                <w:rFonts w:ascii="Arial" w:eastAsia="Arial" w:hAnsi="Arial" w:cs="Arial"/>
+                <w:color w:val="111111"/>
+                <w:sz w:val="18"/>
+                <w:szCs w:val="18"/>
+              </w:rPr>
+              <w:t>[[informe_fecha_hora]]</w:t>
+            </w:r>
+          </w:p>
+        </w:tc>
+      </w:tr>
+    </w:tbl>
+    <w:p>
+      <w:pPr>
+        <w:spacing w:before="240"/>
+      </w:pPr>
+    </w:p>
+    <w:p>
+      <w:pPr>
+        <w:pBdr>
+          <w:bottom w:val="single" w:sz="8" w:space="1" w:color="2E75B6"/>
+        </w:pBdr>
+        <w:spacing w:before="320" w:after="120"/>
+      </w:pPr>
+      <w:r>
         <w:rPr>
-          <w:rFonts w:ascii="Arial" w:hAnsi="Arial" w:cs="Arial"/>
+          <w:rFonts w:ascii="Arial" w:eastAsia="Arial" w:hAnsi="Arial" w:cs="Arial"/>
           <w:b/>
           <w:bCs/>
-          <w:lang w:val="es-ES"/>
+          <w:color w:val="1F3864"/>
         </w:rPr>
-      </w:pPr>
-      <w:r>
-        <w:rPr>
-          <w:rFonts w:ascii="Arial" w:hAnsi="Arial" w:cs="Arial"/>
-          <w:b/>
-          <w:bCs/>
-          <w:lang w:val="es-ES"/>
-        </w:rPr>
-        <w:t xml:space="preserve">REPORTE DE EVALUACIÓN DOCENTE  </w:t>
+        <w:t>DATOS DEL DOCENTE</w:t>
       </w:r>
     </w:p>
     <w:p>
       <w:pPr>
+        <w:spacing w:before="80"/>
+      </w:pPr>
+    </w:p>
+    <w:tbl>
+      <w:tblPr>
+        <w:tblW w:w="9360" w:type="dxa"/>
+        <w:tblBorders>
+          <w:top w:val="single" w:sz="4" w:space="0" w:color="auto"/>
+          <w:left w:val="single" w:sz="4" w:space="0" w:color="auto"/>
+          <w:bottom w:val="single" w:sz="4" w:space="0" w:color="auto"/>
+          <w:right w:val="single" w:sz="4" w:space="0" w:color="auto"/>
+          <w:insideH w:val="single" w:sz="4" w:space="0" w:color="auto"/>
+          <w:insideV w:val="single" w:sz="4" w:space="0" w:color="auto"/>
+        </w:tblBorders>
+        <w:tblCellMar>
+          <w:left w:w="10" w:type="dxa"/>
+          <w:right w:w="10" w:type="dxa"/>
+        </w:tblCellMar>
+        <w:tblLook w:val="0000" w:firstRow="0" w:lastRow="0" w:firstColumn="0" w:lastColumn="0" w:noHBand="0" w:noVBand="0"/>
+      </w:tblPr>
+      <w:tblGrid>
+        <w:gridCol w:w="1768"/>
+        <w:gridCol w:w="4351"/>
+        <w:gridCol w:w="1330"/>
+        <w:gridCol w:w="1911"/>
+      </w:tblGrid>
+      <w:tr>
+        <w:tblPrEx>
+          <w:tblCellMar>
+            <w:top w:w="0" w:type="dxa"/>
+            <w:bottom w:w="0" w:type="dxa"/>
+          </w:tblCellMar>
+        </w:tblPrEx>
+        <w:tc>
+          <w:tcPr>
+            <w:tcW w:w="2000" w:type="dxa"/>
+            <w:tcBorders>
+              <w:top w:val="single" w:sz="2" w:space="0" w:color="C5D9F1"/>
+              <w:left w:val="single" w:sz="2" w:space="0" w:color="C5D9F1"/>
+              <w:bottom w:val="single" w:sz="2" w:space="0" w:color="C5D9F1"/>
+              <w:right w:val="single" w:sz="2" w:space="0" w:color="C5D9F1"/>
+            </w:tcBorders>
+            <w:shd w:val="clear" w:color="auto" w:fill="EBF3FB"/>
+            <w:tcMar>
+              <w:top w:w="80" w:type="dxa"/>
+              <w:left w:w="140" w:type="dxa"/>
+              <w:bottom w:w="80" w:type="dxa"/>
+              <w:right w:w="140" w:type="dxa"/>
+            </w:tcMar>
+            <w:vAlign w:val="center"/>
+          </w:tcPr>
+          <w:p>
+            <w:r>
+              <w:rPr>
+                <w:rFonts w:ascii="Arial" w:eastAsia="Arial" w:hAnsi="Arial" w:cs="Arial"/>
+                <w:b/>
+                <w:bCs/>
+                <w:color w:val="666666"/>
+                <w:sz w:val="18"/>
+                <w:szCs w:val="18"/>
+              </w:rPr>
+              <w:t>Docente:</w:t>
+            </w:r>
+          </w:p>
+        </w:tc>
+        <w:tc>
+          <w:tcPr>
+            <w:tcW w:w="4760" w:type="dxa"/>
+            <w:tcBorders>
+              <w:top w:val="single" w:sz="2" w:space="0" w:color="C5D9F1"/>
+              <w:left w:val="single" w:sz="2" w:space="0" w:color="C5D9F1"/>
+              <w:bottom w:val="single" w:sz="2" w:space="0" w:color="C5D9F1"/>
+              <w:right w:val="single" w:sz="2" w:space="0" w:color="C5D9F1"/>
+            </w:tcBorders>
+            <w:shd w:val="clear" w:color="auto" w:fill="FFFFFF"/>
+            <w:tcMar>
+              <w:top w:w="80" w:type="dxa"/>
+              <w:left w:w="140" w:type="dxa"/>
+              <w:bottom w:w="80" w:type="dxa"/>
+              <w:right w:w="140" w:type="dxa"/>
+            </w:tcMar>
+            <w:vAlign w:val="center"/>
+          </w:tcPr>
+          <w:p>
+            <w:r>
+              <w:rPr>
+                <w:rFonts w:ascii="Arial" w:eastAsia="Arial" w:hAnsi="Arial" w:cs="Arial"/>
+                <w:b/>
+                <w:bCs/>
+                <w:color w:val="111111"/>
+                <w:sz w:val="20"/>
+                <w:szCs w:val="20"/>
+              </w:rPr>
+              <w:t>[[materias_nombre_docente]]</w:t>
+            </w:r>
+          </w:p>
+        </w:tc>
+        <w:tc>
+          <w:tcPr>
+            <w:tcW w:w="1200" w:type="dxa"/>
+            <w:tcBorders>
+              <w:top w:val="single" w:sz="2" w:space="0" w:color="C5D9F1"/>
+              <w:left w:val="single" w:sz="2" w:space="0" w:color="C5D9F1"/>
+              <w:bottom w:val="single" w:sz="2" w:space="0" w:color="C5D9F1"/>
+              <w:right w:val="single" w:sz="2" w:space="0" w:color="C5D9F1"/>
+            </w:tcBorders>
+            <w:shd w:val="clear" w:color="auto" w:fill="EBF3FB"/>
+            <w:tcMar>
+              <w:top w:w="80" w:type="dxa"/>
+              <w:left w:w="140" w:type="dxa"/>
+              <w:bottom w:w="80" w:type="dxa"/>
+              <w:right w:w="140" w:type="dxa"/>
+            </w:tcMar>
+            <w:vAlign w:val="center"/>
+          </w:tcPr>
+          <w:p>
+            <w:r>
+              <w:rPr>
+                <w:rFonts w:ascii="Arial" w:eastAsia="Arial" w:hAnsi="Arial" w:cs="Arial"/>
+                <w:b/>
+                <w:bCs/>
+                <w:color w:val="666666"/>
+                <w:sz w:val="18"/>
+                <w:szCs w:val="18"/>
+              </w:rPr>
+              <w:t>Documento:</w:t>
+            </w:r>
+          </w:p>
+        </w:tc>
+        <w:tc>
+          <w:tcPr>
+            <w:tcW w:w="1400" w:type="dxa"/>
+            <w:tcBorders>
+              <w:top w:val="single" w:sz="2" w:space="0" w:color="C5D9F1"/>
+              <w:left w:val="single" w:sz="2" w:space="0" w:color="C5D9F1"/>
+              <w:bottom w:val="single" w:sz="2" w:space="0" w:color="C5D9F1"/>
+              <w:right w:val="single" w:sz="2" w:space="0" w:color="C5D9F1"/>
+            </w:tcBorders>
+            <w:shd w:val="clear" w:color="auto" w:fill="FFFFFF"/>
+            <w:tcMar>
+              <w:top w:w="80" w:type="dxa"/>
+              <w:left w:w="140" w:type="dxa"/>
+              <w:bottom w:w="80" w:type="dxa"/>
+              <w:right w:w="140" w:type="dxa"/>
+            </w:tcMar>
+            <w:vAlign w:val="center"/>
+          </w:tcPr>
+          <w:p>
+            <w:r>
+              <w:rPr>
+                <w:rFonts w:ascii="Arial" w:eastAsia="Arial" w:hAnsi="Arial" w:cs="Arial"/>
+                <w:color w:val="111111"/>
+                <w:sz w:val="18"/>
+                <w:szCs w:val="18"/>
+              </w:rPr>
+              <w:t>[[materias_docente]]</w:t>
+            </w:r>
+          </w:p>
+        </w:tc>
+      </w:tr>
+    </w:tbl>
+    <w:p>
+      <w:pPr>
+        <w:spacing w:before="240"/>
+      </w:pPr>
+    </w:p>
+    <w:p>
+      <w:pPr>
+        <w:pBdr>
+          <w:bottom w:val="single" w:sz="8" w:space="1" w:color="2E75B6"/>
+        </w:pBdr>
+        <w:spacing w:before="320" w:after="120"/>
+      </w:pPr>
+      <w:r>
         <w:rPr>
-          <w:rFonts w:ascii="Arial" w:hAnsi="Arial" w:cs="Arial"/>
+          <w:rFonts w:ascii="Arial" w:eastAsia="Arial" w:hAnsi="Arial" w:cs="Arial"/>
           <w:b/>
           <w:bCs/>
-          <w:lang w:val="es-ES"/>
+          <w:color w:val="1F3864"/>
         </w:rPr>
-      </w:pPr>
-      <w:r>
-        <w:rPr>
-          <w:rFonts w:ascii="Arial" w:hAnsi="Arial" w:cs="Arial"/>
-          <w:b/>
-          <w:bCs/>
-          <w:lang w:val="es-ES"/>
-        </w:rPr>
-        <w:t xml:space="preserve">Universidad del Putumayo  </w:t>
+        <w:t>ASIGNATURAS</w:t>
       </w:r>
     </w:p>
     <w:p>
       <w:pPr>
-        <w:rPr>
-          <w:rFonts w:ascii="Arial" w:hAnsi="Arial" w:cs="Arial"/>
-          <w:b/>
-          <w:bCs/>
-          <w:lang w:val="es-ES"/>
-        </w:rPr>
-      </w:pPr>
+        <w:spacing w:before="80"/>
+      </w:pPr>
+    </w:p>
+    <w:tbl>
+      <w:tblPr>
+        <w:tblW w:w="9770" w:type="dxa"/>
+        <w:tblBorders>
+          <w:top w:val="single" w:sz="4" w:space="0" w:color="auto"/>
+          <w:left w:val="single" w:sz="4" w:space="0" w:color="auto"/>
+          <w:bottom w:val="single" w:sz="4" w:space="0" w:color="auto"/>
+          <w:right w:val="single" w:sz="4" w:space="0" w:color="auto"/>
+          <w:insideH w:val="single" w:sz="4" w:space="0" w:color="auto"/>
+          <w:insideV w:val="single" w:sz="4" w:space="0" w:color="auto"/>
+        </w:tblBorders>
+        <w:tblCellMar>
+          <w:left w:w="10" w:type="dxa"/>
+          <w:right w:w="10" w:type="dxa"/>
+        </w:tblCellMar>
+        <w:tblLook w:val="0000" w:firstRow="0" w:lastRow="0" w:firstColumn="0" w:lastColumn="0" w:noHBand="0" w:noVBand="0"/>
+      </w:tblPr>
+      <w:tblGrid>
+        <w:gridCol w:w="1982"/>
+        <w:gridCol w:w="2268"/>
+        <w:gridCol w:w="1559"/>
+        <w:gridCol w:w="1559"/>
+        <w:gridCol w:w="1285"/>
+        <w:gridCol w:w="1117"/>
+      </w:tblGrid>
+      <w:tr>
+        <w:tblPrEx>
+          <w:tblCellMar>
+            <w:top w:w="0" w:type="dxa"/>
+            <w:bottom w:w="0" w:type="dxa"/>
+          </w:tblCellMar>
+        </w:tblPrEx>
+        <w:trPr>
+          <w:trHeight w:val="404"/>
+        </w:trPr>
+        <w:tc>
+          <w:tcPr>
+            <w:tcW w:w="1982" w:type="dxa"/>
+            <w:tcBorders>
+              <w:top w:val="single" w:sz="2" w:space="0" w:color="C5D9F1"/>
+              <w:left w:val="single" w:sz="2" w:space="0" w:color="C5D9F1"/>
+              <w:bottom w:val="single" w:sz="2" w:space="0" w:color="C5D9F1"/>
+              <w:right w:val="single" w:sz="2" w:space="0" w:color="C5D9F1"/>
+            </w:tcBorders>
+            <w:shd w:val="clear" w:color="auto" w:fill="1F3864"/>
+            <w:tcMar>
+              <w:top w:w="80" w:type="dxa"/>
+              <w:left w:w="140" w:type="dxa"/>
+              <w:bottom w:w="80" w:type="dxa"/>
+              <w:right w:w="140" w:type="dxa"/>
+            </w:tcMar>
+            <w:vAlign w:val="center"/>
+          </w:tcPr>
+          <w:p>
+            <w:pPr>
+              <w:jc w:val="center"/>
+            </w:pPr>
+            <w:r>
+              <w:rPr>
+                <w:rFonts w:ascii="Arial" w:eastAsia="Arial" w:hAnsi="Arial" w:cs="Arial"/>
+                <w:b/>
+                <w:bCs/>
+                <w:color w:val="FFFFFF"/>
+                <w:sz w:val="18"/>
+                <w:szCs w:val="18"/>
+              </w:rPr>
+              <w:t>Asignatura</w:t>
+            </w:r>
+          </w:p>
+        </w:tc>
+        <w:tc>
+          <w:tcPr>
+            <w:tcW w:w="2268" w:type="dxa"/>
+            <w:tcBorders>
+              <w:top w:val="single" w:sz="2" w:space="0" w:color="C5D9F1"/>
+              <w:left w:val="single" w:sz="2" w:space="0" w:color="C5D9F1"/>
+              <w:bottom w:val="single" w:sz="2" w:space="0" w:color="C5D9F1"/>
+              <w:right w:val="single" w:sz="2" w:space="0" w:color="C5D9F1"/>
+            </w:tcBorders>
+            <w:shd w:val="clear" w:color="auto" w:fill="1F3864"/>
+            <w:tcMar>
+              <w:top w:w="80" w:type="dxa"/>
+              <w:left w:w="140" w:type="dxa"/>
+              <w:bottom w:w="80" w:type="dxa"/>
+              <w:right w:w="140" w:type="dxa"/>
+            </w:tcMar>
+            <w:vAlign w:val="center"/>
+          </w:tcPr>
+          <w:p>
+            <w:pPr>
+              <w:jc w:val="center"/>
+            </w:pPr>
+            <w:r>
+              <w:rPr>
+                <w:rFonts w:ascii="Arial" w:eastAsia="Arial" w:hAnsi="Arial" w:cs="Arial"/>
+                <w:b/>
+                <w:bCs/>
+                <w:color w:val="FFFFFF"/>
+                <w:sz w:val="18"/>
+                <w:szCs w:val="18"/>
+              </w:rPr>
+              <w:t>Programa</w:t>
+            </w:r>
+          </w:p>
+        </w:tc>
+        <w:tc>
+          <w:tcPr>
+            <w:tcW w:w="1559" w:type="dxa"/>
+            <w:tcBorders>
+              <w:top w:val="single" w:sz="2" w:space="0" w:color="C5D9F1"/>
+              <w:left w:val="single" w:sz="2" w:space="0" w:color="C5D9F1"/>
+              <w:bottom w:val="single" w:sz="2" w:space="0" w:color="C5D9F1"/>
+              <w:right w:val="single" w:sz="2" w:space="0" w:color="C5D9F1"/>
+            </w:tcBorders>
+            <w:shd w:val="clear" w:color="auto" w:fill="1F3864"/>
+            <w:tcMar>
+              <w:top w:w="80" w:type="dxa"/>
+              <w:left w:w="140" w:type="dxa"/>
+              <w:bottom w:w="80" w:type="dxa"/>
+              <w:right w:w="140" w:type="dxa"/>
+            </w:tcMar>
+            <w:vAlign w:val="center"/>
+          </w:tcPr>
+          <w:p>
+            <w:pPr>
+              <w:jc w:val="center"/>
+            </w:pPr>
+            <w:r>
+              <w:rPr>
+                <w:rFonts w:ascii="Arial" w:eastAsia="Arial" w:hAnsi="Arial" w:cs="Arial"/>
+                <w:b/>
+                <w:bCs/>
+                <w:color w:val="FFFFFF"/>
+                <w:sz w:val="18"/>
+                <w:szCs w:val="18"/>
+              </w:rPr>
+              <w:t>Semestre</w:t>
+            </w:r>
+          </w:p>
+        </w:tc>
+        <w:tc>
+          <w:tcPr>
+            <w:tcW w:w="1559" w:type="dxa"/>
+            <w:tcBorders>
+              <w:top w:val="single" w:sz="2" w:space="0" w:color="C5D9F1"/>
+              <w:left w:val="single" w:sz="2" w:space="0" w:color="C5D9F1"/>
+              <w:bottom w:val="single" w:sz="2" w:space="0" w:color="C5D9F1"/>
+              <w:right w:val="single" w:sz="2" w:space="0" w:color="C5D9F1"/>
+            </w:tcBorders>
+            <w:shd w:val="clear" w:color="auto" w:fill="1F3864"/>
+            <w:tcMar>
+              <w:top w:w="80" w:type="dxa"/>
+              <w:left w:w="140" w:type="dxa"/>
+              <w:bottom w:w="80" w:type="dxa"/>
+              <w:right w:w="140" w:type="dxa"/>
+            </w:tcMar>
+            <w:vAlign w:val="center"/>
+          </w:tcPr>
+          <w:p>
+            <w:pPr>
+              <w:jc w:val="center"/>
+            </w:pPr>
+            <w:r>
+              <w:rPr>
+                <w:rFonts w:ascii="Arial" w:eastAsia="Arial" w:hAnsi="Arial" w:cs="Arial"/>
+                <w:b/>
+                <w:bCs/>
+                <w:color w:val="FFFFFF"/>
+                <w:sz w:val="18"/>
+                <w:szCs w:val="18"/>
+              </w:rPr>
+              <w:t>Promedio</w:t>
+            </w:r>
+          </w:p>
+        </w:tc>
+        <w:tc>
+          <w:tcPr>
+            <w:tcW w:w="1285" w:type="dxa"/>
+            <w:tcBorders>
+              <w:top w:val="single" w:sz="2" w:space="0" w:color="C5D9F1"/>
+              <w:left w:val="single" w:sz="2" w:space="0" w:color="C5D9F1"/>
+              <w:bottom w:val="single" w:sz="2" w:space="0" w:color="C5D9F1"/>
+              <w:right w:val="single" w:sz="2" w:space="0" w:color="C5D9F1"/>
+            </w:tcBorders>
+            <w:shd w:val="clear" w:color="auto" w:fill="1F3864"/>
+            <w:tcMar>
+              <w:top w:w="80" w:type="dxa"/>
+              <w:left w:w="140" w:type="dxa"/>
+              <w:bottom w:w="80" w:type="dxa"/>
+              <w:right w:w="140" w:type="dxa"/>
+            </w:tcMar>
+            <w:vAlign w:val="center"/>
+          </w:tcPr>
+          <w:p>
+            <w:pPr>
+              <w:jc w:val="center"/>
+            </w:pPr>
+            <w:r>
+              <w:rPr>
+                <w:rFonts w:ascii="Arial" w:eastAsia="Arial" w:hAnsi="Arial" w:cs="Arial"/>
+                <w:b/>
+                <w:bCs/>
+                <w:color w:val="FFFFFF"/>
+                <w:sz w:val="18"/>
+                <w:szCs w:val="18"/>
+              </w:rPr>
+              <w:t>Realizadas</w:t>
+            </w:r>
+          </w:p>
+        </w:tc>
+        <w:tc>
+          <w:tcPr>
+            <w:tcW w:w="1117" w:type="dxa"/>
+            <w:tcBorders>
+              <w:top w:val="single" w:sz="2" w:space="0" w:color="C5D9F1"/>
+              <w:left w:val="single" w:sz="2" w:space="0" w:color="C5D9F1"/>
+              <w:bottom w:val="single" w:sz="2" w:space="0" w:color="C5D9F1"/>
+              <w:right w:val="single" w:sz="2" w:space="0" w:color="C5D9F1"/>
+            </w:tcBorders>
+            <w:shd w:val="clear" w:color="auto" w:fill="1F3864"/>
+            <w:tcMar>
+              <w:top w:w="80" w:type="dxa"/>
+              <w:left w:w="140" w:type="dxa"/>
+              <w:bottom w:w="80" w:type="dxa"/>
+              <w:right w:w="140" w:type="dxa"/>
+            </w:tcMar>
+            <w:vAlign w:val="center"/>
+          </w:tcPr>
+          <w:p>
+            <w:pPr>
+              <w:jc w:val="center"/>
+            </w:pPr>
+            <w:r>
+              <w:rPr>
+                <w:rFonts w:ascii="Arial" w:eastAsia="Arial" w:hAnsi="Arial" w:cs="Arial"/>
+                <w:b/>
+                <w:bCs/>
+                <w:color w:val="FFFFFF"/>
+                <w:sz w:val="18"/>
+                <w:szCs w:val="18"/>
+              </w:rPr>
+              <w:t>Total Eval.</w:t>
+            </w:r>
+          </w:p>
+        </w:tc>
+      </w:tr>
+    </w:tbl>
+    <w:p>
       <w:r>
         <w:rPr>
-          <w:rFonts w:ascii="Arial" w:hAnsi="Arial" w:cs="Arial"/>
-          <w:b/>
-          <w:bCs/>
-          <w:lang w:val="es-ES"/>
-        </w:rPr>
-        <w:t>Fecha del informe: [[informe_fecha_hora]]</w:t>
-      </w:r>
-    </w:p>
-    <w:p>
-      <w:pPr>
-        <w:rPr>
-          <w:rFonts w:ascii="Arial" w:hAnsi="Arial" w:cs="Arial"/>
-          <w:b/>
-          <w:bCs/>
-          <w:lang w:val="es-ES"/>
-        </w:rPr>
-      </w:pPr>
-    </w:p>
-    <w:p>
-      <w:pPr>
-        <w:rPr>
-          <w:rFonts w:ascii="Arial" w:hAnsi="Arial" w:cs="Arial"/>
-          <w:b/>
-          <w:bCs/>
-          <w:lang w:val="es-ES"/>
-        </w:rPr>
-      </w:pPr>
-      <w:r>
-        <w:rPr>
-          <w:rFonts w:ascii="Arial" w:hAnsi="Arial" w:cs="Arial"/>
-          <w:b/>
-          <w:bCs/>
-          <w:lang w:val="es-ES"/>
-        </w:rPr>
-        <w:t xml:space="preserve">Docente: [[materias_nombre_docente]]  </w:t>
-      </w:r>
-    </w:p>
-    <w:p>
-      <w:pPr>
-        <w:rPr>
-          <w:rFonts w:ascii="Arial" w:hAnsi="Arial" w:cs="Arial"/>
-          <w:b/>
-          <w:bCs/>
-          <w:lang w:val="es-ES"/>
-        </w:rPr>
-      </w:pPr>
-      <w:r>
-        <w:rPr>
-          <w:rFonts w:ascii="Arial" w:hAnsi="Arial" w:cs="Arial"/>
-          <w:b/>
-          <w:bCs/>
-          <w:lang w:val="es-ES"/>
-        </w:rPr>
-        <w:t xml:space="preserve">Documento: [[materias_docente]]  </w:t>
-      </w:r>
-    </w:p>
-    <w:p>
-      <w:pPr>
-        <w:rPr>
-          <w:rFonts w:ascii="Arial" w:hAnsi="Arial" w:cs="Arial"/>
-          <w:b/>
-          <w:bCs/>
-          <w:lang w:val="es-ES"/>
-        </w:rPr>
-      </w:pPr>
-    </w:p>
-    <w:p>
-      <w:pPr>
-        <w:rPr>
-          <w:rFonts w:ascii="Arial" w:hAnsi="Arial" w:cs="Arial"/>
-          <w:b/>
-          <w:bCs/>
-          <w:lang w:val="es-ES"/>
-        </w:rPr>
-      </w:pPr>
-      <w:r>
-        <w:rPr>
-          <w:rFonts w:ascii="Arial" w:hAnsi="Arial" w:cs="Arial"/>
-          <w:b/>
-          <w:bCs/>
-          <w:lang w:val="es-ES"/>
-        </w:rPr>
-        <w:t xml:space="preserve">------------------------------------------------------------  </w:t>
-      </w:r>
-    </w:p>
-    <w:p>
-      <w:pPr>
-        <w:rPr>
-          <w:rFonts w:ascii="Arial" w:hAnsi="Arial" w:cs="Arial"/>
-          <w:b/>
-          <w:bCs/>
-          <w:lang w:val="es-ES"/>
-        </w:rPr>
-      </w:pPr>
-      <w:r>
-        <w:rPr>
-          <w:rFonts w:ascii="Arial" w:hAnsi="Arial" w:cs="Arial"/>
-          <w:b/>
-          <w:bCs/>
-          <w:lang w:val="es-ES"/>
-        </w:rPr>
-        <w:t xml:space="preserve">ASIGNATURAS  </w:t>
-      </w:r>
-    </w:p>
-    <w:p>
-      <w:pPr>
-        <w:rPr>
-          <w:rFonts w:ascii="Arial" w:hAnsi="Arial" w:cs="Arial"/>
-          <w:b/>
-          <w:bCs/>
-          <w:lang w:val="es-ES"/>
-        </w:rPr>
-      </w:pPr>
-      <w:r>
-        <w:rPr>
-          <w:rFonts w:ascii="Arial" w:hAnsi="Arial" w:cs="Arial"/>
-          <w:b/>
-          <w:bCs/>
-          <w:lang w:val="es-ES"/>
-        </w:rPr>
-        <w:t xml:space="preserve">------------------------------------------------------------  </w:t>
-      </w:r>
-    </w:p>
-    <w:p>
-      <w:pPr>
-        <w:rPr>
-          <w:rFonts w:ascii="Arial" w:hAnsi="Arial" w:cs="Arial"/>
-          <w:b/>
-          <w:bCs/>
-          <w:lang w:val="es-ES"/>
-        </w:rPr>
-      </w:pPr>
-    </w:p>
-    <w:p>
-      <w:pPr>
-        <w:rPr>
-          <w:rFonts w:ascii="Arial" w:hAnsi="Arial" w:cs="Arial"/>
-          <w:b/>
-          <w:bCs/>
-          <w:lang w:val="es-ES"/>
-        </w:rPr>
-      </w:pPr>
-      <w:r>
-        <w:rPr>
-          <w:rFonts w:ascii="Arial" w:hAnsi="Arial" w:cs="Arial"/>
-          <w:b/>
-          <w:bCs/>
-          <w:lang w:val="es-ES"/>
+          <w:rFonts w:ascii="Arial" w:eastAsia="Arial" w:hAnsi="Arial" w:cs="Arial"/>
+          <w:color w:val="FFFFFF"/>
+          <w:sz w:val="2"/>
+          <w:szCs w:val="2"/>
         </w:rPr>
         <w:t>[[#materias_list]]</w:t>
       </w:r>
     </w:p>
+    <w:tbl>
+      <w:tblPr>
+        <w:tblW w:w="9746" w:type="dxa"/>
+        <w:tblBorders>
+          <w:top w:val="single" w:sz="4" w:space="0" w:color="auto"/>
+          <w:left w:val="single" w:sz="4" w:space="0" w:color="auto"/>
+          <w:bottom w:val="single" w:sz="4" w:space="0" w:color="auto"/>
+          <w:right w:val="single" w:sz="4" w:space="0" w:color="auto"/>
+          <w:insideH w:val="single" w:sz="4" w:space="0" w:color="auto"/>
+          <w:insideV w:val="single" w:sz="4" w:space="0" w:color="auto"/>
+        </w:tblBorders>
+        <w:tblLayout w:type="fixed"/>
+        <w:tblCellMar>
+          <w:left w:w="10" w:type="dxa"/>
+          <w:right w:w="10" w:type="dxa"/>
+        </w:tblCellMar>
+        <w:tblLook w:val="0000" w:firstRow="0" w:lastRow="0" w:firstColumn="0" w:lastColumn="0" w:noHBand="0" w:noVBand="0"/>
+      </w:tblPr>
+      <w:tblGrid>
+        <w:gridCol w:w="1982"/>
+        <w:gridCol w:w="2268"/>
+        <w:gridCol w:w="1559"/>
+        <w:gridCol w:w="1559"/>
+        <w:gridCol w:w="1276"/>
+        <w:gridCol w:w="1102"/>
+      </w:tblGrid>
+      <w:tr>
+        <w:tblPrEx>
+          <w:tblCellMar>
+            <w:top w:w="0" w:type="dxa"/>
+            <w:bottom w:w="0" w:type="dxa"/>
+          </w:tblCellMar>
+        </w:tblPrEx>
+        <w:tc>
+          <w:tcPr>
+            <w:tcW w:w="1982" w:type="dxa"/>
+            <w:tcBorders>
+              <w:top w:val="single" w:sz="2" w:space="0" w:color="C5D9F1"/>
+              <w:left w:val="single" w:sz="2" w:space="0" w:color="C5D9F1"/>
+              <w:bottom w:val="single" w:sz="2" w:space="0" w:color="C5D9F1"/>
+              <w:right w:val="single" w:sz="2" w:space="0" w:color="C5D9F1"/>
+            </w:tcBorders>
+            <w:shd w:val="clear" w:color="auto" w:fill="F4F8FD"/>
+            <w:tcMar>
+              <w:top w:w="80" w:type="dxa"/>
+              <w:left w:w="140" w:type="dxa"/>
+              <w:bottom w:w="80" w:type="dxa"/>
+              <w:right w:w="140" w:type="dxa"/>
+            </w:tcMar>
+            <w:vAlign w:val="center"/>
+          </w:tcPr>
+          <w:p>
+            <w:r>
+              <w:rPr>
+                <w:rFonts w:ascii="Arial" w:eastAsia="Arial" w:hAnsi="Arial" w:cs="Arial"/>
+                <w:b/>
+                <w:bCs/>
+                <w:color w:val="111111"/>
+                <w:sz w:val="19"/>
+                <w:szCs w:val="19"/>
+              </w:rPr>
+              <w:t>[[nombre_materia]]</w:t>
+            </w:r>
+          </w:p>
+          <w:p>
+            <w:r>
+              <w:rPr>
+                <w:rFonts w:ascii="Arial" w:eastAsia="Arial" w:hAnsi="Arial" w:cs="Arial"/>
+                <w:color w:val="666666"/>
+                <w:sz w:val="16"/>
+                <w:szCs w:val="16"/>
+              </w:rPr>
+              <w:t>Cód: [[codigo_materia]]</w:t>
+            </w:r>
+          </w:p>
+        </w:tc>
+        <w:tc>
+          <w:tcPr>
+            <w:tcW w:w="2268" w:type="dxa"/>
+            <w:tcBorders>
+              <w:top w:val="single" w:sz="2" w:space="0" w:color="C5D9F1"/>
+              <w:left w:val="single" w:sz="2" w:space="0" w:color="C5D9F1"/>
+              <w:bottom w:val="single" w:sz="2" w:space="0" w:color="C5D9F1"/>
+              <w:right w:val="single" w:sz="2" w:space="0" w:color="C5D9F1"/>
+            </w:tcBorders>
+            <w:shd w:val="clear" w:color="auto" w:fill="F4F8FD"/>
+            <w:tcMar>
+              <w:top w:w="80" w:type="dxa"/>
+              <w:left w:w="140" w:type="dxa"/>
+              <w:bottom w:w="80" w:type="dxa"/>
+              <w:right w:w="140" w:type="dxa"/>
+            </w:tcMar>
+            <w:vAlign w:val="center"/>
+          </w:tcPr>
+          <w:p>
+            <w:r>
+              <w:rPr>
+                <w:rFonts w:ascii="Arial" w:eastAsia="Arial" w:hAnsi="Arial" w:cs="Arial"/>
+                <w:color w:val="111111"/>
+                <w:sz w:val="17"/>
+                <w:szCs w:val="17"/>
+              </w:rPr>
+              <w:t>[[nom_programa]]</w:t>
+            </w:r>
+          </w:p>
+        </w:tc>
+        <w:tc>
+          <w:tcPr>
+            <w:tcW w:w="1559" w:type="dxa"/>
+            <w:tcBorders>
+              <w:top w:val="single" w:sz="2" w:space="0" w:color="C5D9F1"/>
+              <w:left w:val="single" w:sz="2" w:space="0" w:color="C5D9F1"/>
+              <w:bottom w:val="single" w:sz="2" w:space="0" w:color="C5D9F1"/>
+              <w:right w:val="single" w:sz="2" w:space="0" w:color="C5D9F1"/>
+            </w:tcBorders>
+            <w:shd w:val="clear" w:color="auto" w:fill="F4F8FD"/>
+            <w:tcMar>
+              <w:top w:w="80" w:type="dxa"/>
+              <w:left w:w="140" w:type="dxa"/>
+              <w:bottom w:w="80" w:type="dxa"/>
+              <w:right w:w="140" w:type="dxa"/>
+            </w:tcMar>
+            <w:vAlign w:val="center"/>
+          </w:tcPr>
+          <w:p>
+            <w:pPr>
+              <w:jc w:val="center"/>
+            </w:pPr>
+            <w:r>
+              <w:rPr>
+                <w:rFonts w:ascii="Arial" w:eastAsia="Arial" w:hAnsi="Arial" w:cs="Arial"/>
+                <w:color w:val="111111"/>
+                <w:sz w:val="16"/>
+                <w:szCs w:val="16"/>
+              </w:rPr>
+              <w:t>[[semestre]]</w:t>
+            </w:r>
+          </w:p>
+        </w:tc>
+        <w:tc>
+          <w:tcPr>
+            <w:tcW w:w="1559" w:type="dxa"/>
+            <w:tcBorders>
+              <w:top w:val="single" w:sz="2" w:space="0" w:color="C5D9F1"/>
+              <w:left w:val="single" w:sz="2" w:space="0" w:color="C5D9F1"/>
+              <w:bottom w:val="single" w:sz="2" w:space="0" w:color="C5D9F1"/>
+              <w:right w:val="single" w:sz="2" w:space="0" w:color="C5D9F1"/>
+            </w:tcBorders>
+            <w:shd w:val="clear" w:color="auto" w:fill="F4F8FD"/>
+            <w:tcMar>
+              <w:top w:w="80" w:type="dxa"/>
+              <w:left w:w="140" w:type="dxa"/>
+              <w:bottom w:w="80" w:type="dxa"/>
+              <w:right w:w="140" w:type="dxa"/>
+            </w:tcMar>
+            <w:vAlign w:val="center"/>
+          </w:tcPr>
+          <w:p>
+            <w:pPr>
+              <w:jc w:val="center"/>
+            </w:pPr>
+            <w:r>
+              <w:rPr>
+                <w:rFonts w:ascii="Arial" w:eastAsia="Arial" w:hAnsi="Arial" w:cs="Arial"/>
+                <w:b/>
+                <w:bCs/>
+                <w:color w:val="2E75B6"/>
+                <w:sz w:val="20"/>
+                <w:szCs w:val="20"/>
+              </w:rPr>
+              <w:t>[[promedio]]</w:t>
+            </w:r>
+          </w:p>
+        </w:tc>
+        <w:tc>
+          <w:tcPr>
+            <w:tcW w:w="1276" w:type="dxa"/>
+            <w:tcBorders>
+              <w:top w:val="single" w:sz="2" w:space="0" w:color="C5D9F1"/>
+              <w:left w:val="single" w:sz="2" w:space="0" w:color="C5D9F1"/>
+              <w:bottom w:val="single" w:sz="2" w:space="0" w:color="C5D9F1"/>
+              <w:right w:val="single" w:sz="2" w:space="0" w:color="C5D9F1"/>
+            </w:tcBorders>
+            <w:shd w:val="clear" w:color="auto" w:fill="F4F8FD"/>
+            <w:tcMar>
+              <w:top w:w="80" w:type="dxa"/>
+              <w:left w:w="140" w:type="dxa"/>
+              <w:bottom w:w="80" w:type="dxa"/>
+              <w:right w:w="140" w:type="dxa"/>
+            </w:tcMar>
+            <w:vAlign w:val="center"/>
+          </w:tcPr>
+          <w:p>
+            <w:pPr>
+              <w:jc w:val="center"/>
+            </w:pPr>
+            <w:r>
+              <w:rPr>
+                <w:rFonts w:ascii="Arial" w:eastAsia="Arial" w:hAnsi="Arial" w:cs="Arial"/>
+                <w:color w:val="111111"/>
+                <w:sz w:val="17"/>
+                <w:szCs w:val="17"/>
+              </w:rPr>
+              <w:t>[[total_realizadas]]</w:t>
+            </w:r>
+          </w:p>
+        </w:tc>
+        <w:tc>
+          <w:tcPr>
+            <w:tcW w:w="1102" w:type="dxa"/>
+            <w:tcBorders>
+              <w:top w:val="single" w:sz="2" w:space="0" w:color="C5D9F1"/>
+              <w:left w:val="single" w:sz="2" w:space="0" w:color="C5D9F1"/>
+              <w:bottom w:val="single" w:sz="2" w:space="0" w:color="C5D9F1"/>
+              <w:right w:val="single" w:sz="2" w:space="0" w:color="C5D9F1"/>
+            </w:tcBorders>
+            <w:shd w:val="clear" w:color="auto" w:fill="F4F8FD"/>
+            <w:tcMar>
+              <w:top w:w="80" w:type="dxa"/>
+              <w:left w:w="140" w:type="dxa"/>
+              <w:bottom w:w="80" w:type="dxa"/>
+              <w:right w:w="140" w:type="dxa"/>
+            </w:tcMar>
+            <w:vAlign w:val="center"/>
+          </w:tcPr>
+          <w:p>
+            <w:pPr>
+              <w:jc w:val="center"/>
+            </w:pPr>
+            <w:r>
+              <w:rPr>
+                <w:rFonts w:ascii="Arial" w:eastAsia="Arial" w:hAnsi="Arial" w:cs="Arial"/>
+                <w:color w:val="111111"/>
+                <w:sz w:val="17"/>
+                <w:szCs w:val="17"/>
+              </w:rPr>
+              <w:t>[[total_evaluaciones]]</w:t>
+            </w:r>
+          </w:p>
+        </w:tc>
+      </w:tr>
+    </w:tbl>
     <w:p>
-      <w:pPr>
-        <w:rPr>
-          <w:rFonts w:ascii="Arial" w:hAnsi="Arial" w:cs="Arial"/>
-          <w:b/>
-          <w:bCs/>
-          <w:lang w:val="es-ES"/>
-        </w:rPr>
-      </w:pPr>
       <w:r>
         <w:rPr>
-          <w:rFonts w:ascii="Arial" w:hAnsi="Arial" w:cs="Arial"/>
-          <w:b/>
-          <w:bCs/>
-          <w:lang w:val="es-ES"/>
-        </w:rPr>
-        <w:t>Asignatura: [[nombre_materia]]</w:t>
-      </w:r>
-      <w:r>
-        <w:rPr>
-          <w:rFonts w:ascii="Arial" w:hAnsi="Arial" w:cs="Arial"/>
-          <w:b/>
-          <w:bCs/>
-          <w:lang w:val="es-ES"/>
-        </w:rPr>
-        <w:t xml:space="preserve"> -</w:t>
-      </w:r>
-      <w:r>
-        <w:rPr>
-          <w:rFonts w:ascii="Arial" w:hAnsi="Arial" w:cs="Arial"/>
-          <w:b/>
-          <w:bCs/>
-          <w:lang w:val="es-ES"/>
-        </w:rPr>
-        <w:t xml:space="preserve"> ([[codigo_materia]])  </w:t>
-      </w:r>
-    </w:p>
-    <w:p>
-      <w:pPr>
-        <w:rPr>
-          <w:rFonts w:ascii="Arial" w:hAnsi="Arial" w:cs="Arial"/>
-          <w:b/>
-          <w:bCs/>
-          <w:lang w:val="es-ES"/>
-        </w:rPr>
-      </w:pPr>
-      <w:r>
-        <w:rPr>
-          <w:rFonts w:ascii="Arial" w:hAnsi="Arial" w:cs="Arial"/>
-          <w:b/>
-          <w:bCs/>
-          <w:lang w:val="es-ES"/>
-        </w:rPr>
-        <w:t xml:space="preserve">Programa: [[nom_programa]] </w:t>
-      </w:r>
-      <w:r>
-        <w:rPr>
-          <w:rFonts w:ascii="Arial" w:hAnsi="Arial" w:cs="Arial"/>
-          <w:b/>
-          <w:bCs/>
-          <w:lang w:val="es-ES"/>
-        </w:rPr>
-        <w:t>-</w:t>
-      </w:r>
-      <w:r>
-        <w:rPr>
-          <w:rFonts w:ascii="Arial" w:hAnsi="Arial" w:cs="Arial"/>
-          <w:b/>
-          <w:bCs/>
-          <w:lang w:val="es-ES"/>
-        </w:rPr>
-        <w:t xml:space="preserve"> [[semestre]]  </w:t>
-      </w:r>
-    </w:p>
-    <w:p>
-      <w:pPr>
-        <w:rPr>
-          <w:rFonts w:ascii="Arial" w:hAnsi="Arial" w:cs="Arial"/>
-          <w:b/>
-          <w:bCs/>
-          <w:lang w:val="es-ES"/>
-        </w:rPr>
-      </w:pPr>
-      <w:r>
-        <w:rPr>
-          <w:rFonts w:ascii="Arial" w:hAnsi="Arial" w:cs="Arial"/>
-          <w:b/>
-          <w:bCs/>
-          <w:lang w:val="es-ES"/>
-        </w:rPr>
-        <w:t xml:space="preserve">Promedio: </w:t>
-      </w:r>
-      <w:r>
-        <w:rPr>
-          <w:rFonts w:ascii="Arial" w:hAnsi="Arial" w:cs="Arial"/>
-          <w:b/>
-          <w:bCs/>
-          <w:lang w:val="es-ES"/>
-        </w:rPr>
-        <w:t>[[</w:t>
-      </w:r>
-      <w:r>
-        <w:rPr>
-          <w:rFonts w:ascii="Arial" w:hAnsi="Arial" w:cs="Arial"/>
-          <w:b/>
-          <w:bCs/>
-        </w:rPr>
-        <w:t>promedio</w:t>
-      </w:r>
-      <w:r>
-        <w:rPr>
-          <w:rFonts w:ascii="Arial" w:hAnsi="Arial" w:cs="Arial"/>
-          <w:b/>
-          <w:bCs/>
-          <w:lang w:val="es-ES"/>
-        </w:rPr>
-        <w:t>]]</w:t>
-      </w:r>
-      <w:r>
-        <w:rPr>
-          <w:rFonts w:ascii="Arial" w:hAnsi="Arial" w:cs="Arial"/>
-          <w:b/>
-          <w:bCs/>
-          <w:lang w:val="es-ES"/>
-        </w:rPr>
-        <w:t xml:space="preserve">  </w:t>
-      </w:r>
-    </w:p>
-    <w:p>
-      <w:pPr>
-        <w:rPr>
-          <w:rFonts w:ascii="Arial" w:hAnsi="Arial" w:cs="Arial"/>
-          <w:b/>
-          <w:bCs/>
-          <w:lang w:val="es-ES"/>
-        </w:rPr>
-      </w:pPr>
-      <w:r>
-        <w:rPr>
-          <w:rFonts w:ascii="Arial" w:hAnsi="Arial" w:cs="Arial"/>
-          <w:b/>
-          <w:bCs/>
-          <w:lang w:val="es-ES"/>
-        </w:rPr>
-        <w:t xml:space="preserve">Evaluaciones: [[total_realizadas]] / [[total_evaluaciones]]  </w:t>
-      </w:r>
-    </w:p>
-    <w:p>
-      <w:pPr>
-        <w:rPr>
-          <w:rFonts w:ascii="Arial" w:hAnsi="Arial" w:cs="Arial"/>
-          <w:b/>
-          <w:bCs/>
-          <w:lang w:val="es-ES"/>
-        </w:rPr>
-      </w:pPr>
-    </w:p>
-    <w:p>
-      <w:pPr>
-        <w:rPr>
-          <w:rFonts w:ascii="Arial" w:hAnsi="Arial" w:cs="Arial"/>
-          <w:b/>
-          <w:bCs/>
-          <w:lang w:val="es-ES"/>
-        </w:rPr>
-      </w:pPr>
-      <w:r>
-        <w:rPr>
-          <w:rFonts w:ascii="Arial" w:hAnsi="Arial" w:cs="Arial"/>
-          <w:b/>
-          <w:bCs/>
-          <w:lang w:val="es-ES"/>
+          <w:rFonts w:ascii="Arial" w:eastAsia="Arial" w:hAnsi="Arial" w:cs="Arial"/>
+          <w:color w:val="FFFFFF"/>
+          <w:sz w:val="2"/>
+          <w:szCs w:val="2"/>
         </w:rPr>
         <w:t>[[#grupos]]</w:t>
       </w:r>
     </w:p>
+    <w:tbl>
+      <w:tblPr>
+        <w:tblW w:w="9773" w:type="dxa"/>
+        <w:tblBorders>
+          <w:top w:val="single" w:sz="4" w:space="0" w:color="auto"/>
+          <w:left w:val="single" w:sz="4" w:space="0" w:color="auto"/>
+          <w:bottom w:val="single" w:sz="4" w:space="0" w:color="auto"/>
+          <w:right w:val="single" w:sz="4" w:space="0" w:color="auto"/>
+          <w:insideH w:val="single" w:sz="4" w:space="0" w:color="auto"/>
+          <w:insideV w:val="single" w:sz="4" w:space="0" w:color="auto"/>
+        </w:tblBorders>
+        <w:tblLayout w:type="fixed"/>
+        <w:tblCellMar>
+          <w:left w:w="10" w:type="dxa"/>
+          <w:right w:w="10" w:type="dxa"/>
+        </w:tblCellMar>
+        <w:tblLook w:val="0000" w:firstRow="0" w:lastRow="0" w:firstColumn="0" w:lastColumn="0" w:noHBand="0" w:noVBand="0"/>
+      </w:tblPr>
+      <w:tblGrid>
+        <w:gridCol w:w="1982"/>
+        <w:gridCol w:w="2268"/>
+        <w:gridCol w:w="1559"/>
+        <w:gridCol w:w="1559"/>
+        <w:gridCol w:w="1276"/>
+        <w:gridCol w:w="1129"/>
+      </w:tblGrid>
+      <w:tr>
+        <w:tblPrEx>
+          <w:tblCellMar>
+            <w:top w:w="0" w:type="dxa"/>
+            <w:bottom w:w="0" w:type="dxa"/>
+          </w:tblCellMar>
+        </w:tblPrEx>
+        <w:trPr>
+          <w:trHeight w:val="298"/>
+        </w:trPr>
+        <w:tc>
+          <w:tcPr>
+            <w:tcW w:w="1982" w:type="dxa"/>
+            <w:tcBorders>
+              <w:top w:val="single" w:sz="2" w:space="0" w:color="C5D9F1"/>
+              <w:left w:val="single" w:sz="2" w:space="0" w:color="C5D9F1"/>
+              <w:bottom w:val="single" w:sz="2" w:space="0" w:color="C5D9F1"/>
+              <w:right w:val="single" w:sz="2" w:space="0" w:color="C5D9F1"/>
+            </w:tcBorders>
+            <w:shd w:val="clear" w:color="auto" w:fill="D6E4F7"/>
+            <w:tcMar>
+              <w:top w:w="80" w:type="dxa"/>
+              <w:left w:w="140" w:type="dxa"/>
+              <w:bottom w:w="80" w:type="dxa"/>
+              <w:right w:w="140" w:type="dxa"/>
+            </w:tcMar>
+            <w:vAlign w:val="center"/>
+          </w:tcPr>
+          <w:p/>
+        </w:tc>
+        <w:tc>
+          <w:tcPr>
+            <w:tcW w:w="2268" w:type="dxa"/>
+            <w:tcBorders>
+              <w:top w:val="single" w:sz="2" w:space="0" w:color="C5D9F1"/>
+              <w:left w:val="single" w:sz="2" w:space="0" w:color="C5D9F1"/>
+              <w:bottom w:val="single" w:sz="2" w:space="0" w:color="C5D9F1"/>
+              <w:right w:val="single" w:sz="2" w:space="0" w:color="C5D9F1"/>
+            </w:tcBorders>
+            <w:shd w:val="clear" w:color="auto" w:fill="D6E4F7"/>
+            <w:tcMar>
+              <w:top w:w="80" w:type="dxa"/>
+              <w:left w:w="140" w:type="dxa"/>
+              <w:bottom w:w="80" w:type="dxa"/>
+              <w:right w:w="140" w:type="dxa"/>
+            </w:tcMar>
+            <w:vAlign w:val="center"/>
+          </w:tcPr>
+          <w:p>
+            <w:r>
+              <w:rPr>
+                <w:rFonts w:ascii="Arial" w:eastAsia="Arial" w:hAnsi="Arial" w:cs="Arial"/>
+                <w:b/>
+                <w:bCs/>
+                <w:color w:val="1F3864"/>
+                <w:sz w:val="17"/>
+                <w:szCs w:val="17"/>
+              </w:rPr>
+              <w:t>Grupo</w:t>
+            </w:r>
+          </w:p>
+        </w:tc>
+        <w:tc>
+          <w:tcPr>
+            <w:tcW w:w="1559" w:type="dxa"/>
+            <w:tcBorders>
+              <w:top w:val="single" w:sz="2" w:space="0" w:color="C5D9F1"/>
+              <w:left w:val="single" w:sz="2" w:space="0" w:color="C5D9F1"/>
+              <w:bottom w:val="single" w:sz="2" w:space="0" w:color="C5D9F1"/>
+              <w:right w:val="single" w:sz="2" w:space="0" w:color="C5D9F1"/>
+            </w:tcBorders>
+            <w:shd w:val="clear" w:color="auto" w:fill="D6E4F7"/>
+            <w:tcMar>
+              <w:top w:w="80" w:type="dxa"/>
+              <w:left w:w="140" w:type="dxa"/>
+              <w:bottom w:w="80" w:type="dxa"/>
+              <w:right w:w="140" w:type="dxa"/>
+            </w:tcMar>
+            <w:vAlign w:val="center"/>
+          </w:tcPr>
+          <w:p/>
+        </w:tc>
+        <w:tc>
+          <w:tcPr>
+            <w:tcW w:w="1559" w:type="dxa"/>
+            <w:tcBorders>
+              <w:top w:val="single" w:sz="2" w:space="0" w:color="C5D9F1"/>
+              <w:left w:val="single" w:sz="2" w:space="0" w:color="C5D9F1"/>
+              <w:bottom w:val="single" w:sz="2" w:space="0" w:color="C5D9F1"/>
+              <w:right w:val="single" w:sz="2" w:space="0" w:color="C5D9F1"/>
+            </w:tcBorders>
+            <w:shd w:val="clear" w:color="auto" w:fill="D6E4F7"/>
+            <w:tcMar>
+              <w:top w:w="80" w:type="dxa"/>
+              <w:left w:w="140" w:type="dxa"/>
+              <w:bottom w:w="80" w:type="dxa"/>
+              <w:right w:w="140" w:type="dxa"/>
+            </w:tcMar>
+            <w:vAlign w:val="center"/>
+          </w:tcPr>
+          <w:p>
+            <w:pPr>
+              <w:jc w:val="center"/>
+            </w:pPr>
+            <w:r>
+              <w:rPr>
+                <w:rFonts w:ascii="Arial" w:eastAsia="Arial" w:hAnsi="Arial" w:cs="Arial"/>
+                <w:b/>
+                <w:bCs/>
+                <w:color w:val="1F3864"/>
+                <w:sz w:val="17"/>
+                <w:szCs w:val="17"/>
+              </w:rPr>
+              <w:t>Promedio</w:t>
+            </w:r>
+          </w:p>
+        </w:tc>
+        <w:tc>
+          <w:tcPr>
+            <w:tcW w:w="1276" w:type="dxa"/>
+            <w:tcBorders>
+              <w:top w:val="single" w:sz="2" w:space="0" w:color="C5D9F1"/>
+              <w:left w:val="single" w:sz="2" w:space="0" w:color="C5D9F1"/>
+              <w:bottom w:val="single" w:sz="2" w:space="0" w:color="C5D9F1"/>
+              <w:right w:val="single" w:sz="2" w:space="0" w:color="C5D9F1"/>
+            </w:tcBorders>
+            <w:shd w:val="clear" w:color="auto" w:fill="D6E4F7"/>
+            <w:tcMar>
+              <w:top w:w="80" w:type="dxa"/>
+              <w:left w:w="140" w:type="dxa"/>
+              <w:bottom w:w="80" w:type="dxa"/>
+              <w:right w:w="140" w:type="dxa"/>
+            </w:tcMar>
+            <w:vAlign w:val="center"/>
+          </w:tcPr>
+          <w:p>
+            <w:pPr>
+              <w:jc w:val="center"/>
+            </w:pPr>
+            <w:r>
+              <w:rPr>
+                <w:rFonts w:ascii="Arial" w:eastAsia="Arial" w:hAnsi="Arial" w:cs="Arial"/>
+                <w:b/>
+                <w:bCs/>
+                <w:color w:val="1F3864"/>
+                <w:sz w:val="17"/>
+                <w:szCs w:val="17"/>
+              </w:rPr>
+              <w:t>Realiz.</w:t>
+            </w:r>
+          </w:p>
+        </w:tc>
+        <w:tc>
+          <w:tcPr>
+            <w:tcW w:w="1129" w:type="dxa"/>
+            <w:tcBorders>
+              <w:top w:val="single" w:sz="2" w:space="0" w:color="C5D9F1"/>
+              <w:left w:val="single" w:sz="2" w:space="0" w:color="C5D9F1"/>
+              <w:bottom w:val="single" w:sz="2" w:space="0" w:color="C5D9F1"/>
+              <w:right w:val="single" w:sz="2" w:space="0" w:color="C5D9F1"/>
+            </w:tcBorders>
+            <w:shd w:val="clear" w:color="auto" w:fill="D6E4F7"/>
+            <w:tcMar>
+              <w:top w:w="80" w:type="dxa"/>
+              <w:left w:w="140" w:type="dxa"/>
+              <w:bottom w:w="80" w:type="dxa"/>
+              <w:right w:w="140" w:type="dxa"/>
+            </w:tcMar>
+            <w:vAlign w:val="center"/>
+          </w:tcPr>
+          <w:p>
+            <w:pPr>
+              <w:jc w:val="center"/>
+            </w:pPr>
+            <w:r>
+              <w:rPr>
+                <w:rFonts w:ascii="Arial" w:eastAsia="Arial" w:hAnsi="Arial" w:cs="Arial"/>
+                <w:b/>
+                <w:bCs/>
+                <w:color w:val="1F3864"/>
+                <w:sz w:val="17"/>
+                <w:szCs w:val="17"/>
+              </w:rPr>
+              <w:t>Total</w:t>
+            </w:r>
+          </w:p>
+        </w:tc>
+      </w:tr>
+      <w:tr>
+        <w:tblPrEx>
+          <w:tblCellMar>
+            <w:top w:w="0" w:type="dxa"/>
+            <w:bottom w:w="0" w:type="dxa"/>
+          </w:tblCellMar>
+        </w:tblPrEx>
+        <w:trPr>
+          <w:trHeight w:val="298"/>
+        </w:trPr>
+        <w:tc>
+          <w:tcPr>
+            <w:tcW w:w="1982" w:type="dxa"/>
+            <w:tcBorders>
+              <w:top w:val="single" w:sz="2" w:space="0" w:color="C5D9F1"/>
+              <w:left w:val="single" w:sz="2" w:space="0" w:color="C5D9F1"/>
+              <w:bottom w:val="single" w:sz="2" w:space="0" w:color="C5D9F1"/>
+              <w:right w:val="single" w:sz="2" w:space="0" w:color="C5D9F1"/>
+            </w:tcBorders>
+            <w:shd w:val="clear" w:color="auto" w:fill="FFFFFF"/>
+            <w:tcMar>
+              <w:top w:w="80" w:type="dxa"/>
+              <w:left w:w="140" w:type="dxa"/>
+              <w:bottom w:w="80" w:type="dxa"/>
+              <w:right w:w="140" w:type="dxa"/>
+            </w:tcMar>
+            <w:vAlign w:val="center"/>
+          </w:tcPr>
+          <w:p/>
+        </w:tc>
+        <w:tc>
+          <w:tcPr>
+            <w:tcW w:w="2268" w:type="dxa"/>
+            <w:tcBorders>
+              <w:top w:val="single" w:sz="2" w:space="0" w:color="C5D9F1"/>
+              <w:left w:val="single" w:sz="2" w:space="0" w:color="C5D9F1"/>
+              <w:bottom w:val="single" w:sz="2" w:space="0" w:color="C5D9F1"/>
+              <w:right w:val="single" w:sz="2" w:space="0" w:color="C5D9F1"/>
+            </w:tcBorders>
+            <w:shd w:val="clear" w:color="auto" w:fill="FFFFFF"/>
+            <w:tcMar>
+              <w:top w:w="80" w:type="dxa"/>
+              <w:left w:w="140" w:type="dxa"/>
+              <w:bottom w:w="80" w:type="dxa"/>
+              <w:right w:w="140" w:type="dxa"/>
+            </w:tcMar>
+            <w:vAlign w:val="center"/>
+          </w:tcPr>
+          <w:p>
+            <w:r>
+              <w:rPr>
+                <w:rFonts w:ascii="Arial" w:eastAsia="Arial" w:hAnsi="Arial" w:cs="Arial"/>
+                <w:b/>
+                <w:bCs/>
+                <w:color w:val="111111"/>
+                <w:sz w:val="18"/>
+                <w:szCs w:val="18"/>
+              </w:rPr>
+              <w:t>[[grupo]]</w:t>
+            </w:r>
+          </w:p>
+        </w:tc>
+        <w:tc>
+          <w:tcPr>
+            <w:tcW w:w="1559" w:type="dxa"/>
+            <w:tcBorders>
+              <w:top w:val="single" w:sz="2" w:space="0" w:color="C5D9F1"/>
+              <w:left w:val="single" w:sz="2" w:space="0" w:color="C5D9F1"/>
+              <w:bottom w:val="single" w:sz="2" w:space="0" w:color="C5D9F1"/>
+              <w:right w:val="single" w:sz="2" w:space="0" w:color="C5D9F1"/>
+            </w:tcBorders>
+            <w:shd w:val="clear" w:color="auto" w:fill="FFFFFF"/>
+            <w:tcMar>
+              <w:top w:w="80" w:type="dxa"/>
+              <w:left w:w="140" w:type="dxa"/>
+              <w:bottom w:w="80" w:type="dxa"/>
+              <w:right w:w="140" w:type="dxa"/>
+            </w:tcMar>
+            <w:vAlign w:val="center"/>
+          </w:tcPr>
+          <w:p/>
+        </w:tc>
+        <w:tc>
+          <w:tcPr>
+            <w:tcW w:w="1559" w:type="dxa"/>
+            <w:tcBorders>
+              <w:top w:val="single" w:sz="2" w:space="0" w:color="C5D9F1"/>
+              <w:left w:val="single" w:sz="2" w:space="0" w:color="C5D9F1"/>
+              <w:bottom w:val="single" w:sz="2" w:space="0" w:color="C5D9F1"/>
+              <w:right w:val="single" w:sz="2" w:space="0" w:color="C5D9F1"/>
+            </w:tcBorders>
+            <w:shd w:val="clear" w:color="auto" w:fill="FFFFFF"/>
+            <w:tcMar>
+              <w:top w:w="80" w:type="dxa"/>
+              <w:left w:w="140" w:type="dxa"/>
+              <w:bottom w:w="80" w:type="dxa"/>
+              <w:right w:w="140" w:type="dxa"/>
+            </w:tcMar>
+            <w:vAlign w:val="center"/>
+          </w:tcPr>
+          <w:p>
+            <w:pPr>
+              <w:jc w:val="center"/>
+            </w:pPr>
+            <w:r>
+              <w:rPr>
+                <w:rFonts w:ascii="Arial" w:eastAsia="Arial" w:hAnsi="Arial" w:cs="Arial"/>
+                <w:b/>
+                <w:bCs/>
+                <w:color w:val="2E75B6"/>
+                <w:sz w:val="18"/>
+                <w:szCs w:val="18"/>
+              </w:rPr>
+              <w:t>[[promedio]]</w:t>
+            </w:r>
+          </w:p>
+        </w:tc>
+        <w:tc>
+          <w:tcPr>
+            <w:tcW w:w="1276" w:type="dxa"/>
+            <w:tcBorders>
+              <w:top w:val="single" w:sz="2" w:space="0" w:color="C5D9F1"/>
+              <w:left w:val="single" w:sz="2" w:space="0" w:color="C5D9F1"/>
+              <w:bottom w:val="single" w:sz="2" w:space="0" w:color="C5D9F1"/>
+              <w:right w:val="single" w:sz="2" w:space="0" w:color="C5D9F1"/>
+            </w:tcBorders>
+            <w:shd w:val="clear" w:color="auto" w:fill="FFFFFF"/>
+            <w:tcMar>
+              <w:top w:w="80" w:type="dxa"/>
+              <w:left w:w="140" w:type="dxa"/>
+              <w:bottom w:w="80" w:type="dxa"/>
+              <w:right w:w="140" w:type="dxa"/>
+            </w:tcMar>
+            <w:vAlign w:val="center"/>
+          </w:tcPr>
+          <w:p>
+            <w:pPr>
+              <w:jc w:val="center"/>
+            </w:pPr>
+            <w:r>
+              <w:rPr>
+                <w:rFonts w:ascii="Arial" w:eastAsia="Arial" w:hAnsi="Arial" w:cs="Arial"/>
+                <w:color w:val="111111"/>
+                <w:sz w:val="17"/>
+                <w:szCs w:val="17"/>
+              </w:rPr>
+              <w:t>[[total_realizadas]]</w:t>
+            </w:r>
+          </w:p>
+        </w:tc>
+        <w:tc>
+          <w:tcPr>
+            <w:tcW w:w="1129" w:type="dxa"/>
+            <w:tcBorders>
+              <w:top w:val="single" w:sz="2" w:space="0" w:color="C5D9F1"/>
+              <w:left w:val="single" w:sz="2" w:space="0" w:color="C5D9F1"/>
+              <w:bottom w:val="single" w:sz="2" w:space="0" w:color="C5D9F1"/>
+              <w:right w:val="single" w:sz="2" w:space="0" w:color="C5D9F1"/>
+            </w:tcBorders>
+            <w:shd w:val="clear" w:color="auto" w:fill="FFFFFF"/>
+            <w:tcMar>
+              <w:top w:w="80" w:type="dxa"/>
+              <w:left w:w="140" w:type="dxa"/>
+              <w:bottom w:w="80" w:type="dxa"/>
+              <w:right w:w="140" w:type="dxa"/>
+            </w:tcMar>
+            <w:vAlign w:val="center"/>
+          </w:tcPr>
+          <w:p>
+            <w:pPr>
+              <w:jc w:val="center"/>
+            </w:pPr>
+            <w:r>
+              <w:rPr>
+                <w:rFonts w:ascii="Arial" w:eastAsia="Arial" w:hAnsi="Arial" w:cs="Arial"/>
+                <w:color w:val="111111"/>
+                <w:sz w:val="17"/>
+                <w:szCs w:val="17"/>
+              </w:rPr>
+              <w:t>[[total_evaluaciones]]</w:t>
+            </w:r>
+          </w:p>
+        </w:tc>
+      </w:tr>
+    </w:tbl>
     <w:p>
-      <w:pPr>
-        <w:rPr>
-          <w:rFonts w:ascii="Arial" w:hAnsi="Arial" w:cs="Arial"/>
-          <w:b/>
-          <w:bCs/>
-          <w:lang w:val="es-ES"/>
-        </w:rPr>
-      </w:pPr>
       <w:r>
         <w:rPr>
-          <w:rFonts w:ascii="Arial" w:hAnsi="Arial" w:cs="Arial"/>
-          <w:b/>
-          <w:bCs/>
-          <w:lang w:val="es-ES"/>
-        </w:rPr>
-        <w:t xml:space="preserve">Grupo: [[grupo]]  </w:t>
-      </w:r>
-    </w:p>
-    <w:p>
-      <w:pPr>
-        <w:rPr>
-          <w:rFonts w:ascii="Arial" w:hAnsi="Arial" w:cs="Arial"/>
-          <w:b/>
-          <w:bCs/>
-          <w:lang w:val="es-ES"/>
-        </w:rPr>
-      </w:pPr>
-      <w:r>
-        <w:rPr>
-          <w:rFonts w:ascii="Arial" w:hAnsi="Arial" w:cs="Arial"/>
-          <w:b/>
-          <w:bCs/>
-          <w:lang w:val="es-ES"/>
-        </w:rPr>
-        <w:t xml:space="preserve">Promedio: </w:t>
-      </w:r>
-      <w:r>
-        <w:rPr>
-          <w:rFonts w:ascii="Arial" w:hAnsi="Arial" w:cs="Arial"/>
-          <w:b/>
-          <w:bCs/>
-          <w:lang w:val="es-ES"/>
-        </w:rPr>
-        <w:t>[[</w:t>
-      </w:r>
-      <w:r>
-        <w:rPr>
-          <w:rFonts w:ascii="Arial" w:hAnsi="Arial" w:cs="Arial"/>
-          <w:b/>
-          <w:bCs/>
-        </w:rPr>
-        <w:t>promedio</w:t>
-      </w:r>
-      <w:r>
-        <w:rPr>
-          <w:rFonts w:ascii="Arial" w:hAnsi="Arial" w:cs="Arial"/>
-          <w:b/>
-          <w:bCs/>
-          <w:lang w:val="es-ES"/>
-        </w:rPr>
-        <w:t>]]</w:t>
-      </w:r>
-    </w:p>
-    <w:p>
-      <w:pPr>
-        <w:rPr>
-          <w:rFonts w:ascii="Arial" w:hAnsi="Arial" w:cs="Arial"/>
-          <w:b/>
-          <w:bCs/>
-          <w:lang w:val="es-ES"/>
-        </w:rPr>
-      </w:pPr>
-      <w:r>
-        <w:rPr>
-          <w:rFonts w:ascii="Arial" w:hAnsi="Arial" w:cs="Arial"/>
-          <w:b/>
-          <w:bCs/>
-          <w:lang w:val="es-ES"/>
-        </w:rPr>
-        <w:t xml:space="preserve">Evaluaciones: [[total_realizadas]] / [[total_evaluaciones]]  </w:t>
-      </w:r>
-    </w:p>
-    <w:p>
-      <w:pPr>
-        <w:rPr>
-          <w:rFonts w:ascii="Arial" w:hAnsi="Arial" w:cs="Arial"/>
-          <w:b/>
-          <w:bCs/>
-          <w:lang w:val="es-ES"/>
-        </w:rPr>
-      </w:pPr>
-    </w:p>
-    <w:p>
-      <w:pPr>
-        <w:rPr>
-          <w:rFonts w:ascii="Arial" w:hAnsi="Arial" w:cs="Arial"/>
-          <w:b/>
-          <w:bCs/>
-          <w:lang w:val="es-ES"/>
-        </w:rPr>
-      </w:pPr>
-      <w:r>
-        <w:rPr>
-          <w:rFonts w:ascii="Arial" w:hAnsi="Arial" w:cs="Arial"/>
-          <w:b/>
-          <w:bCs/>
-          <w:lang w:val="es-ES"/>
-        </w:rPr>
-        <w:t xml:space="preserve">------------------------------------------------------------  </w:t>
-      </w:r>
-    </w:p>
-    <w:p>
-      <w:pPr>
-        <w:rPr>
-          <w:rFonts w:ascii="Arial" w:hAnsi="Arial" w:cs="Arial"/>
-          <w:b/>
-          <w:bCs/>
-          <w:lang w:val="es-ES"/>
-        </w:rPr>
-      </w:pPr>
-      <w:r>
-        <w:rPr>
-          <w:rFonts w:ascii="Arial" w:hAnsi="Arial" w:cs="Arial"/>
-          <w:b/>
-          <w:bCs/>
-          <w:lang w:val="es-ES"/>
+          <w:rFonts w:ascii="Arial" w:eastAsia="Arial" w:hAnsi="Arial" w:cs="Arial"/>
+          <w:color w:val="FFFFFF"/>
+          <w:sz w:val="2"/>
+          <w:szCs w:val="2"/>
         </w:rPr>
         <w:t>[[/grupos]]</w:t>
       </w:r>
     </w:p>
     <w:p>
-      <w:pPr>
-        <w:rPr>
-          <w:rFonts w:ascii="Arial" w:hAnsi="Arial" w:cs="Arial"/>
-          <w:b/>
-          <w:bCs/>
-          <w:lang w:val="es-ES"/>
-        </w:rPr>
-      </w:pPr>
-    </w:p>
-    <w:p>
-      <w:pPr>
-        <w:rPr>
-          <w:rFonts w:ascii="Arial" w:hAnsi="Arial" w:cs="Arial"/>
-          <w:b/>
-          <w:bCs/>
-          <w:lang w:val="es-ES"/>
-        </w:rPr>
-      </w:pPr>
       <w:r>
         <w:rPr>
-          <w:rFonts w:ascii="Arial" w:hAnsi="Arial" w:cs="Arial"/>
-          <w:b/>
-          <w:bCs/>
-          <w:lang w:val="es-ES"/>
-        </w:rPr>
-        <w:t>[[^grupos]]</w:t>
-      </w:r>
-    </w:p>
-    <w:p>
-      <w:pPr>
-        <w:rPr>
-          <w:rFonts w:ascii="Arial" w:hAnsi="Arial" w:cs="Arial"/>
-          <w:b/>
-          <w:bCs/>
-          <w:lang w:val="es-ES"/>
-        </w:rPr>
-      </w:pPr>
-      <w:r>
-        <w:rPr>
-          <w:rFonts w:ascii="Arial" w:hAnsi="Arial" w:cs="Arial"/>
-          <w:b/>
-          <w:bCs/>
-          <w:lang w:val="es-ES"/>
-        </w:rPr>
-        <w:t xml:space="preserve">Grupo: [[grupo]]  </w:t>
-      </w:r>
-    </w:p>
-    <w:p>
-      <w:pPr>
-        <w:rPr>
-          <w:rFonts w:ascii="Arial" w:hAnsi="Arial" w:cs="Arial"/>
-          <w:b/>
-          <w:bCs/>
-          <w:lang w:val="es-ES"/>
-        </w:rPr>
-      </w:pPr>
-      <w:r>
-        <w:rPr>
-          <w:rFonts w:ascii="Arial" w:hAnsi="Arial" w:cs="Arial"/>
-          <w:b/>
-          <w:bCs/>
-          <w:lang w:val="es-ES"/>
-        </w:rPr>
-        <w:t xml:space="preserve">Promedio: </w:t>
-      </w:r>
-      <w:r>
-        <w:rPr>
-          <w:rFonts w:ascii="Arial" w:hAnsi="Arial" w:cs="Arial"/>
-          <w:b/>
-          <w:bCs/>
-          <w:lang w:val="es-ES"/>
-        </w:rPr>
-        <w:t>[[</w:t>
-      </w:r>
-      <w:r>
-        <w:rPr>
-          <w:rFonts w:ascii="Arial" w:hAnsi="Arial" w:cs="Arial"/>
-          <w:b/>
-          <w:bCs/>
-        </w:rPr>
-        <w:t>promedio</w:t>
-      </w:r>
-      <w:r>
-        <w:rPr>
-          <w:rFonts w:ascii="Arial" w:hAnsi="Arial" w:cs="Arial"/>
-          <w:b/>
-          <w:bCs/>
-          <w:lang w:val="es-ES"/>
-        </w:rPr>
-        <w:t>]]</w:t>
-      </w:r>
-      <w:r>
-        <w:rPr>
-          <w:rFonts w:ascii="Arial" w:hAnsi="Arial" w:cs="Arial"/>
-          <w:b/>
-          <w:bCs/>
-          <w:lang w:val="es-ES"/>
-        </w:rPr>
-        <w:t xml:space="preserve">  </w:t>
-      </w:r>
-    </w:p>
-    <w:p>
-      <w:pPr>
-        <w:rPr>
-          <w:rFonts w:ascii="Arial" w:hAnsi="Arial" w:cs="Arial"/>
-          <w:b/>
-          <w:bCs/>
-          <w:lang w:val="es-ES"/>
-        </w:rPr>
-      </w:pPr>
-      <w:r>
-        <w:rPr>
-          <w:rFonts w:ascii="Arial" w:hAnsi="Arial" w:cs="Arial"/>
-          <w:b/>
-          <w:bCs/>
-          <w:lang w:val="es-ES"/>
-        </w:rPr>
-        <w:t xml:space="preserve">Evaluaciones: [[total_realizadas]] / [[total_evaluaciones]]  </w:t>
-      </w:r>
-    </w:p>
-    <w:p>
-      <w:pPr>
-        <w:rPr>
-          <w:rFonts w:ascii="Arial" w:hAnsi="Arial" w:cs="Arial"/>
-          <w:b/>
-          <w:bCs/>
-          <w:lang w:val="es-ES"/>
-        </w:rPr>
-      </w:pPr>
-    </w:p>
-    <w:p>
-      <w:pPr>
-        <w:rPr>
-          <w:rFonts w:ascii="Arial" w:hAnsi="Arial" w:cs="Arial"/>
-          <w:b/>
-          <w:bCs/>
-          <w:lang w:val="es-ES"/>
-        </w:rPr>
-      </w:pPr>
-      <w:r>
-        <w:rPr>
-          <w:rFonts w:ascii="Arial" w:hAnsi="Arial" w:cs="Arial"/>
-          <w:b/>
-          <w:bCs/>
-          <w:lang w:val="es-ES"/>
-        </w:rPr>
-        <w:t xml:space="preserve">------------------------------------------------------------  </w:t>
-      </w:r>
-    </w:p>
-    <w:p>
-      <w:pPr>
-        <w:rPr>
-          <w:rFonts w:ascii="Arial" w:hAnsi="Arial" w:cs="Arial"/>
-          <w:b/>
-          <w:bCs/>
-          <w:lang w:val="es-ES"/>
-        </w:rPr>
-      </w:pPr>
-      <w:r>
-        <w:rPr>
-          <w:rFonts w:ascii="Arial" w:hAnsi="Arial" w:cs="Arial"/>
-          <w:b/>
-          <w:bCs/>
-          <w:lang w:val="es-ES"/>
-        </w:rPr>
-        <w:t>[[/grupos]]</w:t>
-      </w:r>
-    </w:p>
-    <w:p>
-      <w:pPr>
-        <w:rPr>
-          <w:rFonts w:ascii="Arial" w:hAnsi="Arial" w:cs="Arial"/>
-          <w:b/>
-          <w:bCs/>
-          <w:lang w:val="es-ES"/>
-        </w:rPr>
-      </w:pPr>
-    </w:p>
-    <w:p>
-      <w:pPr>
-        <w:rPr>
-          <w:rFonts w:ascii="Arial" w:hAnsi="Arial" w:cs="Arial"/>
-          <w:b/>
-          <w:bCs/>
-          <w:lang w:val="es-ES"/>
-        </w:rPr>
-      </w:pPr>
-      <w:r>
-        <w:rPr>
-          <w:rFonts w:ascii="Arial" w:hAnsi="Arial" w:cs="Arial"/>
-          <w:b/>
-          <w:bCs/>
-          <w:lang w:val="es-ES"/>
+          <w:rFonts w:ascii="Arial" w:eastAsia="Arial" w:hAnsi="Arial" w:cs="Arial"/>
+          <w:color w:val="FFFFFF"/>
+          <w:sz w:val="2"/>
+          <w:szCs w:val="2"/>
         </w:rPr>
         <w:t>[[/materias_list]]</w:t>
       </w:r>
     </w:p>
     <w:p>
       <w:pPr>
+        <w:spacing w:before="240"/>
+      </w:pPr>
+    </w:p>
+    <w:p>
+      <w:pPr>
+        <w:pBdr>
+          <w:bottom w:val="single" w:sz="8" w:space="1" w:color="2E75B6"/>
+        </w:pBdr>
+        <w:spacing w:before="320" w:after="120"/>
+      </w:pPr>
+      <w:r>
         <w:rPr>
-          <w:rFonts w:ascii="Arial" w:hAnsi="Arial" w:cs="Arial"/>
+          <w:rFonts w:ascii="Arial" w:eastAsia="Arial" w:hAnsi="Arial" w:cs="Arial"/>
           <w:b/>
           <w:bCs/>
-          <w:lang w:val="es-ES"/>
+          <w:color w:val="1F3864"/>
         </w:rPr>
-      </w:pPr>
-    </w:p>
-    <w:p>
-      <w:pPr>
-        <w:rPr>
-          <w:rFonts w:ascii="Arial" w:hAnsi="Arial" w:cs="Arial"/>
-          <w:b/>
-          <w:bCs/>
-          <w:lang w:val="es-ES"/>
-        </w:rPr>
-      </w:pPr>
-      <w:r>
-        <w:rPr>
-          <w:rFonts w:ascii="Arial" w:hAnsi="Arial" w:cs="Arial"/>
-          <w:b/>
-          <w:bCs/>
-          <w:lang w:val="es-ES"/>
-        </w:rPr>
-        <w:t xml:space="preserve">------------------------------------------------------------  </w:t>
+        <w:t>RESUMEN GENERAL</w:t>
       </w:r>
     </w:p>
     <w:p>
       <w:pPr>
+        <w:spacing w:before="80"/>
+      </w:pPr>
+    </w:p>
+    <w:tbl>
+      <w:tblPr>
+        <w:tblW w:w="9360" w:type="dxa"/>
+        <w:tblBorders>
+          <w:top w:val="single" w:sz="4" w:space="0" w:color="auto"/>
+          <w:left w:val="single" w:sz="4" w:space="0" w:color="auto"/>
+          <w:bottom w:val="single" w:sz="4" w:space="0" w:color="auto"/>
+          <w:right w:val="single" w:sz="4" w:space="0" w:color="auto"/>
+          <w:insideH w:val="single" w:sz="4" w:space="0" w:color="auto"/>
+          <w:insideV w:val="single" w:sz="4" w:space="0" w:color="auto"/>
+        </w:tblBorders>
+        <w:tblCellMar>
+          <w:left w:w="10" w:type="dxa"/>
+          <w:right w:w="10" w:type="dxa"/>
+        </w:tblCellMar>
+        <w:tblLook w:val="0000" w:firstRow="0" w:lastRow="0" w:firstColumn="0" w:lastColumn="0" w:noHBand="0" w:noVBand="0"/>
+      </w:tblPr>
+      <w:tblGrid>
+        <w:gridCol w:w="3113"/>
+        <w:gridCol w:w="2362"/>
+        <w:gridCol w:w="2529"/>
+        <w:gridCol w:w="1962"/>
+      </w:tblGrid>
+      <w:tr>
+        <w:tblPrEx>
+          <w:tblCellMar>
+            <w:top w:w="0" w:type="dxa"/>
+            <w:bottom w:w="0" w:type="dxa"/>
+          </w:tblCellMar>
+        </w:tblPrEx>
+        <w:tc>
+          <w:tcPr>
+            <w:tcW w:w="2340" w:type="dxa"/>
+            <w:tcBorders>
+              <w:top w:val="single" w:sz="2" w:space="0" w:color="C5D9F1"/>
+              <w:left w:val="single" w:sz="2" w:space="0" w:color="C5D9F1"/>
+              <w:bottom w:val="single" w:sz="2" w:space="0" w:color="C5D9F1"/>
+              <w:right w:val="single" w:sz="2" w:space="0" w:color="C5D9F1"/>
+            </w:tcBorders>
+            <w:shd w:val="clear" w:color="auto" w:fill="1F3864"/>
+            <w:tcMar>
+              <w:top w:w="80" w:type="dxa"/>
+              <w:left w:w="140" w:type="dxa"/>
+              <w:bottom w:w="80" w:type="dxa"/>
+              <w:right w:w="140" w:type="dxa"/>
+            </w:tcMar>
+            <w:vAlign w:val="center"/>
+          </w:tcPr>
+          <w:p>
+            <w:pPr>
+              <w:jc w:val="center"/>
+            </w:pPr>
+            <w:r>
+              <w:rPr>
+                <w:rFonts w:ascii="Arial" w:eastAsia="Arial" w:hAnsi="Arial" w:cs="Arial"/>
+                <w:b/>
+                <w:bCs/>
+                <w:color w:val="FFFFFF"/>
+                <w:sz w:val="18"/>
+                <w:szCs w:val="18"/>
+              </w:rPr>
+              <w:t>Promedio General</w:t>
+            </w:r>
+          </w:p>
+        </w:tc>
+        <w:tc>
+          <w:tcPr>
+            <w:tcW w:w="2340" w:type="dxa"/>
+            <w:tcBorders>
+              <w:top w:val="single" w:sz="2" w:space="0" w:color="C5D9F1"/>
+              <w:left w:val="single" w:sz="2" w:space="0" w:color="C5D9F1"/>
+              <w:bottom w:val="single" w:sz="2" w:space="0" w:color="C5D9F1"/>
+              <w:right w:val="single" w:sz="2" w:space="0" w:color="C5D9F1"/>
+            </w:tcBorders>
+            <w:shd w:val="clear" w:color="auto" w:fill="1F3864"/>
+            <w:tcMar>
+              <w:top w:w="80" w:type="dxa"/>
+              <w:left w:w="140" w:type="dxa"/>
+              <w:bottom w:w="80" w:type="dxa"/>
+              <w:right w:w="140" w:type="dxa"/>
+            </w:tcMar>
+            <w:vAlign w:val="center"/>
+          </w:tcPr>
+          <w:p>
+            <w:pPr>
+              <w:jc w:val="center"/>
+            </w:pPr>
+            <w:r>
+              <w:rPr>
+                <w:rFonts w:ascii="Arial" w:eastAsia="Arial" w:hAnsi="Arial" w:cs="Arial"/>
+                <w:b/>
+                <w:bCs/>
+                <w:color w:val="FFFFFF"/>
+                <w:sz w:val="18"/>
+                <w:szCs w:val="18"/>
+              </w:rPr>
+              <w:t>Nota Final</w:t>
+            </w:r>
+          </w:p>
+        </w:tc>
+        <w:tc>
+          <w:tcPr>
+            <w:tcW w:w="2340" w:type="dxa"/>
+            <w:tcBorders>
+              <w:top w:val="single" w:sz="2" w:space="0" w:color="C5D9F1"/>
+              <w:left w:val="single" w:sz="2" w:space="0" w:color="C5D9F1"/>
+              <w:bottom w:val="single" w:sz="2" w:space="0" w:color="C5D9F1"/>
+              <w:right w:val="single" w:sz="2" w:space="0" w:color="C5D9F1"/>
+            </w:tcBorders>
+            <w:shd w:val="clear" w:color="auto" w:fill="1F3864"/>
+            <w:tcMar>
+              <w:top w:w="80" w:type="dxa"/>
+              <w:left w:w="140" w:type="dxa"/>
+              <w:bottom w:w="80" w:type="dxa"/>
+              <w:right w:w="140" w:type="dxa"/>
+            </w:tcMar>
+            <w:vAlign w:val="center"/>
+          </w:tcPr>
+          <w:p>
+            <w:pPr>
+              <w:jc w:val="center"/>
+            </w:pPr>
+            <w:r>
+              <w:rPr>
+                <w:rFonts w:ascii="Arial" w:eastAsia="Arial" w:hAnsi="Arial" w:cs="Arial"/>
+                <w:b/>
+                <w:bCs/>
+                <w:color w:val="FFFFFF"/>
+                <w:sz w:val="18"/>
+                <w:szCs w:val="18"/>
+              </w:rPr>
+              <w:t>Total Respuestas</w:t>
+            </w:r>
+          </w:p>
+        </w:tc>
+        <w:tc>
+          <w:tcPr>
+            <w:tcW w:w="2340" w:type="dxa"/>
+            <w:tcBorders>
+              <w:top w:val="single" w:sz="2" w:space="0" w:color="C5D9F1"/>
+              <w:left w:val="single" w:sz="2" w:space="0" w:color="C5D9F1"/>
+              <w:bottom w:val="single" w:sz="2" w:space="0" w:color="C5D9F1"/>
+              <w:right w:val="single" w:sz="2" w:space="0" w:color="C5D9F1"/>
+            </w:tcBorders>
+            <w:shd w:val="clear" w:color="auto" w:fill="1F3864"/>
+            <w:tcMar>
+              <w:top w:w="80" w:type="dxa"/>
+              <w:left w:w="140" w:type="dxa"/>
+              <w:bottom w:w="80" w:type="dxa"/>
+              <w:right w:w="140" w:type="dxa"/>
+            </w:tcMar>
+            <w:vAlign w:val="center"/>
+          </w:tcPr>
+          <w:p>
+            <w:pPr>
+              <w:jc w:val="center"/>
+            </w:pPr>
+            <w:r>
+              <w:rPr>
+                <w:rFonts w:ascii="Arial" w:eastAsia="Arial" w:hAnsi="Arial" w:cs="Arial"/>
+                <w:b/>
+                <w:bCs/>
+                <w:color w:val="FFFFFF"/>
+                <w:sz w:val="18"/>
+                <w:szCs w:val="18"/>
+              </w:rPr>
+              <w:t>Comentarios</w:t>
+            </w:r>
+          </w:p>
+        </w:tc>
+      </w:tr>
+      <w:tr>
+        <w:tblPrEx>
+          <w:tblCellMar>
+            <w:top w:w="0" w:type="dxa"/>
+            <w:bottom w:w="0" w:type="dxa"/>
+          </w:tblCellMar>
+        </w:tblPrEx>
+        <w:tc>
+          <w:tcPr>
+            <w:tcW w:w="2340" w:type="dxa"/>
+            <w:tcBorders>
+              <w:top w:val="single" w:sz="2" w:space="0" w:color="C5D9F1"/>
+              <w:left w:val="single" w:sz="2" w:space="0" w:color="C5D9F1"/>
+              <w:bottom w:val="single" w:sz="2" w:space="0" w:color="C5D9F1"/>
+              <w:right w:val="single" w:sz="2" w:space="0" w:color="C5D9F1"/>
+            </w:tcBorders>
+            <w:shd w:val="clear" w:color="auto" w:fill="FFFFFF"/>
+            <w:tcMar>
+              <w:top w:w="80" w:type="dxa"/>
+              <w:left w:w="140" w:type="dxa"/>
+              <w:bottom w:w="80" w:type="dxa"/>
+              <w:right w:w="140" w:type="dxa"/>
+            </w:tcMar>
+            <w:vAlign w:val="center"/>
+          </w:tcPr>
+          <w:p>
+            <w:pPr>
+              <w:jc w:val="center"/>
+            </w:pPr>
+            <w:r>
+              <w:rPr>
+                <w:rFonts w:ascii="Arial" w:eastAsia="Arial" w:hAnsi="Arial" w:cs="Arial"/>
+                <w:b/>
+                <w:bCs/>
+                <w:color w:val="2E75B6"/>
+                <w:sz w:val="22"/>
+                <w:szCs w:val="22"/>
+              </w:rPr>
+              <w:t>[[aspectos_promedio_general]]</w:t>
+            </w:r>
+          </w:p>
+        </w:tc>
+        <w:tc>
+          <w:tcPr>
+            <w:tcW w:w="2340" w:type="dxa"/>
+            <w:tcBorders>
+              <w:top w:val="single" w:sz="2" w:space="0" w:color="C5D9F1"/>
+              <w:left w:val="single" w:sz="2" w:space="0" w:color="C5D9F1"/>
+              <w:bottom w:val="single" w:sz="2" w:space="0" w:color="C5D9F1"/>
+              <w:right w:val="single" w:sz="2" w:space="0" w:color="C5D9F1"/>
+            </w:tcBorders>
+            <w:shd w:val="clear" w:color="auto" w:fill="FFFFFF"/>
+            <w:tcMar>
+              <w:top w:w="80" w:type="dxa"/>
+              <w:left w:w="140" w:type="dxa"/>
+              <w:bottom w:w="80" w:type="dxa"/>
+              <w:right w:w="140" w:type="dxa"/>
+            </w:tcMar>
+            <w:vAlign w:val="center"/>
+          </w:tcPr>
+          <w:p>
+            <w:pPr>
+              <w:jc w:val="center"/>
+            </w:pPr>
+            <w:r>
+              <w:rPr>
+                <w:rFonts w:ascii="Arial" w:eastAsia="Arial" w:hAnsi="Arial" w:cs="Arial"/>
+                <w:b/>
+                <w:bCs/>
+                <w:color w:val="1F3864"/>
+                <w:sz w:val="22"/>
+                <w:szCs w:val="22"/>
+              </w:rPr>
+              <w:t>[[aspectos_nota_final]]</w:t>
+            </w:r>
+          </w:p>
+        </w:tc>
+        <w:tc>
+          <w:tcPr>
+            <w:tcW w:w="2340" w:type="dxa"/>
+            <w:tcBorders>
+              <w:top w:val="single" w:sz="2" w:space="0" w:color="C5D9F1"/>
+              <w:left w:val="single" w:sz="2" w:space="0" w:color="C5D9F1"/>
+              <w:bottom w:val="single" w:sz="2" w:space="0" w:color="C5D9F1"/>
+              <w:right w:val="single" w:sz="2" w:space="0" w:color="C5D9F1"/>
+            </w:tcBorders>
+            <w:shd w:val="clear" w:color="auto" w:fill="FFFFFF"/>
+            <w:tcMar>
+              <w:top w:w="80" w:type="dxa"/>
+              <w:left w:w="140" w:type="dxa"/>
+              <w:bottom w:w="80" w:type="dxa"/>
+              <w:right w:w="140" w:type="dxa"/>
+            </w:tcMar>
+            <w:vAlign w:val="center"/>
+          </w:tcPr>
+          <w:p>
+            <w:pPr>
+              <w:jc w:val="center"/>
+            </w:pPr>
+            <w:r>
+              <w:rPr>
+                <w:rFonts w:ascii="Arial" w:eastAsia="Arial" w:hAnsi="Arial" w:cs="Arial"/>
+                <w:color w:val="111111"/>
+                <w:sz w:val="20"/>
+                <w:szCs w:val="20"/>
+              </w:rPr>
+              <w:t>[[aspectos_total_respuestas]]</w:t>
+            </w:r>
+          </w:p>
+        </w:tc>
+        <w:tc>
+          <w:tcPr>
+            <w:tcW w:w="2340" w:type="dxa"/>
+            <w:tcBorders>
+              <w:top w:val="single" w:sz="2" w:space="0" w:color="C5D9F1"/>
+              <w:left w:val="single" w:sz="2" w:space="0" w:color="C5D9F1"/>
+              <w:bottom w:val="single" w:sz="2" w:space="0" w:color="C5D9F1"/>
+              <w:right w:val="single" w:sz="2" w:space="0" w:color="C5D9F1"/>
+            </w:tcBorders>
+            <w:shd w:val="clear" w:color="auto" w:fill="FFFFFF"/>
+            <w:tcMar>
+              <w:top w:w="80" w:type="dxa"/>
+              <w:left w:w="140" w:type="dxa"/>
+              <w:bottom w:w="80" w:type="dxa"/>
+              <w:right w:w="140" w:type="dxa"/>
+            </w:tcMar>
+            <w:vAlign w:val="center"/>
+          </w:tcPr>
+          <w:p>
+            <w:pPr>
+              <w:jc w:val="center"/>
+            </w:pPr>
+            <w:r>
+              <w:rPr>
+                <w:rFonts w:ascii="Arial" w:eastAsia="Arial" w:hAnsi="Arial" w:cs="Arial"/>
+                <w:color w:val="111111"/>
+                <w:sz w:val="20"/>
+                <w:szCs w:val="20"/>
+              </w:rPr>
+              <w:t>[[aspectos_total_cmt]]</w:t>
+            </w:r>
+          </w:p>
+        </w:tc>
+      </w:tr>
+    </w:tbl>
+    <w:p>
+      <w:pPr>
+        <w:spacing w:before="240"/>
+      </w:pPr>
+    </w:p>
+    <w:p>
+      <w:pPr>
+        <w:pBdr>
+          <w:bottom w:val="single" w:sz="8" w:space="1" w:color="2E75B6"/>
+        </w:pBdr>
+        <w:spacing w:before="320" w:after="120"/>
+      </w:pPr>
+      <w:r>
         <w:rPr>
-          <w:rFonts w:ascii="Arial" w:hAnsi="Arial" w:cs="Arial"/>
+          <w:rFonts w:ascii="Arial" w:eastAsia="Arial" w:hAnsi="Arial" w:cs="Arial"/>
           <w:b/>
           <w:bCs/>
-          <w:lang w:val="es-ES"/>
+          <w:color w:val="1F3864"/>
         </w:rPr>
-      </w:pPr>
-      <w:r>
-        <w:rPr>
-          <w:rFonts w:ascii="Arial" w:hAnsi="Arial" w:cs="Arial"/>
-          <w:b/>
-          <w:bCs/>
-          <w:lang w:val="es-ES"/>
-        </w:rPr>
-        <w:t xml:space="preserve">RESUMEN GENERAL  </w:t>
+        <w:t>GRÁFICA DE RESULTADOS</w:t>
       </w:r>
     </w:p>
     <w:p>
       <w:pPr>
+        <w:spacing w:before="80"/>
+      </w:pPr>
+    </w:p>
+    <w:p>
+      <w:pPr>
+        <w:jc w:val="center"/>
         <w:rPr>
-          <w:rFonts w:ascii="Arial" w:hAnsi="Arial" w:cs="Arial"/>
-          <w:b/>
-          <w:bCs/>
-          <w:lang w:val="es-ES"/>
+          <w:rFonts w:ascii="Arial" w:eastAsia="Arial" w:hAnsi="Arial" w:cs="Arial"/>
+          <w:sz w:val="18"/>
+          <w:szCs w:val="18"/>
         </w:rPr>
       </w:pPr>
       <w:r>
         <w:rPr>
-          <w:rFonts w:ascii="Arial" w:hAnsi="Arial" w:cs="Arial"/>
-          <w:b/>
-          <w:bCs/>
-          <w:lang w:val="es-ES"/>
-        </w:rPr>
-        <w:t xml:space="preserve">------------------------------------------------------------  </w:t>
-      </w:r>
-    </w:p>
-    <w:p>
-      <w:pPr>
-        <w:rPr>
-          <w:rFonts w:ascii="Arial" w:hAnsi="Arial" w:cs="Arial"/>
-          <w:b/>
-          <w:bCs/>
-          <w:lang w:val="es-ES"/>
-        </w:rPr>
-      </w:pPr>
-    </w:p>
-    <w:p>
-      <w:pPr>
-        <w:rPr>
-          <w:rFonts w:ascii="Arial" w:hAnsi="Arial" w:cs="Arial"/>
-          <w:b/>
-          <w:bCs/>
-          <w:lang w:val="es-ES"/>
-        </w:rPr>
-      </w:pPr>
-      <w:r>
-        <w:rPr>
-          <w:rFonts w:ascii="Arial" w:hAnsi="Arial" w:cs="Arial"/>
-          <w:b/>
-          <w:bCs/>
-          <w:lang w:val="es-ES"/>
-        </w:rPr>
-        <w:t xml:space="preserve">Promedio General: [[aspectos_promedio_general]]  </w:t>
-      </w:r>
-    </w:p>
-    <w:p>
-      <w:pPr>
-        <w:rPr>
-          <w:rFonts w:ascii="Arial" w:hAnsi="Arial" w:cs="Arial"/>
-          <w:b/>
-          <w:bCs/>
-          <w:lang w:val="es-ES"/>
-        </w:rPr>
-      </w:pPr>
-      <w:r>
-        <w:rPr>
-          <w:rFonts w:ascii="Arial" w:hAnsi="Arial" w:cs="Arial"/>
-          <w:b/>
-          <w:bCs/>
-          <w:lang w:val="es-ES"/>
-        </w:rPr>
-        <w:t xml:space="preserve">Nota Final: [[aspectos_nota_final]]  </w:t>
-      </w:r>
-    </w:p>
-    <w:p>
-      <w:pPr>
-        <w:rPr>
-          <w:rFonts w:ascii="Arial" w:hAnsi="Arial" w:cs="Arial"/>
-          <w:b/>
-          <w:bCs/>
-          <w:lang w:val="es-ES"/>
-        </w:rPr>
-      </w:pPr>
-      <w:r>
-        <w:rPr>
-          <w:rFonts w:ascii="Arial" w:hAnsi="Arial" w:cs="Arial"/>
-          <w:b/>
-          <w:bCs/>
-          <w:lang w:val="es-ES"/>
-        </w:rPr>
-        <w:t xml:space="preserve">Total respuestas: [[aspectos_total_respuestas]]  </w:t>
-      </w:r>
-    </w:p>
-    <w:p>
-      <w:pPr>
-        <w:rPr>
-          <w:rFonts w:ascii="Arial" w:hAnsi="Arial" w:cs="Arial"/>
-          <w:b/>
-          <w:bCs/>
-          <w:lang w:val="es-ES"/>
-        </w:rPr>
-      </w:pPr>
-      <w:r>
-        <w:rPr>
-          <w:rFonts w:ascii="Arial" w:hAnsi="Arial" w:cs="Arial"/>
-          <w:b/>
-          <w:bCs/>
-          <w:lang w:val="es-ES"/>
-        </w:rPr>
-        <w:t xml:space="preserve">Comentarios: [[aspectos_total_cmt]]  </w:t>
-      </w:r>
-    </w:p>
-    <w:p>
-      <w:pPr>
-        <w:rPr>
-          <w:rFonts w:ascii="Arial" w:hAnsi="Arial" w:cs="Arial"/>
-          <w:b/>
-          <w:bCs/>
-          <w:lang w:val="es-ES"/>
-        </w:rPr>
-      </w:pPr>
-    </w:p>
-    <w:p>
-      <w:pPr>
-        <w:rPr>
-          <w:rFonts w:ascii="Arial" w:hAnsi="Arial" w:cs="Arial"/>
-          <w:b/>
-          <w:bCs/>
-          <w:lang w:val="es-ES"/>
-        </w:rPr>
-      </w:pPr>
-      <w:r>
-        <w:rPr>
-          <w:rFonts w:ascii="Arial" w:hAnsi="Arial" w:cs="Arial"/>
-          <w:b/>
-          <w:bCs/>
-          <w:lang w:val="es-ES"/>
-        </w:rPr>
-        <w:t xml:space="preserve">------------------------------------------------------------  </w:t>
-      </w:r>
-    </w:p>
-    <w:p>
-      <w:pPr>
-        <w:rPr>
-          <w:rFonts w:ascii="Arial" w:hAnsi="Arial" w:cs="Arial"/>
-          <w:b/>
-          <w:bCs/>
-          <w:lang w:val="es-ES"/>
-        </w:rPr>
-      </w:pPr>
-      <w:r>
-        <w:rPr>
-          <w:rFonts w:ascii="Arial" w:hAnsi="Arial" w:cs="Arial"/>
-          <w:b/>
-          <w:bCs/>
-          <w:lang w:val="es-ES"/>
-        </w:rPr>
-        <w:lastRenderedPageBreak/>
-        <w:t xml:space="preserve">CONCLUSIÓN GENERAL  </w:t>
-      </w:r>
-    </w:p>
-    <w:p>
-      <w:pPr>
-        <w:rPr>
-          <w:rFonts w:ascii="Arial" w:hAnsi="Arial" w:cs="Arial"/>
-          <w:b/>
-          <w:bCs/>
-          <w:lang w:val="es-ES"/>
-        </w:rPr>
-      </w:pPr>
-      <w:r>
-        <w:rPr>
-          <w:rFonts w:ascii="Arial" w:hAnsi="Arial" w:cs="Arial"/>
-          <w:b/>
-          <w:bCs/>
-          <w:lang w:val="es-ES"/>
-        </w:rPr>
-        <w:t xml:space="preserve">------------------------------------------------------------  </w:t>
-      </w:r>
-    </w:p>
-    <w:p>
-      <w:pPr>
-        <w:rPr>
-          <w:rFonts w:ascii="Arial" w:hAnsi="Arial" w:cs="Arial"/>
-          <w:b/>
-          <w:bCs/>
-          <w:lang w:val="es-ES"/>
-        </w:rPr>
-      </w:pPr>
-    </w:p>
-    <w:p>
-      <w:pPr>
-        <w:rPr>
-          <w:rFonts w:ascii="Arial" w:hAnsi="Arial" w:cs="Arial"/>
-          <w:b/>
-          <w:bCs/>
-          <w:lang w:val="es-ES"/>
-        </w:rPr>
-      </w:pPr>
-      <w:r>
-        <w:rPr>
-          <w:rFonts w:ascii="Arial" w:hAnsi="Arial" w:cs="Arial"/>
-          <w:b/>
-          <w:bCs/>
-          <w:lang w:val="es-ES"/>
-        </w:rPr>
-        <w:t>[[ai_conclusion_general]]</w:t>
-      </w:r>
-    </w:p>
-    <w:p>
-      <w:pPr>
-        <w:rPr>
-          <w:rFonts w:ascii="Arial" w:hAnsi="Arial" w:cs="Arial"/>
-          <w:b/>
-          <w:bCs/>
-          <w:lang w:val="es-ES"/>
-        </w:rPr>
-      </w:pPr>
-    </w:p>
-    <w:p>
-      <w:pPr>
-        <w:rPr>
-          <w:rFonts w:ascii="Arial" w:hAnsi="Arial" w:cs="Arial"/>
-          <w:b/>
-          <w:bCs/>
-          <w:lang w:val="es-ES"/>
-        </w:rPr>
-      </w:pPr>
-      <w:r>
-        <w:rPr>
-          <w:rFonts w:ascii="Arial" w:hAnsi="Arial" w:cs="Arial"/>
-          <w:b/>
-          <w:bCs/>
-          <w:lang w:val="es-ES"/>
-        </w:rPr>
-        <w:t xml:space="preserve">------------------------------------------------------------  </w:t>
-      </w:r>
-    </w:p>
-    <w:p>
-      <w:pPr>
-        <w:rPr>
-          <w:rFonts w:ascii="Arial" w:hAnsi="Arial" w:cs="Arial"/>
-          <w:b/>
-          <w:bCs/>
-          <w:lang w:val="es-ES"/>
-        </w:rPr>
-      </w:pPr>
-      <w:r>
-        <w:rPr>
-          <w:rFonts w:ascii="Arial" w:hAnsi="Arial" w:cs="Arial"/>
-          <w:b/>
-          <w:bCs/>
-          <w:lang w:val="es-ES"/>
-        </w:rPr>
-        <w:t xml:space="preserve">FORTALEZAS  </w:t>
-      </w:r>
-    </w:p>
-    <w:p>
-      <w:pPr>
-        <w:rPr>
-          <w:rFonts w:ascii="Arial" w:hAnsi="Arial" w:cs="Arial"/>
-          <w:b/>
-          <w:bCs/>
-          <w:lang w:val="es-ES"/>
-        </w:rPr>
-      </w:pPr>
-      <w:r>
-        <w:rPr>
-          <w:rFonts w:ascii="Arial" w:hAnsi="Arial" w:cs="Arial"/>
-          <w:b/>
-          <w:bCs/>
-          <w:lang w:val="es-ES"/>
-        </w:rPr>
-        <w:t xml:space="preserve">------------------------------------------------------------  </w:t>
-      </w:r>
-    </w:p>
-    <w:p>
-      <w:pPr>
-        <w:rPr>
-          <w:rFonts w:ascii="Arial" w:hAnsi="Arial" w:cs="Arial"/>
-          <w:b/>
-          <w:bCs/>
-          <w:lang w:val="es-ES"/>
-        </w:rPr>
-      </w:pPr>
-    </w:p>
-    <w:p>
-      <w:pPr>
-        <w:rPr>
-          <w:rFonts w:ascii="Arial" w:hAnsi="Arial" w:cs="Arial"/>
-          <w:b/>
-          <w:bCs/>
-          <w:lang w:val="es-ES"/>
-        </w:rPr>
-      </w:pPr>
-      <w:r>
-        <w:rPr>
-          <w:rFonts w:ascii="Arial" w:hAnsi="Arial" w:cs="Arial"/>
-          <w:b/>
-          <w:bCs/>
-          <w:lang w:val="es-ES"/>
-        </w:rPr>
-        <w:t>[[#ai_fortalezas_generales]]</w:t>
-      </w:r>
-    </w:p>
-    <w:p>
-      <w:pPr>
-        <w:rPr>
-          <w:rFonts w:ascii="Arial" w:hAnsi="Arial" w:cs="Arial"/>
-          <w:b/>
-          <w:bCs/>
-          <w:lang w:val="es-ES"/>
-        </w:rPr>
-      </w:pPr>
-      <w:r>
-        <w:rPr>
-          <w:rFonts w:ascii="Arial" w:hAnsi="Arial" w:cs="Arial"/>
-          <w:b/>
-          <w:bCs/>
-          <w:lang w:val="es-ES"/>
-        </w:rPr>
-        <w:t xml:space="preserve">• [[.]]  </w:t>
-      </w:r>
-    </w:p>
-    <w:p>
-      <w:pPr>
-        <w:rPr>
-          <w:rFonts w:ascii="Arial" w:hAnsi="Arial" w:cs="Arial"/>
-          <w:b/>
-          <w:bCs/>
-          <w:lang w:val="es-ES"/>
-        </w:rPr>
-      </w:pPr>
-      <w:r>
-        <w:rPr>
-          <w:rFonts w:ascii="Arial" w:hAnsi="Arial" w:cs="Arial"/>
-          <w:b/>
-          <w:bCs/>
-          <w:lang w:val="es-ES"/>
-        </w:rPr>
-        <w:t>[[/ai_fortalezas_generales]]</w:t>
-      </w:r>
-    </w:p>
-    <w:p>
-      <w:pPr>
-        <w:rPr>
-          <w:rFonts w:ascii="Arial" w:hAnsi="Arial" w:cs="Arial"/>
-          <w:b/>
-          <w:bCs/>
-          <w:lang w:val="es-ES"/>
-        </w:rPr>
-      </w:pPr>
-    </w:p>
-    <w:p>
-      <w:pPr>
-        <w:rPr>
-          <w:rFonts w:ascii="Arial" w:hAnsi="Arial" w:cs="Arial"/>
-          <w:b/>
-          <w:bCs/>
-          <w:lang w:val="es-ES"/>
-        </w:rPr>
-      </w:pPr>
-      <w:r>
-        <w:rPr>
-          <w:rFonts w:ascii="Arial" w:hAnsi="Arial" w:cs="Arial"/>
-          <w:b/>
-          <w:bCs/>
-          <w:lang w:val="es-ES"/>
-        </w:rPr>
-        <w:t xml:space="preserve">------------------------------------------------------------  </w:t>
-      </w:r>
-    </w:p>
-    <w:p>
-      <w:pPr>
-        <w:rPr>
-          <w:rFonts w:ascii="Arial" w:hAnsi="Arial" w:cs="Arial"/>
-          <w:b/>
-          <w:bCs/>
-          <w:lang w:val="es-ES"/>
-        </w:rPr>
-      </w:pPr>
-      <w:r>
-        <w:rPr>
-          <w:rFonts w:ascii="Arial" w:hAnsi="Arial" w:cs="Arial"/>
-          <w:b/>
-          <w:bCs/>
-          <w:lang w:val="es-ES"/>
-        </w:rPr>
-        <w:t xml:space="preserve">DEBILIDADES  </w:t>
-      </w:r>
-    </w:p>
-    <w:p>
-      <w:pPr>
-        <w:rPr>
-          <w:rFonts w:ascii="Arial" w:hAnsi="Arial" w:cs="Arial"/>
-          <w:b/>
-          <w:bCs/>
-          <w:lang w:val="es-ES"/>
-        </w:rPr>
-      </w:pPr>
-      <w:r>
-        <w:rPr>
-          <w:rFonts w:ascii="Arial" w:hAnsi="Arial" w:cs="Arial"/>
-          <w:b/>
-          <w:bCs/>
-          <w:lang w:val="es-ES"/>
-        </w:rPr>
-        <w:t xml:space="preserve">------------------------------------------------------------  </w:t>
-      </w:r>
-    </w:p>
-    <w:p>
-      <w:pPr>
-        <w:rPr>
-          <w:rFonts w:ascii="Arial" w:hAnsi="Arial" w:cs="Arial"/>
-          <w:b/>
-          <w:bCs/>
-          <w:lang w:val="es-ES"/>
-        </w:rPr>
-      </w:pPr>
-    </w:p>
-    <w:p>
-      <w:pPr>
-        <w:rPr>
-          <w:rFonts w:ascii="Arial" w:hAnsi="Arial" w:cs="Arial"/>
-          <w:b/>
-          <w:bCs/>
-          <w:lang w:val="es-ES"/>
-        </w:rPr>
-      </w:pPr>
-      <w:r>
-        <w:rPr>
-          <w:rFonts w:ascii="Arial" w:hAnsi="Arial" w:cs="Arial"/>
-          <w:b/>
-          <w:bCs/>
-          <w:lang w:val="es-ES"/>
-        </w:rPr>
-        <w:t>[[#ai_debilidades_generales]]</w:t>
-      </w:r>
-    </w:p>
-    <w:p>
-      <w:pPr>
-        <w:rPr>
-          <w:rFonts w:ascii="Arial" w:hAnsi="Arial" w:cs="Arial"/>
-          <w:b/>
-          <w:bCs/>
-          <w:lang w:val="es-ES"/>
-        </w:rPr>
-      </w:pPr>
-      <w:r>
-        <w:rPr>
-          <w:rFonts w:ascii="Arial" w:hAnsi="Arial" w:cs="Arial"/>
-          <w:b/>
-          <w:bCs/>
-          <w:lang w:val="es-ES"/>
-        </w:rPr>
-        <w:t xml:space="preserve">• [[.]]  </w:t>
-      </w:r>
-    </w:p>
-    <w:p>
-      <w:pPr>
-        <w:rPr>
-          <w:rFonts w:ascii="Arial" w:hAnsi="Arial" w:cs="Arial"/>
-          <w:b/>
-          <w:bCs/>
-          <w:lang w:val="es-ES"/>
-        </w:rPr>
-      </w:pPr>
-      <w:r>
-        <w:rPr>
-          <w:rFonts w:ascii="Arial" w:hAnsi="Arial" w:cs="Arial"/>
-          <w:b/>
-          <w:bCs/>
-          <w:lang w:val="es-ES"/>
-        </w:rPr>
-        <w:t>[[/ai_debilidades_generales]]</w:t>
-      </w:r>
-    </w:p>
-    <w:p>
-      <w:pPr>
-        <w:rPr>
-          <w:rFonts w:ascii="Arial" w:hAnsi="Arial" w:cs="Arial"/>
-          <w:b/>
-          <w:bCs/>
-          <w:lang w:val="es-ES"/>
-        </w:rPr>
-      </w:pPr>
-    </w:p>
-    <w:p>
-      <w:pPr>
-        <w:rPr>
-          <w:rFonts w:ascii="Arial" w:hAnsi="Arial" w:cs="Arial"/>
-          <w:b/>
-          <w:bCs/>
-          <w:lang w:val="es-ES"/>
-        </w:rPr>
-      </w:pPr>
-      <w:r>
-        <w:rPr>
-          <w:rFonts w:ascii="Arial" w:hAnsi="Arial" w:cs="Arial"/>
-          <w:b/>
-          <w:bCs/>
-          <w:lang w:val="es-ES"/>
-        </w:rPr>
-        <w:t xml:space="preserve">------------------------------------------------------------  </w:t>
-      </w:r>
-    </w:p>
-    <w:p>
-      <w:pPr>
-        <w:rPr>
-          <w:rFonts w:ascii="Arial" w:hAnsi="Arial" w:cs="Arial"/>
-          <w:b/>
-          <w:bCs/>
-          <w:lang w:val="es-ES"/>
-        </w:rPr>
-      </w:pPr>
-      <w:r>
-        <w:rPr>
-          <w:rFonts w:ascii="Arial" w:hAnsi="Arial" w:cs="Arial"/>
-          <w:b/>
-          <w:bCs/>
-          <w:lang w:val="es-ES"/>
-        </w:rPr>
-        <w:t xml:space="preserve">GRÁFICA DE RESULTADOS  </w:t>
-      </w:r>
-    </w:p>
-    <w:p>
-      <w:pPr>
-        <w:rPr>
-          <w:rFonts w:ascii="Arial" w:hAnsi="Arial" w:cs="Arial"/>
-          <w:b/>
-          <w:bCs/>
-          <w:lang w:val="es-ES"/>
-        </w:rPr>
-      </w:pPr>
-      <w:r>
-        <w:rPr>
-          <w:rFonts w:ascii="Arial" w:hAnsi="Arial" w:cs="Arial"/>
-          <w:b/>
-          <w:bCs/>
-          <w:lang w:val="es-ES"/>
-        </w:rPr>
-        <w:t xml:space="preserve">------------------------------------------------------------  </w:t>
-      </w:r>
-    </w:p>
-    <w:p>
-      <w:pPr>
-        <w:rPr>
-          <w:rFonts w:ascii="Arial" w:hAnsi="Arial" w:cs="Arial"/>
-          <w:b/>
-          <w:bCs/>
-          <w:lang w:val="es-ES"/>
-        </w:rPr>
-      </w:pPr>
-    </w:p>
-    <w:p>
-      <w:pPr>
-        <w:rPr>
-          <w:rFonts w:ascii="Arial" w:hAnsi="Arial" w:cs="Arial"/>
-          <w:b/>
-          <w:bCs/>
-          <w:lang w:val="es-ES"/>
-        </w:rPr>
-      </w:pPr>
-      <w:r>
-        <w:rPr>
-          <w:rFonts w:ascii="Arial" w:hAnsi="Arial" w:cs="Arial"/>
-          <w:b/>
-          <w:bCs/>
-          <w:lang w:val="es-ES"/>
+          <w:rFonts w:ascii="Arial" w:eastAsia="Arial" w:hAnsi="Arial" w:cs="Arial"/>
+          <w:sz w:val="18"/>
+          <w:szCs w:val="18"/>
         </w:rPr>
         <w:t>[[#has_chart]]</w:t>
       </w:r>
     </w:p>
     <w:p>
       <w:pPr>
+        <w:jc w:val="center"/>
         <w:rPr>
-          <w:rFonts w:ascii="Arial" w:hAnsi="Arial" w:cs="Arial"/>
-          <w:b/>
-          <w:bCs/>
-          <w:lang w:val="es-ES"/>
+          <w:rFonts w:ascii="Arial" w:eastAsia="Arial" w:hAnsi="Arial" w:cs="Arial"/>
+          <w:sz w:val="18"/>
+          <w:szCs w:val="18"/>
         </w:rPr>
       </w:pPr>
       <w:r>
         <w:rPr>
-          <w:rFonts w:ascii="Arial" w:hAnsi="Arial" w:cs="Arial"/>
-          <w:b/>
-          <w:bCs/>
-          <w:lang w:val="es-ES"/>
+          <w:rFonts w:ascii="Arial" w:eastAsia="Arial" w:hAnsi="Arial" w:cs="Arial"/>
+          <w:sz w:val="18"/>
+          <w:szCs w:val="18"/>
         </w:rPr>
+        <w:lastRenderedPageBreak/>
         <w:t>[[%chart_image]]</w:t>
       </w:r>
     </w:p>
     <w:p>
       <w:pPr>
-        <w:rPr>
-          <w:rFonts w:ascii="Arial" w:hAnsi="Arial" w:cs="Arial"/>
-          <w:b/>
-          <w:bCs/>
-          <w:lang w:val="es-ES"/>
-        </w:rPr>
+        <w:jc w:val="center"/>
       </w:pPr>
       <w:r>
         <w:rPr>
-          <w:rFonts w:ascii="Arial" w:hAnsi="Arial" w:cs="Arial"/>
-          <w:b/>
-          <w:bCs/>
-          <w:lang w:val="es-ES"/>
+          <w:rFonts w:ascii="Arial" w:eastAsia="Arial" w:hAnsi="Arial" w:cs="Arial"/>
+          <w:sz w:val="18"/>
+          <w:szCs w:val="18"/>
         </w:rPr>
         <w:t>[[/has_chart]]</w:t>
       </w:r>
     </w:p>
     <w:p>
       <w:pPr>
+        <w:spacing w:before="240"/>
+      </w:pPr>
+    </w:p>
+    <w:p>
+      <w:pPr>
+        <w:pBdr>
+          <w:bottom w:val="single" w:sz="8" w:space="1" w:color="2E75B6"/>
+        </w:pBdr>
+        <w:spacing w:before="320" w:after="120"/>
+      </w:pPr>
+      <w:r>
         <w:rPr>
-          <w:rFonts w:ascii="Arial" w:hAnsi="Arial" w:cs="Arial"/>
+          <w:rFonts w:ascii="Arial" w:eastAsia="Arial" w:hAnsi="Arial" w:cs="Arial"/>
           <w:b/>
           <w:bCs/>
-          <w:lang w:val="es-ES"/>
+          <w:color w:val="1F3864"/>
         </w:rPr>
-      </w:pPr>
-    </w:p>
-    <w:p>
-      <w:pPr>
-        <w:rPr>
-          <w:rFonts w:ascii="Arial" w:hAnsi="Arial" w:cs="Arial"/>
-          <w:b/>
-          <w:bCs/>
-          <w:lang w:val="es-ES"/>
-        </w:rPr>
-      </w:pPr>
-      <w:r>
-        <w:rPr>
-          <w:rFonts w:ascii="Arial" w:hAnsi="Arial" w:cs="Arial"/>
-          <w:b/>
-          <w:bCs/>
-          <w:lang w:val="es-ES"/>
-        </w:rPr>
-        <w:t xml:space="preserve">------------------------------------------------------------  </w:t>
+        <w:t>CONCLUSIÓN GENERAL</w:t>
       </w:r>
     </w:p>
     <w:p>
       <w:pPr>
+        <w:spacing w:before="80"/>
+      </w:pPr>
+    </w:p>
+    <w:tbl>
+      <w:tblPr>
+        <w:tblW w:w="9360" w:type="dxa"/>
+        <w:tblBorders>
+          <w:top w:val="single" w:sz="4" w:space="0" w:color="auto"/>
+          <w:left w:val="single" w:sz="4" w:space="0" w:color="auto"/>
+          <w:bottom w:val="single" w:sz="4" w:space="0" w:color="auto"/>
+          <w:right w:val="single" w:sz="4" w:space="0" w:color="auto"/>
+          <w:insideH w:val="single" w:sz="4" w:space="0" w:color="auto"/>
+          <w:insideV w:val="single" w:sz="4" w:space="0" w:color="auto"/>
+        </w:tblBorders>
+        <w:tblCellMar>
+          <w:left w:w="10" w:type="dxa"/>
+          <w:right w:w="10" w:type="dxa"/>
+        </w:tblCellMar>
+        <w:tblLook w:val="0000" w:firstRow="0" w:lastRow="0" w:firstColumn="0" w:lastColumn="0" w:noHBand="0" w:noVBand="0"/>
+      </w:tblPr>
+      <w:tblGrid>
+        <w:gridCol w:w="9360"/>
+      </w:tblGrid>
+      <w:tr>
+        <w:tblPrEx>
+          <w:tblCellMar>
+            <w:top w:w="0" w:type="dxa"/>
+            <w:bottom w:w="0" w:type="dxa"/>
+          </w:tblCellMar>
+        </w:tblPrEx>
+        <w:tc>
+          <w:tcPr>
+            <w:tcW w:w="9360" w:type="dxa"/>
+            <w:tcBorders>
+              <w:top w:val="single" w:sz="2" w:space="0" w:color="C5D9F1"/>
+              <w:left w:val="single" w:sz="2" w:space="0" w:color="C5D9F1"/>
+              <w:bottom w:val="single" w:sz="2" w:space="0" w:color="C5D9F1"/>
+              <w:right w:val="single" w:sz="2" w:space="0" w:color="C5D9F1"/>
+            </w:tcBorders>
+            <w:shd w:val="clear" w:color="auto" w:fill="EBF3FB"/>
+            <w:tcMar>
+              <w:top w:w="160" w:type="dxa"/>
+              <w:left w:w="200" w:type="dxa"/>
+              <w:bottom w:w="160" w:type="dxa"/>
+              <w:right w:w="200" w:type="dxa"/>
+            </w:tcMar>
+            <w:vAlign w:val="center"/>
+          </w:tcPr>
+          <w:p>
+            <w:r>
+              <w:rPr>
+                <w:rFonts w:ascii="Arial" w:eastAsia="Arial" w:hAnsi="Arial" w:cs="Arial"/>
+                <w:color w:val="111111"/>
+                <w:sz w:val="20"/>
+                <w:szCs w:val="20"/>
+              </w:rPr>
+              <w:t>[[ai_conclusion_general]]</w:t>
+            </w:r>
+          </w:p>
+        </w:tc>
+      </w:tr>
+    </w:tbl>
+    <w:p>
+      <w:pPr>
+        <w:spacing w:before="240"/>
+      </w:pPr>
+    </w:p>
+    <w:p>
+      <w:pPr>
+        <w:pBdr>
+          <w:bottom w:val="single" w:sz="8" w:space="1" w:color="2E75B6"/>
+        </w:pBdr>
+        <w:spacing w:before="320" w:after="120"/>
+      </w:pPr>
+      <w:r>
         <w:rPr>
-          <w:rFonts w:ascii="Arial" w:hAnsi="Arial" w:cs="Arial"/>
+          <w:rFonts w:ascii="Arial" w:eastAsia="Arial" w:hAnsi="Arial" w:cs="Arial"/>
           <w:b/>
           <w:bCs/>
-          <w:lang w:val="es-ES"/>
+          <w:color w:val="1F3864"/>
         </w:rPr>
-      </w:pPr>
-      <w:r>
-        <w:rPr>
-          <w:rFonts w:ascii="Arial" w:hAnsi="Arial" w:cs="Arial"/>
-          <w:b/>
-          <w:bCs/>
-          <w:lang w:val="es-ES"/>
-        </w:rPr>
-        <w:t xml:space="preserve">RESULTADOS POR ASPECTO  </w:t>
+        <w:t>FORTALEZAS</w:t>
       </w:r>
     </w:p>
     <w:p>
       <w:pPr>
+        <w:spacing w:before="80"/>
+      </w:pPr>
+    </w:p>
+    <w:tbl>
+      <w:tblPr>
+        <w:tblW w:w="9360" w:type="dxa"/>
+        <w:tblBorders>
+          <w:top w:val="single" w:sz="4" w:space="0" w:color="auto"/>
+          <w:left w:val="single" w:sz="4" w:space="0" w:color="auto"/>
+          <w:bottom w:val="single" w:sz="4" w:space="0" w:color="auto"/>
+          <w:right w:val="single" w:sz="4" w:space="0" w:color="auto"/>
+          <w:insideH w:val="single" w:sz="4" w:space="0" w:color="auto"/>
+          <w:insideV w:val="single" w:sz="4" w:space="0" w:color="auto"/>
+        </w:tblBorders>
+        <w:tblCellMar>
+          <w:left w:w="10" w:type="dxa"/>
+          <w:right w:w="10" w:type="dxa"/>
+        </w:tblCellMar>
+        <w:tblLook w:val="0000" w:firstRow="0" w:lastRow="0" w:firstColumn="0" w:lastColumn="0" w:noHBand="0" w:noVBand="0"/>
+      </w:tblPr>
+      <w:tblGrid>
+        <w:gridCol w:w="596"/>
+        <w:gridCol w:w="8764"/>
+      </w:tblGrid>
+      <w:tr>
+        <w:tblPrEx>
+          <w:tblCellMar>
+            <w:top w:w="0" w:type="dxa"/>
+            <w:bottom w:w="0" w:type="dxa"/>
+          </w:tblCellMar>
+        </w:tblPrEx>
+        <w:tc>
+          <w:tcPr>
+            <w:tcW w:w="400" w:type="dxa"/>
+            <w:tcBorders>
+              <w:top w:val="single" w:sz="2" w:space="0" w:color="C5D9F1"/>
+              <w:left w:val="single" w:sz="2" w:space="0" w:color="C5D9F1"/>
+              <w:bottom w:val="single" w:sz="2" w:space="0" w:color="C5D9F1"/>
+              <w:right w:val="single" w:sz="2" w:space="0" w:color="C5D9F1"/>
+            </w:tcBorders>
+            <w:shd w:val="clear" w:color="auto" w:fill="E8F5E9"/>
+            <w:tcMar>
+              <w:top w:w="80" w:type="dxa"/>
+              <w:left w:w="140" w:type="dxa"/>
+              <w:bottom w:w="80" w:type="dxa"/>
+              <w:right w:w="140" w:type="dxa"/>
+            </w:tcMar>
+            <w:vAlign w:val="center"/>
+          </w:tcPr>
+          <w:p>
+            <w:pPr>
+              <w:jc w:val="center"/>
+            </w:pPr>
+            <w:r>
+              <w:rPr>
+                <w:rFonts w:ascii="Arial" w:eastAsia="Arial" w:hAnsi="Arial" w:cs="Arial"/>
+                <w:color w:val="FFFFFF"/>
+                <w:sz w:val="2"/>
+                <w:szCs w:val="2"/>
+              </w:rPr>
+              <w:t>[[#ai_fortalezas_generales]]</w:t>
+            </w:r>
+            <w:r>
+              <w:rPr>
+                <w:rFonts w:ascii="Arial" w:eastAsia="Arial" w:hAnsi="Arial" w:cs="Arial"/>
+                <w:b/>
+                <w:bCs/>
+                <w:color w:val="2E7D32"/>
+                <w:sz w:val="20"/>
+                <w:szCs w:val="20"/>
+              </w:rPr>
+              <w:t>•</w:t>
+            </w:r>
+          </w:p>
+        </w:tc>
+        <w:tc>
+          <w:tcPr>
+            <w:tcW w:w="8960" w:type="dxa"/>
+            <w:tcBorders>
+              <w:top w:val="single" w:sz="2" w:space="0" w:color="C5D9F1"/>
+              <w:left w:val="single" w:sz="2" w:space="0" w:color="C5D9F1"/>
+              <w:bottom w:val="single" w:sz="2" w:space="0" w:color="C5D9F1"/>
+              <w:right w:val="single" w:sz="2" w:space="0" w:color="C5D9F1"/>
+            </w:tcBorders>
+            <w:shd w:val="clear" w:color="auto" w:fill="E8F5E9"/>
+            <w:tcMar>
+              <w:top w:w="80" w:type="dxa"/>
+              <w:left w:w="140" w:type="dxa"/>
+              <w:bottom w:w="80" w:type="dxa"/>
+              <w:right w:w="140" w:type="dxa"/>
+            </w:tcMar>
+            <w:vAlign w:val="center"/>
+          </w:tcPr>
+          <w:p>
+            <w:r>
+              <w:rPr>
+                <w:rFonts w:ascii="Arial" w:eastAsia="Arial" w:hAnsi="Arial" w:cs="Arial"/>
+                <w:color w:val="111111"/>
+                <w:sz w:val="18"/>
+                <w:szCs w:val="18"/>
+              </w:rPr>
+              <w:t>[[.]]</w:t>
+            </w:r>
+            <w:r>
+              <w:rPr>
+                <w:rFonts w:ascii="Arial" w:eastAsia="Arial" w:hAnsi="Arial" w:cs="Arial"/>
+                <w:color w:val="FFFFFF"/>
+                <w:sz w:val="2"/>
+                <w:szCs w:val="2"/>
+              </w:rPr>
+              <w:t>[[/ai_fortalezas_generales]]</w:t>
+            </w:r>
+          </w:p>
+        </w:tc>
+      </w:tr>
+    </w:tbl>
+    <w:p>
+      <w:pPr>
+        <w:spacing w:before="240"/>
+      </w:pPr>
+    </w:p>
+    <w:p>
+      <w:pPr>
+        <w:pBdr>
+          <w:bottom w:val="single" w:sz="8" w:space="1" w:color="2E75B6"/>
+        </w:pBdr>
+        <w:spacing w:before="320" w:after="120"/>
+      </w:pPr>
+      <w:r>
         <w:rPr>
-          <w:rFonts w:ascii="Arial" w:hAnsi="Arial" w:cs="Arial"/>
+          <w:rFonts w:ascii="Arial" w:eastAsia="Arial" w:hAnsi="Arial" w:cs="Arial"/>
           <w:b/>
           <w:bCs/>
-          <w:lang w:val="es-ES"/>
+          <w:color w:val="1F3864"/>
         </w:rPr>
-      </w:pPr>
-      <w:r>
-        <w:rPr>
-          <w:rFonts w:ascii="Arial" w:hAnsi="Arial" w:cs="Arial"/>
-          <w:b/>
-          <w:bCs/>
-          <w:lang w:val="es-ES"/>
-        </w:rPr>
-        <w:t xml:space="preserve">------------------------------------------------------------  </w:t>
+        <w:t>DEBILIDADES</w:t>
       </w:r>
     </w:p>
     <w:p>
       <w:pPr>
-        <w:rPr>
-          <w:rFonts w:ascii="Arial" w:hAnsi="Arial" w:cs="Arial"/>
-          <w:b/>
-          <w:bCs/>
-          <w:lang w:val="es-ES"/>
-        </w:rPr>
+        <w:spacing w:before="80"/>
       </w:pPr>
     </w:p>
+    <w:tbl>
+      <w:tblPr>
+        <w:tblW w:w="9360" w:type="dxa"/>
+        <w:tblBorders>
+          <w:top w:val="single" w:sz="4" w:space="0" w:color="auto"/>
+          <w:left w:val="single" w:sz="4" w:space="0" w:color="auto"/>
+          <w:bottom w:val="single" w:sz="4" w:space="0" w:color="auto"/>
+          <w:right w:val="single" w:sz="4" w:space="0" w:color="auto"/>
+          <w:insideH w:val="single" w:sz="4" w:space="0" w:color="auto"/>
+          <w:insideV w:val="single" w:sz="4" w:space="0" w:color="auto"/>
+        </w:tblBorders>
+        <w:tblCellMar>
+          <w:left w:w="10" w:type="dxa"/>
+          <w:right w:w="10" w:type="dxa"/>
+        </w:tblCellMar>
+        <w:tblLook w:val="0000" w:firstRow="0" w:lastRow="0" w:firstColumn="0" w:lastColumn="0" w:noHBand="0" w:noVBand="0"/>
+      </w:tblPr>
+      <w:tblGrid>
+        <w:gridCol w:w="611"/>
+        <w:gridCol w:w="8749"/>
+      </w:tblGrid>
+      <w:tr>
+        <w:tblPrEx>
+          <w:tblCellMar>
+            <w:top w:w="0" w:type="dxa"/>
+            <w:bottom w:w="0" w:type="dxa"/>
+          </w:tblCellMar>
+        </w:tblPrEx>
+        <w:tc>
+          <w:tcPr>
+            <w:tcW w:w="400" w:type="dxa"/>
+            <w:tcBorders>
+              <w:top w:val="single" w:sz="2" w:space="0" w:color="C5D9F1"/>
+              <w:left w:val="single" w:sz="2" w:space="0" w:color="C5D9F1"/>
+              <w:bottom w:val="single" w:sz="2" w:space="0" w:color="C5D9F1"/>
+              <w:right w:val="single" w:sz="2" w:space="0" w:color="C5D9F1"/>
+            </w:tcBorders>
+            <w:shd w:val="clear" w:color="auto" w:fill="FFF3E0"/>
+            <w:tcMar>
+              <w:top w:w="80" w:type="dxa"/>
+              <w:left w:w="140" w:type="dxa"/>
+              <w:bottom w:w="80" w:type="dxa"/>
+              <w:right w:w="140" w:type="dxa"/>
+            </w:tcMar>
+            <w:vAlign w:val="center"/>
+          </w:tcPr>
+          <w:p>
+            <w:pPr>
+              <w:jc w:val="center"/>
+            </w:pPr>
+            <w:r>
+              <w:rPr>
+                <w:rFonts w:ascii="Arial" w:eastAsia="Arial" w:hAnsi="Arial" w:cs="Arial"/>
+                <w:color w:val="FFFFFF"/>
+                <w:sz w:val="2"/>
+                <w:szCs w:val="2"/>
+              </w:rPr>
+              <w:t>[[#ai_debilidades_generales]]</w:t>
+            </w:r>
+            <w:r>
+              <w:rPr>
+                <w:rFonts w:ascii="Arial" w:eastAsia="Arial" w:hAnsi="Arial" w:cs="Arial"/>
+                <w:b/>
+                <w:bCs/>
+                <w:color w:val="E65100"/>
+                <w:sz w:val="20"/>
+                <w:szCs w:val="20"/>
+              </w:rPr>
+              <w:t>•</w:t>
+            </w:r>
+          </w:p>
+        </w:tc>
+        <w:tc>
+          <w:tcPr>
+            <w:tcW w:w="8960" w:type="dxa"/>
+            <w:tcBorders>
+              <w:top w:val="single" w:sz="2" w:space="0" w:color="C5D9F1"/>
+              <w:left w:val="single" w:sz="2" w:space="0" w:color="C5D9F1"/>
+              <w:bottom w:val="single" w:sz="2" w:space="0" w:color="C5D9F1"/>
+              <w:right w:val="single" w:sz="2" w:space="0" w:color="C5D9F1"/>
+            </w:tcBorders>
+            <w:shd w:val="clear" w:color="auto" w:fill="FFF3E0"/>
+            <w:tcMar>
+              <w:top w:w="80" w:type="dxa"/>
+              <w:left w:w="140" w:type="dxa"/>
+              <w:bottom w:w="80" w:type="dxa"/>
+              <w:right w:w="140" w:type="dxa"/>
+            </w:tcMar>
+            <w:vAlign w:val="center"/>
+          </w:tcPr>
+          <w:p>
+            <w:r>
+              <w:rPr>
+                <w:rFonts w:ascii="Arial" w:eastAsia="Arial" w:hAnsi="Arial" w:cs="Arial"/>
+                <w:color w:val="111111"/>
+                <w:sz w:val="18"/>
+                <w:szCs w:val="18"/>
+              </w:rPr>
+              <w:t>[[.]]</w:t>
+            </w:r>
+            <w:r>
+              <w:rPr>
+                <w:rFonts w:ascii="Arial" w:eastAsia="Arial" w:hAnsi="Arial" w:cs="Arial"/>
+                <w:color w:val="FFFFFF"/>
+                <w:sz w:val="2"/>
+                <w:szCs w:val="2"/>
+              </w:rPr>
+              <w:t>[[/ai_debilidades_generales]]</w:t>
+            </w:r>
+          </w:p>
+        </w:tc>
+      </w:tr>
+    </w:tbl>
     <w:p>
       <w:pPr>
-        <w:rPr>
-          <w:rFonts w:ascii="Arial" w:hAnsi="Arial" w:cs="Arial"/>
-          <w:b/>
-          <w:bCs/>
-          <w:lang w:val="es-ES"/>
-        </w:rPr>
-      </w:pPr>
-      <w:r>
-        <w:rPr>
-          <w:rFonts w:ascii="Arial" w:hAnsi="Arial" w:cs="Arial"/>
-          <w:b/>
-          <w:bCs/>
-          <w:lang w:val="es-ES"/>
-        </w:rPr>
-        <w:t xml:space="preserve">Aspecto                     </w:t>
-      </w:r>
-      <w:r>
-        <w:rPr>
-          <w:rFonts w:ascii="Arial" w:hAnsi="Arial" w:cs="Arial"/>
-          <w:b/>
-          <w:bCs/>
-          <w:lang w:val="es-ES"/>
-        </w:rPr>
-        <w:tab/>
-        <w:t xml:space="preserve">Promedio  </w:t>
-      </w:r>
-    </w:p>
-    <w:p>
-      <w:pPr>
-        <w:rPr>
-          <w:rFonts w:ascii="Arial" w:hAnsi="Arial" w:cs="Arial"/>
-          <w:b/>
-          <w:bCs/>
-          <w:lang w:val="es-ES"/>
-        </w:rPr>
-      </w:pPr>
-    </w:p>
-    <w:p>
-      <w:pPr>
-        <w:rPr>
-          <w:rFonts w:ascii="Arial" w:hAnsi="Arial" w:cs="Arial"/>
-          <w:b/>
-          <w:bCs/>
-          <w:lang w:val="es-ES"/>
-        </w:rPr>
-      </w:pPr>
-      <w:r>
-        <w:rPr>
-          <w:rFonts w:ascii="Arial" w:hAnsi="Arial" w:cs="Arial"/>
-          <w:b/>
-          <w:bCs/>
-          <w:lang w:val="es-ES"/>
-        </w:rPr>
-        <w:t>[[#aspectos_list]]</w:t>
-      </w:r>
-    </w:p>
-    <w:p>
-      <w:pPr>
-        <w:rPr>
-          <w:rFonts w:ascii="Arial" w:hAnsi="Arial" w:cs="Arial"/>
-          <w:b/>
-          <w:bCs/>
-          <w:lang w:val="es-ES"/>
-        </w:rPr>
-      </w:pPr>
-      <w:r>
-        <w:rPr>
-          <w:rFonts w:ascii="Arial" w:hAnsi="Arial" w:cs="Arial"/>
-          <w:b/>
-          <w:bCs/>
-          <w:lang w:val="es-ES"/>
-        </w:rPr>
-        <w:t>[[nombre]]</w:t>
-      </w:r>
-      <w:r>
-        <w:rPr>
-          <w:rFonts w:ascii="Arial" w:hAnsi="Arial" w:cs="Arial"/>
-          <w:b/>
-          <w:bCs/>
-          <w:lang w:val="es-ES"/>
-        </w:rPr>
-        <w:tab/>
-        <w:t xml:space="preserve">[[promedio]]  </w:t>
-      </w:r>
-    </w:p>
-    <w:p>
-      <w:pPr>
-        <w:rPr>
-          <w:rFonts w:ascii="Arial" w:hAnsi="Arial" w:cs="Arial"/>
-          <w:b/>
-          <w:bCs/>
-          <w:lang w:val="es-ES"/>
-        </w:rPr>
-      </w:pPr>
-      <w:r>
-        <w:rPr>
-          <w:rFonts w:ascii="Arial" w:hAnsi="Arial" w:cs="Arial"/>
-          <w:b/>
-          <w:bCs/>
-          <w:lang w:val="es-ES"/>
-        </w:rPr>
-        <w:t>[[/aspectos_list]]</w:t>
-      </w:r>
-    </w:p>
-    <w:p>
-      <w:pPr>
-        <w:rPr>
-          <w:rFonts w:ascii="Arial" w:hAnsi="Arial" w:cs="Arial"/>
-          <w:b/>
-          <w:bCs/>
-          <w:lang w:val="es-ES"/>
-        </w:rPr>
-      </w:pPr>
-    </w:p>
-    <w:p>
-      <w:pPr>
-        <w:rPr>
-          <w:rFonts w:ascii="Arial" w:hAnsi="Arial" w:cs="Arial"/>
-          <w:b/>
-          <w:bCs/>
-          <w:lang w:val="es-ES"/>
-        </w:rPr>
-      </w:pPr>
-      <w:r>
-        <w:rPr>
-          <w:rFonts w:ascii="Arial" w:hAnsi="Arial" w:cs="Arial"/>
-          <w:b/>
-          <w:bCs/>
-          <w:lang w:val="es-ES"/>
-        </w:rPr>
-        <w:t xml:space="preserve">------------------------------------------------------------  </w:t>
-      </w:r>
-    </w:p>
-    <w:p>
-      <w:pPr>
-        <w:rPr>
-          <w:rFonts w:ascii="Arial" w:hAnsi="Arial" w:cs="Arial"/>
-          <w:b/>
-          <w:bCs/>
-          <w:lang w:val="es-ES"/>
-        </w:rPr>
-      </w:pPr>
-    </w:p>
-    <w:p>
-      <w:r>
-        <w:rPr>
-          <w:rFonts w:ascii="Arial" w:hAnsi="Arial" w:cs="Arial"/>
-          <w:b/>
-          <w:bCs/>
-          <w:lang w:val="es-ES"/>
-        </w:rPr>
-        <w:t>FIN DEL REPORTE</w:t>
-      </w:r>
+        <w:spacing w:before="200"/>
+      </w:pPr>
     </w:p>
     <w:p/>
     <w:sectPr>
@@ -3146,6 +3660,7 @@
   <w:style w:type="character" w:default="1" w:styleId="Fuentedeprrafopredeter">
     <w:name w:val="Default Paragraph Font"/>
     <w:uiPriority w:val="1"/>
+    <w:semiHidden/>
     <w:unhideWhenUsed/>
   </w:style>
   <w:style w:type="table" w:default="1" w:styleId="Tablanormal">
